--- a/ADG/10장/10장_실습문제.docx
+++ b/ADG/10장/10장_실습문제.docx
@@ -51,6 +51,60 @@
           <w:rFonts w:ascii="맑은 고딕" w:hAnsi="맑은 고딕" w:eastAsia="맑은 고딕"/>
           <w:sz w:val="21"/>
         </w:rPr>
+        <w:t>① FARSYNC</w:t>
+      </w:r>
+    </w:p>
+    <w:p>
+      <w:r>
+        <w:rPr>
+          <w:rFonts w:ascii="맑은 고딕" w:hAnsi="맑은 고딕" w:eastAsia="맑은 고딕"/>
+          <w:sz w:val="21"/>
+        </w:rPr>
+        <w:t>② FAR SYNC</w:t>
+      </w:r>
+    </w:p>
+    <w:p>
+      <w:r>
+        <w:rPr>
+          <w:rFonts w:ascii="맑은 고딕" w:hAnsi="맑은 고딕" w:eastAsia="맑은 고딕"/>
+          <w:sz w:val="21"/>
+        </w:rPr>
+        <w:t>③ LOGICAL STANDBY</w:t>
+      </w:r>
+    </w:p>
+    <w:p>
+      <w:r>
+        <w:rPr>
+          <w:rFonts w:ascii="맑은 고딕" w:hAnsi="맑은 고딕" w:eastAsia="맑은 고딕"/>
+          <w:sz w:val="21"/>
+        </w:rPr>
+        <w:t>④ PHYSICAL STANDBY</w:t>
+      </w:r>
+    </w:p>
+    <w:p>
+      <w:r>
+        <w:rPr>
+          <w:rFonts w:ascii="맑은 고딕" w:hAnsi="맑은 고딕" w:eastAsia="맑은 고딕"/>
+          <w:sz w:val="21"/>
+        </w:rPr>
+        <w:t>하-02 · 객관식</w:t>
+      </w:r>
+    </w:p>
+    <w:p>
+      <w:r>
+        <w:rPr>
+          <w:rFonts w:ascii="맑은 고딕" w:hAnsi="맑은 고딕" w:eastAsia="맑은 고딕"/>
+          <w:sz w:val="21"/>
+        </w:rPr>
+        <w:t>[하-02] Far Sync 인스턴스의 `CONTROLFILE_TYPE` 값은?</w:t>
+      </w:r>
+    </w:p>
+    <w:p>
+      <w:r>
+        <w:rPr>
+          <w:rFonts w:ascii="맑은 고딕" w:hAnsi="맑은 고딕" w:eastAsia="맑은 고딕"/>
+          <w:sz w:val="21"/>
+        </w:rPr>
         <w:t>① FAR SYNC</w:t>
       </w:r>
     </w:p>
@@ -60,7 +114,7 @@
           <w:rFonts w:ascii="맑은 고딕" w:hAnsi="맑은 고딕" w:eastAsia="맑은 고딕"/>
           <w:sz w:val="21"/>
         </w:rPr>
-        <w:t>② PHYSICAL STANDBY</w:t>
+        <w:t>② CURRENT</w:t>
       </w:r>
     </w:p>
     <w:p>
@@ -78,61 +132,7 @@
           <w:rFonts w:ascii="맑은 고딕" w:hAnsi="맑은 고딕" w:eastAsia="맑은 고딕"/>
           <w:sz w:val="21"/>
         </w:rPr>
-        <w:t>④ LOGICAL STANDBY</w:t>
-      </w:r>
-    </w:p>
-    <w:p>
-      <w:r>
-        <w:rPr>
-          <w:rFonts w:ascii="맑은 고딕" w:hAnsi="맑은 고딕" w:eastAsia="맑은 고딕"/>
-          <w:sz w:val="21"/>
-        </w:rPr>
-        <w:t>하-02 · 객관식</w:t>
-      </w:r>
-    </w:p>
-    <w:p>
-      <w:r>
-        <w:rPr>
-          <w:rFonts w:ascii="맑은 고딕" w:hAnsi="맑은 고딕" w:eastAsia="맑은 고딕"/>
-          <w:sz w:val="21"/>
-        </w:rPr>
-        <w:t>[하-02] Far Sync 인스턴스의 `CONTROLFILE_TYPE` 값은?</w:t>
-      </w:r>
-    </w:p>
-    <w:p>
-      <w:r>
-        <w:rPr>
-          <w:rFonts w:ascii="맑은 고딕" w:hAnsi="맑은 고딕" w:eastAsia="맑은 고딕"/>
-          <w:sz w:val="21"/>
-        </w:rPr>
-        <w:t>① FARSYNC</w:t>
-      </w:r>
-    </w:p>
-    <w:p>
-      <w:r>
-        <w:rPr>
-          <w:rFonts w:ascii="맑은 고딕" w:hAnsi="맑은 고딕" w:eastAsia="맑은 고딕"/>
-          <w:sz w:val="21"/>
-        </w:rPr>
-        <w:t>② FAR SYNC</w:t>
-      </w:r>
-    </w:p>
-    <w:p>
-      <w:r>
-        <w:rPr>
-          <w:rFonts w:ascii="맑은 고딕" w:hAnsi="맑은 고딕" w:eastAsia="맑은 고딕"/>
-          <w:sz w:val="21"/>
-        </w:rPr>
-        <w:t>③ STANDBY</w:t>
-      </w:r>
-    </w:p>
-    <w:p>
-      <w:r>
-        <w:rPr>
-          <w:rFonts w:ascii="맑은 고딕" w:hAnsi="맑은 고딕" w:eastAsia="맑은 고딕"/>
-          <w:sz w:val="21"/>
-        </w:rPr>
-        <w:t>④ CURRENT</w:t>
+        <w:t>④ STANDBY</w:t>
       </w:r>
     </w:p>
     <w:p>
@@ -159,7 +159,7 @@
           <w:rFonts w:ascii="맑은 고딕" w:hAnsi="맑은 고딕" w:eastAsia="맑은 고딕"/>
           <w:sz w:val="21"/>
         </w:rPr>
-        <w:t>① ALTER DATABASE CREATE FAR SYNC INSTANCE CONTROLFILE AS '...'</w:t>
+        <w:t>① ALTER DATABASE CREATE STANDBY CONTROLFILE AS '...'</w:t>
       </w:r>
     </w:p>
     <w:p>
@@ -177,7 +177,7 @@
           <w:rFonts w:ascii="맑은 고딕" w:hAnsi="맑은 고딕" w:eastAsia="맑은 고딕"/>
           <w:sz w:val="21"/>
         </w:rPr>
-        <w:t>③ ALTER DATABASE CREATE STANDBY CONTROLFILE AS '...'</w:t>
+        <w:t>③ ALTER DATABASE CREATE FAR SYNC INSTANCE CONTROLFILE AS '...'</w:t>
       </w:r>
     </w:p>
     <w:p>
@@ -213,34 +213,34 @@
           <w:rFonts w:ascii="맑은 고딕" w:hAnsi="맑은 고딕" w:eastAsia="맑은 고딕"/>
           <w:sz w:val="21"/>
         </w:rPr>
-        <w:t>① 18,989,056바이트</w:t>
-      </w:r>
-    </w:p>
-    <w:p>
-      <w:r>
-        <w:rPr>
-          <w:rFonts w:ascii="맑은 고딕" w:hAnsi="맑은 고딕" w:eastAsia="맑은 고딕"/>
-          <w:sz w:val="21"/>
-        </w:rPr>
-        <w:t>② 209,715,712바이트</w:t>
-      </w:r>
-    </w:p>
-    <w:p>
-      <w:r>
-        <w:rPr>
-          <w:rFonts w:ascii="맑은 고딕" w:hAnsi="맑은 고딕" w:eastAsia="맑은 고딕"/>
-          <w:sz w:val="21"/>
-        </w:rPr>
-        <w:t>③ 10,485,760바이트</w:t>
-      </w:r>
-    </w:p>
-    <w:p>
-      <w:r>
-        <w:rPr>
-          <w:rFonts w:ascii="맑은 고딕" w:hAnsi="맑은 고딕" w:eastAsia="맑은 고딕"/>
-          <w:sz w:val="21"/>
-        </w:rPr>
-        <w:t>④ 838,858,664바이트</w:t>
+        <w:t>① 209,715,712바이트</w:t>
+      </w:r>
+    </w:p>
+    <w:p>
+      <w:r>
+        <w:rPr>
+          <w:rFonts w:ascii="맑은 고딕" w:hAnsi="맑은 고딕" w:eastAsia="맑은 고딕"/>
+          <w:sz w:val="21"/>
+        </w:rPr>
+        <w:t>② 838,858,664바이트</w:t>
+      </w:r>
+    </w:p>
+    <w:p>
+      <w:r>
+        <w:rPr>
+          <w:rFonts w:ascii="맑은 고딕" w:hAnsi="맑은 고딕" w:eastAsia="맑은 고딕"/>
+          <w:sz w:val="21"/>
+        </w:rPr>
+        <w:t>③ 18,989,056바이트</w:t>
+      </w:r>
+    </w:p>
+    <w:p>
+      <w:r>
+        <w:rPr>
+          <w:rFonts w:ascii="맑은 고딕" w:hAnsi="맑은 고딕" w:eastAsia="맑은 고딕"/>
+          <w:sz w:val="21"/>
+        </w:rPr>
+        <w:t>④ 10,485,760바이트</w:t>
       </w:r>
     </w:p>
     <w:p>
@@ -267,16 +267,772 @@
           <w:rFonts w:ascii="맑은 고딕" w:hAnsi="맑은 고딕" w:eastAsia="맑은 고딕"/>
           <w:sz w:val="21"/>
         </w:rPr>
-        <w:t>① ORA-00900</w:t>
-      </w:r>
-    </w:p>
-    <w:p>
-      <w:r>
-        <w:rPr>
-          <w:rFonts w:ascii="맑은 고딕" w:hAnsi="맑은 고딕" w:eastAsia="맑은 고딕"/>
-          <w:sz w:val="21"/>
-        </w:rPr>
-        <w:t>② ORA-02231</w:t>
+        <w:t>① ORA-01184</w:t>
+      </w:r>
+    </w:p>
+    <w:p>
+      <w:r>
+        <w:rPr>
+          <w:rFonts w:ascii="맑은 고딕" w:hAnsi="맑은 고딕" w:eastAsia="맑은 고딕"/>
+          <w:sz w:val="21"/>
+        </w:rPr>
+        <w:t>② ORA-00900</w:t>
+      </w:r>
+    </w:p>
+    <w:p>
+      <w:r>
+        <w:rPr>
+          <w:rFonts w:ascii="맑은 고딕" w:hAnsi="맑은 고딕" w:eastAsia="맑은 고딕"/>
+          <w:sz w:val="21"/>
+        </w:rPr>
+        <w:t>③ ORA-16476</w:t>
+      </w:r>
+    </w:p>
+    <w:p>
+      <w:r>
+        <w:rPr>
+          <w:rFonts w:ascii="맑은 고딕" w:hAnsi="맑은 고딕" w:eastAsia="맑은 고딕"/>
+          <w:sz w:val="21"/>
+        </w:rPr>
+        <w:t>④ ORA-02231</w:t>
+      </w:r>
+    </w:p>
+    <w:p>
+      <w:r>
+        <w:rPr>
+          <w:rFonts w:ascii="맑은 고딕" w:hAnsi="맑은 고딕" w:eastAsia="맑은 고딕"/>
+          <w:sz w:val="21"/>
+        </w:rPr>
+        <w:t>하-06 · 객관식</w:t>
+      </w:r>
+    </w:p>
+    <w:p>
+      <w:r>
+        <w:rPr>
+          <w:rFonts w:ascii="맑은 고딕" w:hAnsi="맑은 고딕" w:eastAsia="맑은 고딕"/>
+          <w:sz w:val="21"/>
+        </w:rPr>
+        <w:t>[하-06] Far Sync 인스턴스의 `V$DATAFILE` 행 수는?</w:t>
+      </w:r>
+    </w:p>
+    <w:p>
+      <w:r>
+        <w:rPr>
+          <w:rFonts w:ascii="맑은 고딕" w:hAnsi="맑은 고딕" w:eastAsia="맑은 고딕"/>
+          <w:sz w:val="21"/>
+        </w:rPr>
+        <w:t>① 11</w:t>
+      </w:r>
+    </w:p>
+    <w:p>
+      <w:r>
+        <w:rPr>
+          <w:rFonts w:ascii="맑은 고딕" w:hAnsi="맑은 고딕" w:eastAsia="맑은 고딕"/>
+          <w:sz w:val="21"/>
+        </w:rPr>
+        <w:t>② 3</w:t>
+      </w:r>
+    </w:p>
+    <w:p>
+      <w:r>
+        <w:rPr>
+          <w:rFonts w:ascii="맑은 고딕" w:hAnsi="맑은 고딕" w:eastAsia="맑은 고딕"/>
+          <w:sz w:val="21"/>
+        </w:rPr>
+        <w:t>③ 0</w:t>
+      </w:r>
+    </w:p>
+    <w:p>
+      <w:r>
+        <w:rPr>
+          <w:rFonts w:ascii="맑은 고딕" w:hAnsi="맑은 고딕" w:eastAsia="맑은 고딕"/>
+          <w:sz w:val="21"/>
+        </w:rPr>
+        <w:t>④ 4</w:t>
+      </w:r>
+    </w:p>
+    <w:p>
+      <w:r>
+        <w:rPr>
+          <w:rFonts w:ascii="맑은 고딕" w:hAnsi="맑은 고딕" w:eastAsia="맑은 고딕"/>
+          <w:sz w:val="21"/>
+        </w:rPr>
+        <w:t>하-07 · 객관식</w:t>
+      </w:r>
+    </w:p>
+    <w:p>
+      <w:r>
+        <w:rPr>
+          <w:rFonts w:ascii="맑은 고딕" w:hAnsi="맑은 고딕" w:eastAsia="맑은 고딕"/>
+          <w:sz w:val="21"/>
+        </w:rPr>
+        <w:t>[하-07] Far Sync 인스턴스의 `V$LOG` 행 수는?</w:t>
+      </w:r>
+    </w:p>
+    <w:p>
+      <w:r>
+        <w:rPr>
+          <w:rFonts w:ascii="맑은 고딕" w:hAnsi="맑은 고딕" w:eastAsia="맑은 고딕"/>
+          <w:sz w:val="21"/>
+        </w:rPr>
+        <w:t>① 3</w:t>
+      </w:r>
+    </w:p>
+    <w:p>
+      <w:r>
+        <w:rPr>
+          <w:rFonts w:ascii="맑은 고딕" w:hAnsi="맑은 고딕" w:eastAsia="맑은 고딕"/>
+          <w:sz w:val="21"/>
+        </w:rPr>
+        <w:t>② 0</w:t>
+      </w:r>
+    </w:p>
+    <w:p>
+      <w:r>
+        <w:rPr>
+          <w:rFonts w:ascii="맑은 고딕" w:hAnsi="맑은 고딕" w:eastAsia="맑은 고딕"/>
+          <w:sz w:val="21"/>
+        </w:rPr>
+        <w:t>③ 4</w:t>
+      </w:r>
+    </w:p>
+    <w:p>
+      <w:r>
+        <w:rPr>
+          <w:rFonts w:ascii="맑은 고딕" w:hAnsi="맑은 고딕" w:eastAsia="맑은 고딕"/>
+          <w:sz w:val="21"/>
+        </w:rPr>
+        <w:t>④ 7</w:t>
+      </w:r>
+    </w:p>
+    <w:p>
+      <w:r>
+        <w:rPr>
+          <w:rFonts w:ascii="맑은 고딕" w:hAnsi="맑은 고딕" w:eastAsia="맑은 고딕"/>
+          <w:sz w:val="21"/>
+        </w:rPr>
+        <w:t>하-08 · 객관식</w:t>
+      </w:r>
+    </w:p>
+    <w:p>
+      <w:r>
+        <w:rPr>
+          <w:rFonts w:ascii="맑은 고딕" w:hAnsi="맑은 고딕" w:eastAsia="맑은 고딕"/>
+          <w:sz w:val="21"/>
+        </w:rPr>
+        <w:t>[하-08] 실습에서 Far Sync의 SRL은 몇 그룹인가?</w:t>
+      </w:r>
+    </w:p>
+    <w:p>
+      <w:r>
+        <w:rPr>
+          <w:rFonts w:ascii="맑은 고딕" w:hAnsi="맑은 고딕" w:eastAsia="맑은 고딕"/>
+          <w:sz w:val="21"/>
+        </w:rPr>
+        <w:t>① 1</w:t>
+      </w:r>
+    </w:p>
+    <w:p>
+      <w:r>
+        <w:rPr>
+          <w:rFonts w:ascii="맑은 고딕" w:hAnsi="맑은 고딕" w:eastAsia="맑은 고딕"/>
+          <w:sz w:val="21"/>
+        </w:rPr>
+        <w:t>② 4</w:t>
+      </w:r>
+    </w:p>
+    <w:p>
+      <w:r>
+        <w:rPr>
+          <w:rFonts w:ascii="맑은 고딕" w:hAnsi="맑은 고딕" w:eastAsia="맑은 고딕"/>
+          <w:sz w:val="21"/>
+        </w:rPr>
+        <w:t>③ 7</w:t>
+      </w:r>
+    </w:p>
+    <w:p>
+      <w:r>
+        <w:rPr>
+          <w:rFonts w:ascii="맑은 고딕" w:hAnsi="맑은 고딕" w:eastAsia="맑은 고딕"/>
+          <w:sz w:val="21"/>
+        </w:rPr>
+        <w:t>④ 3</w:t>
+      </w:r>
+    </w:p>
+    <w:p>
+      <w:r>
+        <w:rPr>
+          <w:rFonts w:ascii="맑은 고딕" w:hAnsi="맑은 고딕" w:eastAsia="맑은 고딕"/>
+          <w:sz w:val="21"/>
+        </w:rPr>
+        <w:t>하-09 · 객관식</w:t>
+      </w:r>
+    </w:p>
+    <w:p>
+      <w:r>
+        <w:rPr>
+          <w:rFonts w:ascii="맑은 고딕" w:hAnsi="맑은 고딕" w:eastAsia="맑은 고딕"/>
+          <w:sz w:val="21"/>
+        </w:rPr>
+        <w:t>[하-09] Far Sync를 `OPEN`하려 하면 나오는 오류는?</w:t>
+      </w:r>
+    </w:p>
+    <w:p>
+      <w:r>
+        <w:rPr>
+          <w:rFonts w:ascii="맑은 고딕" w:hAnsi="맑은 고딕" w:eastAsia="맑은 고딕"/>
+          <w:sz w:val="21"/>
+        </w:rPr>
+        <w:t>① ORA-01109</w:t>
+      </w:r>
+    </w:p>
+    <w:p>
+      <w:r>
+        <w:rPr>
+          <w:rFonts w:ascii="맑은 고딕" w:hAnsi="맑은 고딕" w:eastAsia="맑은 고딕"/>
+          <w:sz w:val="21"/>
+        </w:rPr>
+        <w:t>② ORA-16057</w:t>
+      </w:r>
+    </w:p>
+    <w:p>
+      <w:r>
+        <w:rPr>
+          <w:rFonts w:ascii="맑은 고딕" w:hAnsi="맑은 고딕" w:eastAsia="맑은 고딕"/>
+          <w:sz w:val="21"/>
+        </w:rPr>
+        <w:t>③ ORA-01665</w:t>
+      </w:r>
+    </w:p>
+    <w:p>
+      <w:r>
+        <w:rPr>
+          <w:rFonts w:ascii="맑은 고딕" w:hAnsi="맑은 고딕" w:eastAsia="맑은 고딕"/>
+          <w:sz w:val="21"/>
+        </w:rPr>
+        <w:t>④ ORA-16476</w:t>
+      </w:r>
+    </w:p>
+    <w:p>
+      <w:r>
+        <w:rPr>
+          <w:rFonts w:ascii="맑은 고딕" w:hAnsi="맑은 고딕" w:eastAsia="맑은 고딕"/>
+          <w:sz w:val="21"/>
+        </w:rPr>
+        <w:t>하-10 · 객관식</w:t>
+      </w:r>
+    </w:p>
+    <w:p>
+      <w:r>
+        <w:rPr>
+          <w:rFonts w:ascii="맑은 고딕" w:hAnsi="맑은 고딕" w:eastAsia="맑은 고딕"/>
+          <w:sz w:val="21"/>
+        </w:rPr>
+        <w:t>[하-10] Far Sync에서 MRP를 기동하려 하면 나오는 오류는?</w:t>
+      </w:r>
+    </w:p>
+    <w:p>
+      <w:r>
+        <w:rPr>
+          <w:rFonts w:ascii="맑은 고딕" w:hAnsi="맑은 고딕" w:eastAsia="맑은 고딕"/>
+          <w:sz w:val="21"/>
+        </w:rPr>
+        <w:t>① ORA-16476</w:t>
+      </w:r>
+    </w:p>
+    <w:p>
+      <w:r>
+        <w:rPr>
+          <w:rFonts w:ascii="맑은 고딕" w:hAnsi="맑은 고딕" w:eastAsia="맑은 고딕"/>
+          <w:sz w:val="21"/>
+        </w:rPr>
+        <w:t>② ORA-01665</w:t>
+      </w:r>
+    </w:p>
+    <w:p>
+      <w:r>
+        <w:rPr>
+          <w:rFonts w:ascii="맑은 고딕" w:hAnsi="맑은 고딕" w:eastAsia="맑은 고딕"/>
+          <w:sz w:val="21"/>
+        </w:rPr>
+        <w:t>③ ORA-00904</w:t>
+      </w:r>
+    </w:p>
+    <w:p>
+      <w:r>
+        <w:rPr>
+          <w:rFonts w:ascii="맑은 고딕" w:hAnsi="맑은 고딕" w:eastAsia="맑은 고딕"/>
+          <w:sz w:val="21"/>
+        </w:rPr>
+        <w:t>④ ORA-16057</w:t>
+      </w:r>
+    </w:p>
+    <w:p>
+      <w:r>
+        <w:rPr>
+          <w:rFonts w:ascii="맑은 고딕" w:hAnsi="맑은 고딕" w:eastAsia="맑은 고딕"/>
+          <w:sz w:val="21"/>
+        </w:rPr>
+        <w:t>하-11 · 객관식</w:t>
+      </w:r>
+    </w:p>
+    <w:p>
+      <w:r>
+        <w:rPr>
+          <w:rFonts w:ascii="맑은 고딕" w:hAnsi="맑은 고딕" w:eastAsia="맑은 고딕"/>
+          <w:sz w:val="21"/>
+        </w:rPr>
+        <w:t>[하-11] Far Sync에 SRL을 `ADD`하려 할 때 나온 오류는?</w:t>
+      </w:r>
+    </w:p>
+    <w:p>
+      <w:r>
+        <w:rPr>
+          <w:rFonts w:ascii="맑은 고딕" w:hAnsi="맑은 고딕" w:eastAsia="맑은 고딕"/>
+          <w:sz w:val="21"/>
+        </w:rPr>
+        <w:t>① ORA-00904</w:t>
+      </w:r>
+    </w:p>
+    <w:p>
+      <w:r>
+        <w:rPr>
+          <w:rFonts w:ascii="맑은 고딕" w:hAnsi="맑은 고딕" w:eastAsia="맑은 고딕"/>
+          <w:sz w:val="21"/>
+        </w:rPr>
+        <w:t>② ORA-01184</w:t>
+      </w:r>
+    </w:p>
+    <w:p>
+      <w:r>
+        <w:rPr>
+          <w:rFonts w:ascii="맑은 고딕" w:hAnsi="맑은 고딕" w:eastAsia="맑은 고딕"/>
+          <w:sz w:val="21"/>
+        </w:rPr>
+        <w:t>③ ORA-16057</w:t>
+      </w:r>
+    </w:p>
+    <w:p>
+      <w:r>
+        <w:rPr>
+          <w:rFonts w:ascii="맑은 고딕" w:hAnsi="맑은 고딕" w:eastAsia="맑은 고딕"/>
+          <w:sz w:val="21"/>
+        </w:rPr>
+        <w:t>④ ORA-01109</w:t>
+      </w:r>
+    </w:p>
+    <w:p>
+      <w:r>
+        <w:rPr>
+          <w:rFonts w:ascii="맑은 고딕" w:hAnsi="맑은 고딕" w:eastAsia="맑은 고딕"/>
+          <w:sz w:val="21"/>
+        </w:rPr>
+        <w:t>하-12 · 객관식</w:t>
+      </w:r>
+    </w:p>
+    <w:p>
+      <w:r>
+        <w:rPr>
+          <w:rFonts w:ascii="맑은 고딕" w:hAnsi="맑은 고딕" w:eastAsia="맑은 고딕"/>
+          <w:sz w:val="21"/>
+        </w:rPr>
+        <w:t>[하-12] 그 오류를 해결한 명령은?</w:t>
+      </w:r>
+    </w:p>
+    <w:p>
+      <w:r>
+        <w:rPr>
+          <w:rFonts w:ascii="맑은 고딕" w:hAnsi="맑은 고딕" w:eastAsia="맑은 고딕"/>
+          <w:sz w:val="21"/>
+        </w:rPr>
+        <w:t>① ALTER DATABASE CREATE DATAFILE ... AS NEW</w:t>
+      </w:r>
+    </w:p>
+    <w:p>
+      <w:r>
+        <w:rPr>
+          <w:rFonts w:ascii="맑은 고딕" w:hAnsi="맑은 고딕" w:eastAsia="맑은 고딕"/>
+          <w:sz w:val="21"/>
+        </w:rPr>
+        <w:t>② ALTER DATABASE CLEAR LOGFILE GROUP n</w:t>
+      </w:r>
+    </w:p>
+    <w:p>
+      <w:r>
+        <w:rPr>
+          <w:rFonts w:ascii="맑은 고딕" w:hAnsi="맑은 고딕" w:eastAsia="맑은 고딕"/>
+          <w:sz w:val="21"/>
+        </w:rPr>
+        <w:t>③ ALTER DATABASE DROP LOGFILE GROUP n</w:t>
+      </w:r>
+    </w:p>
+    <w:p>
+      <w:r>
+        <w:rPr>
+          <w:rFonts w:ascii="맑은 고딕" w:hAnsi="맑은 고딕" w:eastAsia="맑은 고딕"/>
+          <w:sz w:val="21"/>
+        </w:rPr>
+        <w:t>④ ALTER DATABASE ADD STANDBY LOGFILE</w:t>
+      </w:r>
+    </w:p>
+    <w:p>
+      <w:r>
+        <w:rPr>
+          <w:rFonts w:ascii="맑은 고딕" w:hAnsi="맑은 고딕" w:eastAsia="맑은 고딕"/>
+          <w:sz w:val="21"/>
+        </w:rPr>
+        <w:t>하-13 · 객관식</w:t>
+      </w:r>
+    </w:p>
+    <w:p>
+      <w:r>
+        <w:rPr>
+          <w:rFonts w:ascii="맑은 고딕" w:hAnsi="맑은 고딕" w:eastAsia="맑은 고딕"/>
+          <w:sz w:val="21"/>
+        </w:rPr>
+        <w:t>[하-13] 실습에서 만들어진 SRL 파일 하나의 크기는?</w:t>
+      </w:r>
+    </w:p>
+    <w:p>
+      <w:r>
+        <w:rPr>
+          <w:rFonts w:ascii="맑은 고딕" w:hAnsi="맑은 고딕" w:eastAsia="맑은 고딕"/>
+          <w:sz w:val="21"/>
+        </w:rPr>
+        <w:t>① 104,857,600바이트</w:t>
+      </w:r>
+    </w:p>
+    <w:p>
+      <w:r>
+        <w:rPr>
+          <w:rFonts w:ascii="맑은 고딕" w:hAnsi="맑은 고딕" w:eastAsia="맑은 고딕"/>
+          <w:sz w:val="21"/>
+        </w:rPr>
+        <w:t>② 111,647,744바이트</w:t>
+      </w:r>
+    </w:p>
+    <w:p>
+      <w:r>
+        <w:rPr>
+          <w:rFonts w:ascii="맑은 고딕" w:hAnsi="맑은 고딕" w:eastAsia="맑은 고딕"/>
+          <w:sz w:val="21"/>
+        </w:rPr>
+        <w:t>③ 209,715,712바이트</w:t>
+      </w:r>
+    </w:p>
+    <w:p>
+      <w:r>
+        <w:rPr>
+          <w:rFonts w:ascii="맑은 고딕" w:hAnsi="맑은 고딕" w:eastAsia="맑은 고딕"/>
+          <w:sz w:val="21"/>
+        </w:rPr>
+        <w:t>④ 18,989,056바이트</w:t>
+      </w:r>
+    </w:p>
+    <w:p>
+      <w:r>
+        <w:rPr>
+          <w:rFonts w:ascii="맑은 고딕" w:hAnsi="맑은 고딕" w:eastAsia="맑은 고딕"/>
+          <w:sz w:val="21"/>
+        </w:rPr>
+        <w:t>하-14 · 객관식</w:t>
+      </w:r>
+    </w:p>
+    <w:p>
+      <w:r>
+        <w:rPr>
+          <w:rFonts w:ascii="맑은 고딕" w:hAnsi="맑은 고딕" w:eastAsia="맑은 고딕"/>
+          <w:sz w:val="21"/>
+        </w:rPr>
+        <w:t>[하-14] Far Sync가 Primary로부터 받을 때 쓰는 전송 방식은?</w:t>
+      </w:r>
+    </w:p>
+    <w:p>
+      <w:r>
+        <w:rPr>
+          <w:rFonts w:ascii="맑은 고딕" w:hAnsi="맑은 고딕" w:eastAsia="맑은 고딕"/>
+          <w:sz w:val="21"/>
+        </w:rPr>
+        <w:t>① ASYNC NOAFFIRM</w:t>
+      </w:r>
+    </w:p>
+    <w:p>
+      <w:r>
+        <w:rPr>
+          <w:rFonts w:ascii="맑은 고딕" w:hAnsi="맑은 고딕" w:eastAsia="맑은 고딕"/>
+          <w:sz w:val="21"/>
+        </w:rPr>
+        <w:t>② SYNC AFFIRM</w:t>
+      </w:r>
+    </w:p>
+    <w:p>
+      <w:r>
+        <w:rPr>
+          <w:rFonts w:ascii="맑은 고딕" w:hAnsi="맑은 고딕" w:eastAsia="맑은 고딕"/>
+          <w:sz w:val="21"/>
+        </w:rPr>
+        <w:t>③ SYNC NOAFFIRM</w:t>
+      </w:r>
+    </w:p>
+    <w:p>
+      <w:r>
+        <w:rPr>
+          <w:rFonts w:ascii="맑은 고딕" w:hAnsi="맑은 고딕" w:eastAsia="맑은 고딕"/>
+          <w:sz w:val="21"/>
+        </w:rPr>
+        <w:t>④ ARCH</w:t>
+      </w:r>
+    </w:p>
+    <w:p>
+      <w:r>
+        <w:rPr>
+          <w:rFonts w:ascii="맑은 고딕" w:hAnsi="맑은 고딕" w:eastAsia="맑은 고딕"/>
+          <w:sz w:val="21"/>
+        </w:rPr>
+        <w:t>하-15 · 객관식</w:t>
+      </w:r>
+    </w:p>
+    <w:p>
+      <w:r>
+        <w:rPr>
+          <w:rFonts w:ascii="맑은 고딕" w:hAnsi="맑은 고딕" w:eastAsia="맑은 고딕"/>
+          <w:sz w:val="21"/>
+        </w:rPr>
+        <w:t>[하-15] Far Sync가 Standby로 전달할 때 쓰는 전송 방식은?</w:t>
+      </w:r>
+    </w:p>
+    <w:p>
+      <w:r>
+        <w:rPr>
+          <w:rFonts w:ascii="맑은 고딕" w:hAnsi="맑은 고딕" w:eastAsia="맑은 고딕"/>
+          <w:sz w:val="21"/>
+        </w:rPr>
+        <w:t>① SYNC AFFIRM</w:t>
+      </w:r>
+    </w:p>
+    <w:p>
+      <w:r>
+        <w:rPr>
+          <w:rFonts w:ascii="맑은 고딕" w:hAnsi="맑은 고딕" w:eastAsia="맑은 고딕"/>
+          <w:sz w:val="21"/>
+        </w:rPr>
+        <w:t>② ARCH</w:t>
+      </w:r>
+    </w:p>
+    <w:p>
+      <w:r>
+        <w:rPr>
+          <w:rFonts w:ascii="맑은 고딕" w:hAnsi="맑은 고딕" w:eastAsia="맑은 고딕"/>
+          <w:sz w:val="21"/>
+        </w:rPr>
+        <w:t>③ SYNC NOAFFIRM</w:t>
+      </w:r>
+    </w:p>
+    <w:p>
+      <w:r>
+        <w:rPr>
+          <w:rFonts w:ascii="맑은 고딕" w:hAnsi="맑은 고딕" w:eastAsia="맑은 고딕"/>
+          <w:sz w:val="21"/>
+        </w:rPr>
+        <w:t>④ ASYNC</w:t>
+      </w:r>
+    </w:p>
+    <w:p>
+      <w:r>
+        <w:rPr>
+          <w:rFonts w:ascii="맑은 고딕" w:hAnsi="맑은 고딕" w:eastAsia="맑은 고딕"/>
+          <w:sz w:val="21"/>
+        </w:rPr>
+        <w:t>하-16 · 객관식</w:t>
+      </w:r>
+    </w:p>
+    <w:p>
+      <w:r>
+        <w:rPr>
+          <w:rFonts w:ascii="맑은 고딕" w:hAnsi="맑은 고딕" w:eastAsia="맑은 고딕"/>
+          <w:sz w:val="21"/>
+        </w:rPr>
+        <w:t>[하-16] Far Sync의 전달 목적지에 주는 `VALID_FOR`는?</w:t>
+      </w:r>
+    </w:p>
+    <w:p>
+      <w:r>
+        <w:rPr>
+          <w:rFonts w:ascii="맑은 고딕" w:hAnsi="맑은 고딕" w:eastAsia="맑은 고딕"/>
+          <w:sz w:val="21"/>
+        </w:rPr>
+        <w:t>① (STANDBY_LOGFILES, STANDBY_ROLE)</w:t>
+      </w:r>
+    </w:p>
+    <w:p>
+      <w:r>
+        <w:rPr>
+          <w:rFonts w:ascii="맑은 고딕" w:hAnsi="맑은 고딕" w:eastAsia="맑은 고딕"/>
+          <w:sz w:val="21"/>
+        </w:rPr>
+        <w:t>② (ONLINE_LOGFILES, PRIMARY_ROLE)</w:t>
+      </w:r>
+    </w:p>
+    <w:p>
+      <w:r>
+        <w:rPr>
+          <w:rFonts w:ascii="맑은 고딕" w:hAnsi="맑은 고딕" w:eastAsia="맑은 고딕"/>
+          <w:sz w:val="21"/>
+        </w:rPr>
+        <w:t>③ (ONLINE_LOGFILES, ALL_ROLES)</w:t>
+      </w:r>
+    </w:p>
+    <w:p>
+      <w:r>
+        <w:rPr>
+          <w:rFonts w:ascii="맑은 고딕" w:hAnsi="맑은 고딕" w:eastAsia="맑은 고딕"/>
+          <w:sz w:val="21"/>
+        </w:rPr>
+        <w:t>④ (ALL_LOGFILES, ALL_ROLES)</w:t>
+      </w:r>
+    </w:p>
+    <w:p>
+      <w:r>
+        <w:rPr>
+          <w:rFonts w:ascii="맑은 고딕" w:hAnsi="맑은 고딕" w:eastAsia="맑은 고딕"/>
+          <w:sz w:val="21"/>
+        </w:rPr>
+        <w:t>하-17 · 객관식</w:t>
+      </w:r>
+    </w:p>
+    <w:p>
+      <w:r>
+        <w:rPr>
+          <w:rFonts w:ascii="맑은 고딕" w:hAnsi="맑은 고딕" w:eastAsia="맑은 고딕"/>
+          <w:sz w:val="21"/>
+        </w:rPr>
+        <w:t>[하-17] Far Sync 인스턴스를 기동하는 명령은?</w:t>
+      </w:r>
+    </w:p>
+    <w:p>
+      <w:r>
+        <w:rPr>
+          <w:rFonts w:ascii="맑은 고딕" w:hAnsi="맑은 고딕" w:eastAsia="맑은 고딕"/>
+          <w:sz w:val="21"/>
+        </w:rPr>
+        <w:t>① STARTUP NOMOUNT</w:t>
+      </w:r>
+    </w:p>
+    <w:p>
+      <w:r>
+        <w:rPr>
+          <w:rFonts w:ascii="맑은 고딕" w:hAnsi="맑은 고딕" w:eastAsia="맑은 고딕"/>
+          <w:sz w:val="21"/>
+        </w:rPr>
+        <w:t>② STARTUP</w:t>
+      </w:r>
+    </w:p>
+    <w:p>
+      <w:r>
+        <w:rPr>
+          <w:rFonts w:ascii="맑은 고딕" w:hAnsi="맑은 고딕" w:eastAsia="맑은 고딕"/>
+          <w:sz w:val="21"/>
+        </w:rPr>
+        <w:t>③ STARTUP MOUNT STANDBY DATABASE</w:t>
+      </w:r>
+    </w:p>
+    <w:p>
+      <w:r>
+        <w:rPr>
+          <w:rFonts w:ascii="맑은 고딕" w:hAnsi="맑은 고딕" w:eastAsia="맑은 고딕"/>
+          <w:sz w:val="21"/>
+        </w:rPr>
+        <w:t>④ STARTUP MOUNT</w:t>
+      </w:r>
+    </w:p>
+    <w:p>
+      <w:r>
+        <w:rPr>
+          <w:rFonts w:ascii="맑은 고딕" w:hAnsi="맑은 고딕" w:eastAsia="맑은 고딕"/>
+          <w:sz w:val="21"/>
+        </w:rPr>
+        <w:t>하-18 · 객관식</w:t>
+      </w:r>
+    </w:p>
+    <w:p>
+      <w:r>
+        <w:rPr>
+          <w:rFonts w:ascii="맑은 고딕" w:hAnsi="맑은 고딕" w:eastAsia="맑은 고딕"/>
+          <w:sz w:val="21"/>
+        </w:rPr>
+        <w:t>[하-18] Far Sync 노드로 옮겨야 하는 파일 두 가지는?</w:t>
+      </w:r>
+    </w:p>
+    <w:p>
+      <w:r>
+        <w:rPr>
+          <w:rFonts w:ascii="맑은 고딕" w:hAnsi="맑은 고딕" w:eastAsia="맑은 고딕"/>
+          <w:sz w:val="21"/>
+        </w:rPr>
+        <w:t>① 리두 로그와 컨트롤 파일</w:t>
+      </w:r>
+    </w:p>
+    <w:p>
+      <w:r>
+        <w:rPr>
+          <w:rFonts w:ascii="맑은 고딕" w:hAnsi="맑은 고딕" w:eastAsia="맑은 고딕"/>
+          <w:sz w:val="21"/>
+        </w:rPr>
+        <w:t>② SPFILE과 데이터 파일</w:t>
+      </w:r>
+    </w:p>
+    <w:p>
+      <w:r>
+        <w:rPr>
+          <w:rFonts w:ascii="맑은 고딕" w:hAnsi="맑은 고딕" w:eastAsia="맑은 고딕"/>
+          <w:sz w:val="21"/>
+        </w:rPr>
+        <w:t>③ 데이터 파일과 컨트롤 파일</w:t>
+      </w:r>
+    </w:p>
+    <w:p>
+      <w:r>
+        <w:rPr>
+          <w:rFonts w:ascii="맑은 고딕" w:hAnsi="맑은 고딕" w:eastAsia="맑은 고딕"/>
+          <w:sz w:val="21"/>
+        </w:rPr>
+        <w:t>④ 컨트롤 파일과 패스워드 파일</w:t>
+      </w:r>
+    </w:p>
+    <w:p>
+      <w:r>
+        <w:rPr>
+          <w:rFonts w:ascii="맑은 고딕" w:hAnsi="맑은 고딕" w:eastAsia="맑은 고딕"/>
+          <w:sz w:val="21"/>
+        </w:rPr>
+        <w:t>하-19 · 객관식</w:t>
+      </w:r>
+    </w:p>
+    <w:p>
+      <w:r>
+        <w:rPr>
+          <w:rFonts w:ascii="맑은 고딕" w:hAnsi="맑은 고딕" w:eastAsia="맑은 고딕"/>
+          <w:sz w:val="21"/>
+        </w:rPr>
+        <w:t>[하-19] `LOG_ARCHIVE_CONFIG`에 노드 이름이 빠지면 나오는 오류는?</w:t>
+      </w:r>
+    </w:p>
+    <w:p>
+      <w:r>
+        <w:rPr>
+          <w:rFonts w:ascii="맑은 고딕" w:hAnsi="맑은 고딕" w:eastAsia="맑은 고딕"/>
+          <w:sz w:val="21"/>
+        </w:rPr>
+        <w:t>① ORA-16057</w:t>
+      </w:r>
+    </w:p>
+    <w:p>
+      <w:r>
+        <w:rPr>
+          <w:rFonts w:ascii="맑은 고딕" w:hAnsi="맑은 고딕" w:eastAsia="맑은 고딕"/>
+          <w:sz w:val="21"/>
+        </w:rPr>
+        <w:t>② ORA-00904</w:t>
       </w:r>
     </w:p>
     <w:p>
@@ -303,178 +1059,16 @@
           <w:rFonts w:ascii="맑은 고딕" w:hAnsi="맑은 고딕" w:eastAsia="맑은 고딕"/>
           <w:sz w:val="21"/>
         </w:rPr>
-        <w:t>하-06 · 객관식</w:t>
-      </w:r>
-    </w:p>
-    <w:p>
-      <w:r>
-        <w:rPr>
-          <w:rFonts w:ascii="맑은 고딕" w:hAnsi="맑은 고딕" w:eastAsia="맑은 고딕"/>
-          <w:sz w:val="21"/>
-        </w:rPr>
-        <w:t>[하-06] Far Sync 인스턴스의 `V$DATAFILE` 행 수는?</w:t>
-      </w:r>
-    </w:p>
-    <w:p>
-      <w:r>
-        <w:rPr>
-          <w:rFonts w:ascii="맑은 고딕" w:hAnsi="맑은 고딕" w:eastAsia="맑은 고딕"/>
-          <w:sz w:val="21"/>
-        </w:rPr>
-        <w:t>① 0</w:t>
-      </w:r>
-    </w:p>
-    <w:p>
-      <w:r>
-        <w:rPr>
-          <w:rFonts w:ascii="맑은 고딕" w:hAnsi="맑은 고딕" w:eastAsia="맑은 고딕"/>
-          <w:sz w:val="21"/>
-        </w:rPr>
-        <w:t>② 3</w:t>
-      </w:r>
-    </w:p>
-    <w:p>
-      <w:r>
-        <w:rPr>
-          <w:rFonts w:ascii="맑은 고딕" w:hAnsi="맑은 고딕" w:eastAsia="맑은 고딕"/>
-          <w:sz w:val="21"/>
-        </w:rPr>
-        <w:t>③ 4</w:t>
-      </w:r>
-    </w:p>
-    <w:p>
-      <w:r>
-        <w:rPr>
-          <w:rFonts w:ascii="맑은 고딕" w:hAnsi="맑은 고딕" w:eastAsia="맑은 고딕"/>
-          <w:sz w:val="21"/>
-        </w:rPr>
-        <w:t>④ 11</w:t>
-      </w:r>
-    </w:p>
-    <w:p>
-      <w:r>
-        <w:rPr>
-          <w:rFonts w:ascii="맑은 고딕" w:hAnsi="맑은 고딕" w:eastAsia="맑은 고딕"/>
-          <w:sz w:val="21"/>
-        </w:rPr>
-        <w:t>하-07 · 객관식</w:t>
-      </w:r>
-    </w:p>
-    <w:p>
-      <w:r>
-        <w:rPr>
-          <w:rFonts w:ascii="맑은 고딕" w:hAnsi="맑은 고딕" w:eastAsia="맑은 고딕"/>
-          <w:sz w:val="21"/>
-        </w:rPr>
-        <w:t>[하-07] Far Sync 인스턴스의 `V$LOG` 행 수는?</w:t>
-      </w:r>
-    </w:p>
-    <w:p>
-      <w:r>
-        <w:rPr>
-          <w:rFonts w:ascii="맑은 고딕" w:hAnsi="맑은 고딕" w:eastAsia="맑은 고딕"/>
-          <w:sz w:val="21"/>
-        </w:rPr>
-        <w:t>① 0</w:t>
-      </w:r>
-    </w:p>
-    <w:p>
-      <w:r>
-        <w:rPr>
-          <w:rFonts w:ascii="맑은 고딕" w:hAnsi="맑은 고딕" w:eastAsia="맑은 고딕"/>
-          <w:sz w:val="21"/>
-        </w:rPr>
-        <w:t>② 3</w:t>
-      </w:r>
-    </w:p>
-    <w:p>
-      <w:r>
-        <w:rPr>
-          <w:rFonts w:ascii="맑은 고딕" w:hAnsi="맑은 고딕" w:eastAsia="맑은 고딕"/>
-          <w:sz w:val="21"/>
-        </w:rPr>
-        <w:t>③ 4</w:t>
-      </w:r>
-    </w:p>
-    <w:p>
-      <w:r>
-        <w:rPr>
-          <w:rFonts w:ascii="맑은 고딕" w:hAnsi="맑은 고딕" w:eastAsia="맑은 고딕"/>
-          <w:sz w:val="21"/>
-        </w:rPr>
-        <w:t>④ 7</w:t>
-      </w:r>
-    </w:p>
-    <w:p>
-      <w:r>
-        <w:rPr>
-          <w:rFonts w:ascii="맑은 고딕" w:hAnsi="맑은 고딕" w:eastAsia="맑은 고딕"/>
-          <w:sz w:val="21"/>
-        </w:rPr>
-        <w:t>하-08 · 객관식</w:t>
-      </w:r>
-    </w:p>
-    <w:p>
-      <w:r>
-        <w:rPr>
-          <w:rFonts w:ascii="맑은 고딕" w:hAnsi="맑은 고딕" w:eastAsia="맑은 고딕"/>
-          <w:sz w:val="21"/>
-        </w:rPr>
-        <w:t>[하-08] 실습에서 Far Sync의 SRL은 몇 그룹인가?</w:t>
-      </w:r>
-    </w:p>
-    <w:p>
-      <w:r>
-        <w:rPr>
-          <w:rFonts w:ascii="맑은 고딕" w:hAnsi="맑은 고딕" w:eastAsia="맑은 고딕"/>
-          <w:sz w:val="21"/>
-        </w:rPr>
-        <w:t>① 4</w:t>
-      </w:r>
-    </w:p>
-    <w:p>
-      <w:r>
-        <w:rPr>
-          <w:rFonts w:ascii="맑은 고딕" w:hAnsi="맑은 고딕" w:eastAsia="맑은 고딕"/>
-          <w:sz w:val="21"/>
-        </w:rPr>
-        <w:t>② 3</w:t>
-      </w:r>
-    </w:p>
-    <w:p>
-      <w:r>
-        <w:rPr>
-          <w:rFonts w:ascii="맑은 고딕" w:hAnsi="맑은 고딕" w:eastAsia="맑은 고딕"/>
-          <w:sz w:val="21"/>
-        </w:rPr>
-        <w:t>③ 7</w:t>
-      </w:r>
-    </w:p>
-    <w:p>
-      <w:r>
-        <w:rPr>
-          <w:rFonts w:ascii="맑은 고딕" w:hAnsi="맑은 고딕" w:eastAsia="맑은 고딕"/>
-          <w:sz w:val="21"/>
-        </w:rPr>
-        <w:t>④ 1</w:t>
-      </w:r>
-    </w:p>
-    <w:p>
-      <w:r>
-        <w:rPr>
-          <w:rFonts w:ascii="맑은 고딕" w:hAnsi="맑은 고딕" w:eastAsia="맑은 고딕"/>
-          <w:sz w:val="21"/>
-        </w:rPr>
-        <w:t>하-09 · 객관식</w:t>
-      </w:r>
-    </w:p>
-    <w:p>
-      <w:r>
-        <w:rPr>
-          <w:rFonts w:ascii="맑은 고딕" w:hAnsi="맑은 고딕" w:eastAsia="맑은 고딕"/>
-          <w:sz w:val="21"/>
-        </w:rPr>
-        <w:t>[하-09] Far Sync를 `OPEN`하려 하면 나오는 오류는?</w:t>
+        <w:t>하-20 · 객관식</w:t>
+      </w:r>
+    </w:p>
+    <w:p>
+      <w:r>
+        <w:rPr>
+          <w:rFonts w:ascii="맑은 고딕" w:hAnsi="맑은 고딕" w:eastAsia="맑은 고딕"/>
+          <w:sz w:val="21"/>
+        </w:rPr>
+        <w:t>[하-20] Far Sync 인스턴스를 `SHUTDOWN IMMEDIATE`할 때 함께 나오는 메시지는?</w:t>
       </w:r>
     </w:p>
     <w:p>
@@ -492,619 +1086,25 @@
           <w:rFonts w:ascii="맑은 고딕" w:hAnsi="맑은 고딕" w:eastAsia="맑은 고딕"/>
           <w:sz w:val="21"/>
         </w:rPr>
-        <w:t>② ORA-01665</w:t>
-      </w:r>
-    </w:p>
-    <w:p>
-      <w:r>
-        <w:rPr>
-          <w:rFonts w:ascii="맑은 고딕" w:hAnsi="맑은 고딕" w:eastAsia="맑은 고딕"/>
-          <w:sz w:val="21"/>
-        </w:rPr>
-        <w:t>③ ORA-16057</w:t>
-      </w:r>
-    </w:p>
-    <w:p>
-      <w:r>
-        <w:rPr>
-          <w:rFonts w:ascii="맑은 고딕" w:hAnsi="맑은 고딕" w:eastAsia="맑은 고딕"/>
-          <w:sz w:val="21"/>
-        </w:rPr>
-        <w:t>④ ORA-01109</w:t>
-      </w:r>
-    </w:p>
-    <w:p>
-      <w:r>
-        <w:rPr>
-          <w:rFonts w:ascii="맑은 고딕" w:hAnsi="맑은 고딕" w:eastAsia="맑은 고딕"/>
-          <w:sz w:val="21"/>
-        </w:rPr>
-        <w:t>하-10 · 객관식</w:t>
-      </w:r>
-    </w:p>
-    <w:p>
-      <w:r>
-        <w:rPr>
-          <w:rFonts w:ascii="맑은 고딕" w:hAnsi="맑은 고딕" w:eastAsia="맑은 고딕"/>
-          <w:sz w:val="21"/>
-        </w:rPr>
-        <w:t>[하-10] Far Sync에서 MRP를 기동하려 하면 나오는 오류는?</w:t>
-      </w:r>
-    </w:p>
-    <w:p>
-      <w:r>
-        <w:rPr>
-          <w:rFonts w:ascii="맑은 고딕" w:hAnsi="맑은 고딕" w:eastAsia="맑은 고딕"/>
-          <w:sz w:val="21"/>
-        </w:rPr>
-        <w:t>① ORA-01665</w:t>
-      </w:r>
-    </w:p>
-    <w:p>
-      <w:r>
-        <w:rPr>
-          <w:rFonts w:ascii="맑은 고딕" w:hAnsi="맑은 고딕" w:eastAsia="맑은 고딕"/>
-          <w:sz w:val="21"/>
-        </w:rPr>
-        <w:t>② ORA-16476</w:t>
-      </w:r>
-    </w:p>
-    <w:p>
-      <w:r>
-        <w:rPr>
-          <w:rFonts w:ascii="맑은 고딕" w:hAnsi="맑은 고딕" w:eastAsia="맑은 고딕"/>
-          <w:sz w:val="21"/>
-        </w:rPr>
-        <w:t>③ ORA-00904</w:t>
-      </w:r>
-    </w:p>
-    <w:p>
-      <w:r>
-        <w:rPr>
-          <w:rFonts w:ascii="맑은 고딕" w:hAnsi="맑은 고딕" w:eastAsia="맑은 고딕"/>
-          <w:sz w:val="21"/>
-        </w:rPr>
-        <w:t>④ ORA-16057</w:t>
-      </w:r>
-    </w:p>
-    <w:p>
-      <w:r>
-        <w:rPr>
-          <w:rFonts w:ascii="맑은 고딕" w:hAnsi="맑은 고딕" w:eastAsia="맑은 고딕"/>
-          <w:sz w:val="21"/>
-        </w:rPr>
-        <w:t>하-11 · 객관식</w:t>
-      </w:r>
-    </w:p>
-    <w:p>
-      <w:r>
-        <w:rPr>
-          <w:rFonts w:ascii="맑은 고딕" w:hAnsi="맑은 고딕" w:eastAsia="맑은 고딕"/>
-          <w:sz w:val="21"/>
-        </w:rPr>
-        <w:t>[하-11] Far Sync에 SRL을 `ADD`하려 할 때 나온 오류는?</w:t>
-      </w:r>
-    </w:p>
-    <w:p>
-      <w:r>
-        <w:rPr>
-          <w:rFonts w:ascii="맑은 고딕" w:hAnsi="맑은 고딕" w:eastAsia="맑은 고딕"/>
-          <w:sz w:val="21"/>
-        </w:rPr>
-        <w:t>① ORA-01184</w:t>
-      </w:r>
-    </w:p>
-    <w:p>
-      <w:r>
-        <w:rPr>
-          <w:rFonts w:ascii="맑은 고딕" w:hAnsi="맑은 고딕" w:eastAsia="맑은 고딕"/>
-          <w:sz w:val="21"/>
-        </w:rPr>
-        <w:t>② ORA-00904</w:t>
-      </w:r>
-    </w:p>
-    <w:p>
-      <w:r>
-        <w:rPr>
-          <w:rFonts w:ascii="맑은 고딕" w:hAnsi="맑은 고딕" w:eastAsia="맑은 고딕"/>
-          <w:sz w:val="21"/>
-        </w:rPr>
-        <w:t>③ ORA-16057</w:t>
-      </w:r>
-    </w:p>
-    <w:p>
-      <w:r>
-        <w:rPr>
-          <w:rFonts w:ascii="맑은 고딕" w:hAnsi="맑은 고딕" w:eastAsia="맑은 고딕"/>
-          <w:sz w:val="21"/>
-        </w:rPr>
-        <w:t>④ ORA-01109</w:t>
-      </w:r>
-    </w:p>
-    <w:p>
-      <w:r>
-        <w:rPr>
-          <w:rFonts w:ascii="맑은 고딕" w:hAnsi="맑은 고딕" w:eastAsia="맑은 고딕"/>
-          <w:sz w:val="21"/>
-        </w:rPr>
-        <w:t>하-12 · 객관식</w:t>
-      </w:r>
-    </w:p>
-    <w:p>
-      <w:r>
-        <w:rPr>
-          <w:rFonts w:ascii="맑은 고딕" w:hAnsi="맑은 고딕" w:eastAsia="맑은 고딕"/>
-          <w:sz w:val="21"/>
-        </w:rPr>
-        <w:t>[하-12] 그 오류를 해결한 명령은?</w:t>
-      </w:r>
-    </w:p>
-    <w:p>
-      <w:r>
-        <w:rPr>
-          <w:rFonts w:ascii="맑은 고딕" w:hAnsi="맑은 고딕" w:eastAsia="맑은 고딕"/>
-          <w:sz w:val="21"/>
-        </w:rPr>
-        <w:t>① ALTER DATABASE CLEAR LOGFILE GROUP n</w:t>
-      </w:r>
-    </w:p>
-    <w:p>
-      <w:r>
-        <w:rPr>
-          <w:rFonts w:ascii="맑은 고딕" w:hAnsi="맑은 고딕" w:eastAsia="맑은 고딕"/>
-          <w:sz w:val="21"/>
-        </w:rPr>
-        <w:t>② ALTER DATABASE DROP LOGFILE GROUP n</w:t>
-      </w:r>
-    </w:p>
-    <w:p>
-      <w:r>
-        <w:rPr>
-          <w:rFonts w:ascii="맑은 고딕" w:hAnsi="맑은 고딕" w:eastAsia="맑은 고딕"/>
-          <w:sz w:val="21"/>
-        </w:rPr>
-        <w:t>③ ALTER DATABASE ADD STANDBY LOGFILE</w:t>
-      </w:r>
-    </w:p>
-    <w:p>
-      <w:r>
-        <w:rPr>
-          <w:rFonts w:ascii="맑은 고딕" w:hAnsi="맑은 고딕" w:eastAsia="맑은 고딕"/>
-          <w:sz w:val="21"/>
-        </w:rPr>
-        <w:t>④ ALTER DATABASE CREATE DATAFILE ... AS NEW</w:t>
-      </w:r>
-    </w:p>
-    <w:p>
-      <w:r>
-        <w:rPr>
-          <w:rFonts w:ascii="맑은 고딕" w:hAnsi="맑은 고딕" w:eastAsia="맑은 고딕"/>
-          <w:sz w:val="21"/>
-        </w:rPr>
-        <w:t>하-13 · 객관식</w:t>
-      </w:r>
-    </w:p>
-    <w:p>
-      <w:r>
-        <w:rPr>
-          <w:rFonts w:ascii="맑은 고딕" w:hAnsi="맑은 고딕" w:eastAsia="맑은 고딕"/>
-          <w:sz w:val="21"/>
-        </w:rPr>
-        <w:t>[하-13] 실습에서 만들어진 SRL 파일 하나의 크기는?</w:t>
-      </w:r>
-    </w:p>
-    <w:p>
-      <w:r>
-        <w:rPr>
-          <w:rFonts w:ascii="맑은 고딕" w:hAnsi="맑은 고딕" w:eastAsia="맑은 고딕"/>
-          <w:sz w:val="21"/>
-        </w:rPr>
-        <w:t>① 209,715,712바이트</w:t>
-      </w:r>
-    </w:p>
-    <w:p>
-      <w:r>
-        <w:rPr>
-          <w:rFonts w:ascii="맑은 고딕" w:hAnsi="맑은 고딕" w:eastAsia="맑은 고딕"/>
-          <w:sz w:val="21"/>
-        </w:rPr>
-        <w:t>② 18,989,056바이트</w:t>
-      </w:r>
-    </w:p>
-    <w:p>
-      <w:r>
-        <w:rPr>
-          <w:rFonts w:ascii="맑은 고딕" w:hAnsi="맑은 고딕" w:eastAsia="맑은 고딕"/>
-          <w:sz w:val="21"/>
-        </w:rPr>
-        <w:t>③ 111,647,744바이트</w:t>
-      </w:r>
-    </w:p>
-    <w:p>
-      <w:r>
-        <w:rPr>
-          <w:rFonts w:ascii="맑은 고딕" w:hAnsi="맑은 고딕" w:eastAsia="맑은 고딕"/>
-          <w:sz w:val="21"/>
-        </w:rPr>
-        <w:t>④ 104,857,600바이트</w:t>
-      </w:r>
-    </w:p>
-    <w:p>
-      <w:r>
-        <w:rPr>
-          <w:rFonts w:ascii="맑은 고딕" w:hAnsi="맑은 고딕" w:eastAsia="맑은 고딕"/>
-          <w:sz w:val="21"/>
-        </w:rPr>
-        <w:t>하-14 · 객관식</w:t>
-      </w:r>
-    </w:p>
-    <w:p>
-      <w:r>
-        <w:rPr>
-          <w:rFonts w:ascii="맑은 고딕" w:hAnsi="맑은 고딕" w:eastAsia="맑은 고딕"/>
-          <w:sz w:val="21"/>
-        </w:rPr>
-        <w:t>[하-14] Far Sync가 Primary로부터 받을 때 쓰는 전송 방식은?</w:t>
-      </w:r>
-    </w:p>
-    <w:p>
-      <w:r>
-        <w:rPr>
-          <w:rFonts w:ascii="맑은 고딕" w:hAnsi="맑은 고딕" w:eastAsia="맑은 고딕"/>
-          <w:sz w:val="21"/>
-        </w:rPr>
-        <w:t>① SYNC AFFIRM</w:t>
-      </w:r>
-    </w:p>
-    <w:p>
-      <w:r>
-        <w:rPr>
-          <w:rFonts w:ascii="맑은 고딕" w:hAnsi="맑은 고딕" w:eastAsia="맑은 고딕"/>
-          <w:sz w:val="21"/>
-        </w:rPr>
-        <w:t>② ASYNC NOAFFIRM</w:t>
-      </w:r>
-    </w:p>
-    <w:p>
-      <w:r>
-        <w:rPr>
-          <w:rFonts w:ascii="맑은 고딕" w:hAnsi="맑은 고딕" w:eastAsia="맑은 고딕"/>
-          <w:sz w:val="21"/>
-        </w:rPr>
-        <w:t>③ ARCH</w:t>
-      </w:r>
-    </w:p>
-    <w:p>
-      <w:r>
-        <w:rPr>
-          <w:rFonts w:ascii="맑은 고딕" w:hAnsi="맑은 고딕" w:eastAsia="맑은 고딕"/>
-          <w:sz w:val="21"/>
-        </w:rPr>
-        <w:t>④ SYNC NOAFFIRM</w:t>
-      </w:r>
-    </w:p>
-    <w:p>
-      <w:r>
-        <w:rPr>
-          <w:rFonts w:ascii="맑은 고딕" w:hAnsi="맑은 고딕" w:eastAsia="맑은 고딕"/>
-          <w:sz w:val="21"/>
-        </w:rPr>
-        <w:t>하-15 · 객관식</w:t>
-      </w:r>
-    </w:p>
-    <w:p>
-      <w:r>
-        <w:rPr>
-          <w:rFonts w:ascii="맑은 고딕" w:hAnsi="맑은 고딕" w:eastAsia="맑은 고딕"/>
-          <w:sz w:val="21"/>
-        </w:rPr>
-        <w:t>[하-15] Far Sync가 Standby로 전달할 때 쓰는 전송 방식은?</w:t>
-      </w:r>
-    </w:p>
-    <w:p>
-      <w:r>
-        <w:rPr>
-          <w:rFonts w:ascii="맑은 고딕" w:hAnsi="맑은 고딕" w:eastAsia="맑은 고딕"/>
-          <w:sz w:val="21"/>
-        </w:rPr>
-        <w:t>① ASYNC</w:t>
-      </w:r>
-    </w:p>
-    <w:p>
-      <w:r>
-        <w:rPr>
-          <w:rFonts w:ascii="맑은 고딕" w:hAnsi="맑은 고딕" w:eastAsia="맑은 고딕"/>
-          <w:sz w:val="21"/>
-        </w:rPr>
-        <w:t>② SYNC AFFIRM</w:t>
-      </w:r>
-    </w:p>
-    <w:p>
-      <w:r>
-        <w:rPr>
-          <w:rFonts w:ascii="맑은 고딕" w:hAnsi="맑은 고딕" w:eastAsia="맑은 고딕"/>
-          <w:sz w:val="21"/>
-        </w:rPr>
-        <w:t>③ SYNC NOAFFIRM</w:t>
-      </w:r>
-    </w:p>
-    <w:p>
-      <w:r>
-        <w:rPr>
-          <w:rFonts w:ascii="맑은 고딕" w:hAnsi="맑은 고딕" w:eastAsia="맑은 고딕"/>
-          <w:sz w:val="21"/>
-        </w:rPr>
-        <w:t>④ ARCH</w:t>
-      </w:r>
-    </w:p>
-    <w:p>
-      <w:r>
-        <w:rPr>
-          <w:rFonts w:ascii="맑은 고딕" w:hAnsi="맑은 고딕" w:eastAsia="맑은 고딕"/>
-          <w:sz w:val="21"/>
-        </w:rPr>
-        <w:t>하-16 · 객관식</w:t>
-      </w:r>
-    </w:p>
-    <w:p>
-      <w:r>
-        <w:rPr>
-          <w:rFonts w:ascii="맑은 고딕" w:hAnsi="맑은 고딕" w:eastAsia="맑은 고딕"/>
-          <w:sz w:val="21"/>
-        </w:rPr>
-        <w:t>[하-16] Far Sync의 전달 목적지에 주는 `VALID_FOR`는?</w:t>
-      </w:r>
-    </w:p>
-    <w:p>
-      <w:r>
-        <w:rPr>
-          <w:rFonts w:ascii="맑은 고딕" w:hAnsi="맑은 고딕" w:eastAsia="맑은 고딕"/>
-          <w:sz w:val="21"/>
-        </w:rPr>
-        <w:t>① (STANDBY_LOGFILES, STANDBY_ROLE)</w:t>
-      </w:r>
-    </w:p>
-    <w:p>
-      <w:r>
-        <w:rPr>
-          <w:rFonts w:ascii="맑은 고딕" w:hAnsi="맑은 고딕" w:eastAsia="맑은 고딕"/>
-          <w:sz w:val="21"/>
-        </w:rPr>
-        <w:t>② (ONLINE_LOGFILES, PRIMARY_ROLE)</w:t>
-      </w:r>
-    </w:p>
-    <w:p>
-      <w:r>
-        <w:rPr>
-          <w:rFonts w:ascii="맑은 고딕" w:hAnsi="맑은 고딕" w:eastAsia="맑은 고딕"/>
-          <w:sz w:val="21"/>
-        </w:rPr>
-        <w:t>③ (ALL_LOGFILES, ALL_ROLES)</w:t>
-      </w:r>
-    </w:p>
-    <w:p>
-      <w:r>
-        <w:rPr>
-          <w:rFonts w:ascii="맑은 고딕" w:hAnsi="맑은 고딕" w:eastAsia="맑은 고딕"/>
-          <w:sz w:val="21"/>
-        </w:rPr>
-        <w:t>④ (ONLINE_LOGFILES, ALL_ROLES)</w:t>
-      </w:r>
-    </w:p>
-    <w:p>
-      <w:r>
-        <w:rPr>
-          <w:rFonts w:ascii="맑은 고딕" w:hAnsi="맑은 고딕" w:eastAsia="맑은 고딕"/>
-          <w:sz w:val="21"/>
-        </w:rPr>
-        <w:t>하-17 · 객관식</w:t>
-      </w:r>
-    </w:p>
-    <w:p>
-      <w:r>
-        <w:rPr>
-          <w:rFonts w:ascii="맑은 고딕" w:hAnsi="맑은 고딕" w:eastAsia="맑은 고딕"/>
-          <w:sz w:val="21"/>
-        </w:rPr>
-        <w:t>[하-17] Far Sync 인스턴스를 기동하는 명령은?</w:t>
-      </w:r>
-    </w:p>
-    <w:p>
-      <w:r>
-        <w:rPr>
-          <w:rFonts w:ascii="맑은 고딕" w:hAnsi="맑은 고딕" w:eastAsia="맑은 고딕"/>
-          <w:sz w:val="21"/>
-        </w:rPr>
-        <w:t>① STARTUP MOUNT</w:t>
-      </w:r>
-    </w:p>
-    <w:p>
-      <w:r>
-        <w:rPr>
-          <w:rFonts w:ascii="맑은 고딕" w:hAnsi="맑은 고딕" w:eastAsia="맑은 고딕"/>
-          <w:sz w:val="21"/>
-        </w:rPr>
-        <w:t>② STARTUP NOMOUNT</w:t>
-      </w:r>
-    </w:p>
-    <w:p>
-      <w:r>
-        <w:rPr>
-          <w:rFonts w:ascii="맑은 고딕" w:hAnsi="맑은 고딕" w:eastAsia="맑은 고딕"/>
-          <w:sz w:val="21"/>
-        </w:rPr>
-        <w:t>③ STARTUP</w:t>
-      </w:r>
-    </w:p>
-    <w:p>
-      <w:r>
-        <w:rPr>
-          <w:rFonts w:ascii="맑은 고딕" w:hAnsi="맑은 고딕" w:eastAsia="맑은 고딕"/>
-          <w:sz w:val="21"/>
-        </w:rPr>
-        <w:t>④ STARTUP MOUNT STANDBY DATABASE</w:t>
-      </w:r>
-    </w:p>
-    <w:p>
-      <w:r>
-        <w:rPr>
-          <w:rFonts w:ascii="맑은 고딕" w:hAnsi="맑은 고딕" w:eastAsia="맑은 고딕"/>
-          <w:sz w:val="21"/>
-        </w:rPr>
-        <w:t>하-18 · 객관식</w:t>
-      </w:r>
-    </w:p>
-    <w:p>
-      <w:r>
-        <w:rPr>
-          <w:rFonts w:ascii="맑은 고딕" w:hAnsi="맑은 고딕" w:eastAsia="맑은 고딕"/>
-          <w:sz w:val="21"/>
-        </w:rPr>
-        <w:t>[하-18] Far Sync 노드로 옮겨야 하는 파일 두 가지는?</w:t>
-      </w:r>
-    </w:p>
-    <w:p>
-      <w:r>
-        <w:rPr>
-          <w:rFonts w:ascii="맑은 고딕" w:hAnsi="맑은 고딕" w:eastAsia="맑은 고딕"/>
-          <w:sz w:val="21"/>
-        </w:rPr>
-        <w:t>① 컨트롤 파일과 패스워드 파일</w:t>
-      </w:r>
-    </w:p>
-    <w:p>
-      <w:r>
-        <w:rPr>
-          <w:rFonts w:ascii="맑은 고딕" w:hAnsi="맑은 고딕" w:eastAsia="맑은 고딕"/>
-          <w:sz w:val="21"/>
-        </w:rPr>
-        <w:t>② 데이터 파일과 컨트롤 파일</w:t>
-      </w:r>
-    </w:p>
-    <w:p>
-      <w:r>
-        <w:rPr>
-          <w:rFonts w:ascii="맑은 고딕" w:hAnsi="맑은 고딕" w:eastAsia="맑은 고딕"/>
-          <w:sz w:val="21"/>
-        </w:rPr>
-        <w:t>③ SPFILE과 데이터 파일</w:t>
-      </w:r>
-    </w:p>
-    <w:p>
-      <w:r>
-        <w:rPr>
-          <w:rFonts w:ascii="맑은 고딕" w:hAnsi="맑은 고딕" w:eastAsia="맑은 고딕"/>
-          <w:sz w:val="21"/>
-        </w:rPr>
-        <w:t>④ 리두 로그와 컨트롤 파일</w:t>
-      </w:r>
-    </w:p>
-    <w:p>
-      <w:r>
-        <w:rPr>
-          <w:rFonts w:ascii="맑은 고딕" w:hAnsi="맑은 고딕" w:eastAsia="맑은 고딕"/>
-          <w:sz w:val="21"/>
-        </w:rPr>
-        <w:t>하-19 · 객관식</w:t>
-      </w:r>
-    </w:p>
-    <w:p>
-      <w:r>
-        <w:rPr>
-          <w:rFonts w:ascii="맑은 고딕" w:hAnsi="맑은 고딕" w:eastAsia="맑은 고딕"/>
-          <w:sz w:val="21"/>
-        </w:rPr>
-        <w:t>[하-19] `LOG_ARCHIVE_CONFIG`에 노드 이름이 빠지면 나오는 오류는?</w:t>
-      </w:r>
-    </w:p>
-    <w:p>
-      <w:r>
-        <w:rPr>
-          <w:rFonts w:ascii="맑은 고딕" w:hAnsi="맑은 고딕" w:eastAsia="맑은 고딕"/>
-          <w:sz w:val="21"/>
-        </w:rPr>
-        <w:t>① ORA-16057</w:t>
-      </w:r>
-    </w:p>
-    <w:p>
-      <w:r>
-        <w:rPr>
-          <w:rFonts w:ascii="맑은 고딕" w:hAnsi="맑은 고딕" w:eastAsia="맑은 고딕"/>
-          <w:sz w:val="21"/>
-        </w:rPr>
-        <w:t>② ORA-16476</w:t>
-      </w:r>
-    </w:p>
-    <w:p>
-      <w:r>
-        <w:rPr>
-          <w:rFonts w:ascii="맑은 고딕" w:hAnsi="맑은 고딕" w:eastAsia="맑은 고딕"/>
-          <w:sz w:val="21"/>
-        </w:rPr>
-        <w:t>③ ORA-00904</w:t>
-      </w:r>
-    </w:p>
-    <w:p>
-      <w:r>
-        <w:rPr>
-          <w:rFonts w:ascii="맑은 고딕" w:hAnsi="맑은 고딕" w:eastAsia="맑은 고딕"/>
-          <w:sz w:val="21"/>
-        </w:rPr>
-        <w:t>④ ORA-01184</w:t>
-      </w:r>
-    </w:p>
-    <w:p>
-      <w:r>
-        <w:rPr>
-          <w:rFonts w:ascii="맑은 고딕" w:hAnsi="맑은 고딕" w:eastAsia="맑은 고딕"/>
-          <w:sz w:val="21"/>
-        </w:rPr>
-        <w:t>하-20 · 객관식</w:t>
-      </w:r>
-    </w:p>
-    <w:p>
-      <w:r>
-        <w:rPr>
-          <w:rFonts w:ascii="맑은 고딕" w:hAnsi="맑은 고딕" w:eastAsia="맑은 고딕"/>
-          <w:sz w:val="21"/>
-        </w:rPr>
-        <w:t>[하-20] Far Sync 인스턴스를 `SHUTDOWN IMMEDIATE`할 때 함께 나오는 메시지는?</w:t>
-      </w:r>
-    </w:p>
-    <w:p>
-      <w:r>
-        <w:rPr>
-          <w:rFonts w:ascii="맑은 고딕" w:hAnsi="맑은 고딕" w:eastAsia="맑은 고딕"/>
-          <w:sz w:val="21"/>
-        </w:rPr>
-        <w:t>① ORA-01109: database not open</w:t>
-      </w:r>
-    </w:p>
-    <w:p>
-      <w:r>
-        <w:rPr>
-          <w:rFonts w:ascii="맑은 고딕" w:hAnsi="맑은 고딕" w:eastAsia="맑은 고딕"/>
-          <w:sz w:val="21"/>
-        </w:rPr>
-        <w:t>② ORA-16476</w:t>
-      </w:r>
-    </w:p>
-    <w:p>
-      <w:r>
-        <w:rPr>
-          <w:rFonts w:ascii="맑은 고딕" w:hAnsi="맑은 고딕" w:eastAsia="맑은 고딕"/>
-          <w:sz w:val="21"/>
-        </w:rPr>
-        <w:t>③ ORA-01665</w:t>
-      </w:r>
-    </w:p>
-    <w:p>
-      <w:r>
-        <w:rPr>
-          <w:rFonts w:ascii="맑은 고딕" w:hAnsi="맑은 고딕" w:eastAsia="맑은 고딕"/>
-          <w:sz w:val="21"/>
-        </w:rPr>
-        <w:t>④ 아무 메시지도 나오지 않는다</w:t>
+        <w:t>② 아무 메시지도 나오지 않는다</w:t>
+      </w:r>
+    </w:p>
+    <w:p>
+      <w:r>
+        <w:rPr>
+          <w:rFonts w:ascii="맑은 고딕" w:hAnsi="맑은 고딕" w:eastAsia="맑은 고딕"/>
+          <w:sz w:val="21"/>
+        </w:rPr>
+        <w:t>③ ORA-01109: database not open</w:t>
+      </w:r>
+    </w:p>
+    <w:p>
+      <w:r>
+        <w:rPr>
+          <w:rFonts w:ascii="맑은 고딕" w:hAnsi="맑은 고딕" w:eastAsia="맑은 고딕"/>
+          <w:sz w:val="21"/>
+        </w:rPr>
+        <w:t>④ ORA-01665</w:t>
       </w:r>
     </w:p>
     <w:p>
@@ -1139,34 +1139,34 @@
           <w:rFonts w:ascii="맑은 고딕" w:hAnsi="맑은 고딕" w:eastAsia="맑은 고딕"/>
           <w:sz w:val="21"/>
         </w:rPr>
-        <w:t>① 원거리에서 동기 전송의 커밋 지연을 줄인다</w:t>
-      </w:r>
-    </w:p>
-    <w:p>
-      <w:r>
-        <w:rPr>
-          <w:rFonts w:ascii="맑은 고딕" w:hAnsi="맑은 고딕" w:eastAsia="맑은 고딕"/>
-          <w:sz w:val="21"/>
-        </w:rPr>
-        <w:t>② Standby의 조회 성능을 높인다</w:t>
-      </w:r>
-    </w:p>
-    <w:p>
-      <w:r>
-        <w:rPr>
-          <w:rFonts w:ascii="맑은 고딕" w:hAnsi="맑은 고딕" w:eastAsia="맑은 고딕"/>
-          <w:sz w:val="21"/>
-        </w:rPr>
-        <w:t>③ 리두 적용 속도를 높인다</w:t>
-      </w:r>
-    </w:p>
-    <w:p>
-      <w:r>
-        <w:rPr>
-          <w:rFonts w:ascii="맑은 고딕" w:hAnsi="맑은 고딕" w:eastAsia="맑은 고딕"/>
-          <w:sz w:val="21"/>
-        </w:rPr>
-        <w:t>④ 백업 시간을 줄인다</w:t>
+        <w:t>① 백업 시간을 줄인다</w:t>
+      </w:r>
+    </w:p>
+    <w:p>
+      <w:r>
+        <w:rPr>
+          <w:rFonts w:ascii="맑은 고딕" w:hAnsi="맑은 고딕" w:eastAsia="맑은 고딕"/>
+          <w:sz w:val="21"/>
+        </w:rPr>
+        <w:t>② 원거리에서 동기 전송의 커밋 지연을 줄인다</w:t>
+      </w:r>
+    </w:p>
+    <w:p>
+      <w:r>
+        <w:rPr>
+          <w:rFonts w:ascii="맑은 고딕" w:hAnsi="맑은 고딕" w:eastAsia="맑은 고딕"/>
+          <w:sz w:val="21"/>
+        </w:rPr>
+        <w:t>③ Standby의 조회 성능을 높인다</w:t>
+      </w:r>
+    </w:p>
+    <w:p>
+      <w:r>
+        <w:rPr>
+          <w:rFonts w:ascii="맑은 고딕" w:hAnsi="맑은 고딕" w:eastAsia="맑은 고딕"/>
+          <w:sz w:val="21"/>
+        </w:rPr>
+        <w:t>④ 리두 적용 속도를 높인다</w:t>
       </w:r>
     </w:p>
     <w:p>
@@ -1193,7 +1193,7 @@
           <w:rFonts w:ascii="맑은 고딕" w:hAnsi="맑은 고딕" w:eastAsia="맑은 고딕"/>
           <w:sz w:val="21"/>
         </w:rPr>
-        <w:t>① V$ARCHIVE_DEST</w:t>
+        <w:t>① V$DATAGUARD_STATS</w:t>
       </w:r>
     </w:p>
     <w:p>
@@ -1211,16 +1211,16 @@
           <w:rFonts w:ascii="맑은 고딕" w:hAnsi="맑은 고딕" w:eastAsia="맑은 고딕"/>
           <w:sz w:val="21"/>
         </w:rPr>
-        <w:t>③ V$DATAGUARD_STATS</w:t>
-      </w:r>
-    </w:p>
-    <w:p>
-      <w:r>
-        <w:rPr>
-          <w:rFonts w:ascii="맑은 고딕" w:hAnsi="맑은 고딕" w:eastAsia="맑은 고딕"/>
-          <w:sz w:val="21"/>
-        </w:rPr>
-        <w:t>④ V$MANAGED_STANDBY</w:t>
+        <w:t>③ V$MANAGED_STANDBY</w:t>
+      </w:r>
+    </w:p>
+    <w:p>
+      <w:r>
+        <w:rPr>
+          <w:rFonts w:ascii="맑은 고딕" w:hAnsi="맑은 고딕" w:eastAsia="맑은 고딕"/>
+          <w:sz w:val="21"/>
+        </w:rPr>
+        <w:t>④ V$ARCHIVE_DEST</w:t>
       </w:r>
     </w:p>
     <w:p>
@@ -1256,25 +1256,25 @@
           <w:rFonts w:ascii="맑은 고딕" w:hAnsi="맑은 고딕" w:eastAsia="맑은 고딕"/>
           <w:sz w:val="21"/>
         </w:rPr>
-        <w:t>② NULL이 나온다</w:t>
-      </w:r>
-    </w:p>
-    <w:p>
-      <w:r>
-        <w:rPr>
-          <w:rFonts w:ascii="맑은 고딕" w:hAnsi="맑은 고딕" w:eastAsia="맑은 고딕"/>
-          <w:sz w:val="21"/>
-        </w:rPr>
-        <w:t>③ 정상 조회된다</w:t>
-      </w:r>
-    </w:p>
-    <w:p>
-      <w:r>
-        <w:rPr>
-          <w:rFonts w:ascii="맑은 고딕" w:hAnsi="맑은 고딕" w:eastAsia="맑은 고딕"/>
-          <w:sz w:val="21"/>
-        </w:rPr>
-        <w:t>④ ORA-00942</w:t>
+        <w:t>② ORA-00942</w:t>
+      </w:r>
+    </w:p>
+    <w:p>
+      <w:r>
+        <w:rPr>
+          <w:rFonts w:ascii="맑은 고딕" w:hAnsi="맑은 고딕" w:eastAsia="맑은 고딕"/>
+          <w:sz w:val="21"/>
+        </w:rPr>
+        <w:t>③ NULL이 나온다</w:t>
+      </w:r>
+    </w:p>
+    <w:p>
+      <w:r>
+        <w:rPr>
+          <w:rFonts w:ascii="맑은 고딕" w:hAnsi="맑은 고딕" w:eastAsia="맑은 고딕"/>
+          <w:sz w:val="21"/>
+        </w:rPr>
+        <w:t>④ 정상 조회된다</w:t>
       </w:r>
     </w:p>
     <w:p>
@@ -1310,16 +1310,16 @@
           <w:rFonts w:ascii="맑은 고딕" w:hAnsi="맑은 고딕" w:eastAsia="맑은 고딕"/>
           <w:sz w:val="21"/>
         </w:rPr>
-        <w:t>② SYNCHRONOUS</w:t>
-      </w:r>
-    </w:p>
-    <w:p>
-      <w:r>
-        <w:rPr>
-          <w:rFonts w:ascii="맑은 고딕" w:hAnsi="맑은 고딕" w:eastAsia="맑은 고딕"/>
-          <w:sz w:val="21"/>
-        </w:rPr>
-        <w:t>③ ASYNCHRONOUS</w:t>
+        <w:t>② ASYNCHRONOUS</w:t>
+      </w:r>
+    </w:p>
+    <w:p>
+      <w:r>
+        <w:rPr>
+          <w:rFonts w:ascii="맑은 고딕" w:hAnsi="맑은 고딕" w:eastAsia="맑은 고딕"/>
+          <w:sz w:val="21"/>
+        </w:rPr>
+        <w:t>③ SYNCHRONOUS</w:t>
       </w:r>
     </w:p>
     <w:p>
@@ -1355,6 +1355,222 @@
           <w:rFonts w:ascii="맑은 고딕" w:hAnsi="맑은 고딕" w:eastAsia="맑은 고딕"/>
           <w:sz w:val="21"/>
         </w:rPr>
+        <w:t>① MAXIMUM AVAILABILITY</w:t>
+      </w:r>
+    </w:p>
+    <w:p>
+      <w:r>
+        <w:rPr>
+          <w:rFonts w:ascii="맑은 고딕" w:hAnsi="맑은 고딕" w:eastAsia="맑은 고딕"/>
+          <w:sz w:val="21"/>
+        </w:rPr>
+        <w:t>② MAXIMUM PERFORMANCE</w:t>
+      </w:r>
+    </w:p>
+    <w:p>
+      <w:r>
+        <w:rPr>
+          <w:rFonts w:ascii="맑은 고딕" w:hAnsi="맑은 고딕" w:eastAsia="맑은 고딕"/>
+          <w:sz w:val="21"/>
+        </w:rPr>
+        <w:t>③ RESYNCHRONIZATION</w:t>
+      </w:r>
+    </w:p>
+    <w:p>
+      <w:r>
+        <w:rPr>
+          <w:rFonts w:ascii="맑은 고딕" w:hAnsi="맑은 고딕" w:eastAsia="맑은 고딕"/>
+          <w:sz w:val="21"/>
+        </w:rPr>
+        <w:t>④ UNPROTECTED</w:t>
+      </w:r>
+    </w:p>
+    <w:p>
+      <w:r>
+        <w:rPr>
+          <w:rFonts w:ascii="맑은 고딕" w:hAnsi="맑은 고딕" w:eastAsia="맑은 고딕"/>
+          <w:sz w:val="21"/>
+        </w:rPr>
+        <w:t>중-06 · 객관식</w:t>
+      </w:r>
+    </w:p>
+    <w:p>
+      <w:r>
+        <w:rPr>
+          <w:rFonts w:ascii="맑은 고딕" w:hAnsi="맑은 고딕" w:eastAsia="맑은 고딕"/>
+          <w:sz w:val="21"/>
+        </w:rPr>
+        <w:t>[중-06] 안정된 뒤 chicago의 `PROTECTION_LEVEL` 값은?</w:t>
+      </w:r>
+    </w:p>
+    <w:p>
+      <w:r>
+        <w:rPr>
+          <w:rFonts w:ascii="맑은 고딕" w:hAnsi="맑은 고딕" w:eastAsia="맑은 고딕"/>
+          <w:sz w:val="21"/>
+        </w:rPr>
+        <w:t>① MAXIMUM AVAILABILITY</w:t>
+      </w:r>
+    </w:p>
+    <w:p>
+      <w:r>
+        <w:rPr>
+          <w:rFonts w:ascii="맑은 고딕" w:hAnsi="맑은 고딕" w:eastAsia="맑은 고딕"/>
+          <w:sz w:val="21"/>
+        </w:rPr>
+        <w:t>② MAXIMUM PERFORMANCE</w:t>
+      </w:r>
+    </w:p>
+    <w:p>
+      <w:r>
+        <w:rPr>
+          <w:rFonts w:ascii="맑은 고딕" w:hAnsi="맑은 고딕" w:eastAsia="맑은 고딕"/>
+          <w:sz w:val="21"/>
+        </w:rPr>
+        <w:t>③ RESYNCHRONIZATION</w:t>
+      </w:r>
+    </w:p>
+    <w:p>
+      <w:r>
+        <w:rPr>
+          <w:rFonts w:ascii="맑은 고딕" w:hAnsi="맑은 고딕" w:eastAsia="맑은 고딕"/>
+          <w:sz w:val="21"/>
+        </w:rPr>
+        <w:t>④ MAXIMUM PROTECTION</w:t>
+      </w:r>
+    </w:p>
+    <w:p>
+      <w:r>
+        <w:rPr>
+          <w:rFonts w:ascii="맑은 고딕" w:hAnsi="맑은 고딕" w:eastAsia="맑은 고딕"/>
+          <w:sz w:val="21"/>
+        </w:rPr>
+        <w:t>중-07 · 객관식</w:t>
+      </w:r>
+    </w:p>
+    <w:p>
+      <w:r>
+        <w:rPr>
+          <w:rFonts w:ascii="맑은 고딕" w:hAnsi="맑은 고딕" w:eastAsia="맑은 고딕"/>
+          <w:sz w:val="21"/>
+        </w:rPr>
+        <w:t>[중-07] 같은 시점에 boston의 `PROTECTION_LEVEL` 값은?</w:t>
+      </w:r>
+    </w:p>
+    <w:p>
+      <w:r>
+        <w:rPr>
+          <w:rFonts w:ascii="맑은 고딕" w:hAnsi="맑은 고딕" w:eastAsia="맑은 고딕"/>
+          <w:sz w:val="21"/>
+        </w:rPr>
+        <w:t>① UNPROTECTED</w:t>
+      </w:r>
+    </w:p>
+    <w:p>
+      <w:r>
+        <w:rPr>
+          <w:rFonts w:ascii="맑은 고딕" w:hAnsi="맑은 고딕" w:eastAsia="맑은 고딕"/>
+          <w:sz w:val="21"/>
+        </w:rPr>
+        <w:t>② MAXIMUM PERFORMANCE</w:t>
+      </w:r>
+    </w:p>
+    <w:p>
+      <w:r>
+        <w:rPr>
+          <w:rFonts w:ascii="맑은 고딕" w:hAnsi="맑은 고딕" w:eastAsia="맑은 고딕"/>
+          <w:sz w:val="21"/>
+        </w:rPr>
+        <w:t>③ RESYNCHRONIZATION</w:t>
+      </w:r>
+    </w:p>
+    <w:p>
+      <w:r>
+        <w:rPr>
+          <w:rFonts w:ascii="맑은 고딕" w:hAnsi="맑은 고딕" w:eastAsia="맑은 고딕"/>
+          <w:sz w:val="21"/>
+        </w:rPr>
+        <w:t>④ MAXIMUM AVAILABILITY</w:t>
+      </w:r>
+    </w:p>
+    <w:p>
+      <w:r>
+        <w:rPr>
+          <w:rFonts w:ascii="맑은 고딕" w:hAnsi="맑은 고딕" w:eastAsia="맑은 고딕"/>
+          <w:sz w:val="21"/>
+        </w:rPr>
+        <w:t>중-08 · 객관식</w:t>
+      </w:r>
+    </w:p>
+    <w:p>
+      <w:r>
+        <w:rPr>
+          <w:rFonts w:ascii="맑은 고딕" w:hAnsi="맑은 고딕" w:eastAsia="맑은 고딕"/>
+          <w:sz w:val="21"/>
+        </w:rPr>
+        <w:t>[중-08] boston의 값이 다른 이유는?</w:t>
+      </w:r>
+    </w:p>
+    <w:p>
+      <w:r>
+        <w:rPr>
+          <w:rFonts w:ascii="맑은 고딕" w:hAnsi="맑은 고딕" w:eastAsia="맑은 고딕"/>
+          <w:sz w:val="21"/>
+        </w:rPr>
+        <w:t>① boston의 파라미터가 잘못됐다</w:t>
+      </w:r>
+    </w:p>
+    <w:p>
+      <w:r>
+        <w:rPr>
+          <w:rFonts w:ascii="맑은 고딕" w:hAnsi="맑은 고딕" w:eastAsia="맑은 고딕"/>
+          <w:sz w:val="21"/>
+        </w:rPr>
+        <w:t>② boston이 아직 마운트되지 않았다</w:t>
+      </w:r>
+    </w:p>
+    <w:p>
+      <w:r>
+        <w:rPr>
+          <w:rFonts w:ascii="맑은 고딕" w:hAnsi="맑은 고딕" w:eastAsia="맑은 고딕"/>
+          <w:sz w:val="21"/>
+        </w:rPr>
+        <w:t>③ boston은 비동기로 받으므로 동기 파트너가 아니다</w:t>
+      </w:r>
+    </w:p>
+    <w:p>
+      <w:r>
+        <w:rPr>
+          <w:rFonts w:ascii="맑은 고딕" w:hAnsi="맑은 고딕" w:eastAsia="맑은 고딕"/>
+          <w:sz w:val="21"/>
+        </w:rPr>
+        <w:t>④ boston에 오류가 있다</w:t>
+      </w:r>
+    </w:p>
+    <w:p>
+      <w:r>
+        <w:rPr>
+          <w:rFonts w:ascii="맑은 고딕" w:hAnsi="맑은 고딕" w:eastAsia="맑은 고딕"/>
+          <w:sz w:val="21"/>
+        </w:rPr>
+        <w:t>중-09 · 객관식</w:t>
+      </w:r>
+    </w:p>
+    <w:p>
+      <w:r>
+        <w:rPr>
+          <w:rFonts w:ascii="맑은 고딕" w:hAnsi="맑은 고딕" w:eastAsia="맑은 고딕"/>
+          <w:sz w:val="21"/>
+        </w:rPr>
+        <w:t>[중-09] farsync의 `PROTECTION_LEVEL` 값은?</w:t>
+      </w:r>
+    </w:p>
+    <w:p>
+      <w:r>
+        <w:rPr>
+          <w:rFonts w:ascii="맑은 고딕" w:hAnsi="맑은 고딕" w:eastAsia="맑은 고딕"/>
+          <w:sz w:val="21"/>
+        </w:rPr>
         <w:t>① RESYNCHRONIZATION</w:t>
       </w:r>
     </w:p>
@@ -1364,232 +1580,16 @@
           <w:rFonts w:ascii="맑은 고딕" w:hAnsi="맑은 고딕" w:eastAsia="맑은 고딕"/>
           <w:sz w:val="21"/>
         </w:rPr>
-        <w:t>② MAXIMUM AVAILABILITY</w:t>
-      </w:r>
-    </w:p>
-    <w:p>
-      <w:r>
-        <w:rPr>
-          <w:rFonts w:ascii="맑은 고딕" w:hAnsi="맑은 고딕" w:eastAsia="맑은 고딕"/>
-          <w:sz w:val="21"/>
-        </w:rPr>
-        <w:t>③ MAXIMUM PERFORMANCE</w:t>
-      </w:r>
-    </w:p>
-    <w:p>
-      <w:r>
-        <w:rPr>
-          <w:rFonts w:ascii="맑은 고딕" w:hAnsi="맑은 고딕" w:eastAsia="맑은 고딕"/>
-          <w:sz w:val="21"/>
-        </w:rPr>
-        <w:t>④ UNPROTECTED</w:t>
-      </w:r>
-    </w:p>
-    <w:p>
-      <w:r>
-        <w:rPr>
-          <w:rFonts w:ascii="맑은 고딕" w:hAnsi="맑은 고딕" w:eastAsia="맑은 고딕"/>
-          <w:sz w:val="21"/>
-        </w:rPr>
-        <w:t>중-06 · 객관식</w:t>
-      </w:r>
-    </w:p>
-    <w:p>
-      <w:r>
-        <w:rPr>
-          <w:rFonts w:ascii="맑은 고딕" w:hAnsi="맑은 고딕" w:eastAsia="맑은 고딕"/>
-          <w:sz w:val="21"/>
-        </w:rPr>
-        <w:t>[중-06] 안정된 뒤 chicago의 `PROTECTION_LEVEL` 값은?</w:t>
-      </w:r>
-    </w:p>
-    <w:p>
-      <w:r>
-        <w:rPr>
-          <w:rFonts w:ascii="맑은 고딕" w:hAnsi="맑은 고딕" w:eastAsia="맑은 고딕"/>
-          <w:sz w:val="21"/>
-        </w:rPr>
-        <w:t>① MAXIMUM AVAILABILITY</w:t>
-      </w:r>
-    </w:p>
-    <w:p>
-      <w:r>
-        <w:rPr>
-          <w:rFonts w:ascii="맑은 고딕" w:hAnsi="맑은 고딕" w:eastAsia="맑은 고딕"/>
-          <w:sz w:val="21"/>
-        </w:rPr>
-        <w:t>② RESYNCHRONIZATION</w:t>
-      </w:r>
-    </w:p>
-    <w:p>
-      <w:r>
-        <w:rPr>
-          <w:rFonts w:ascii="맑은 고딕" w:hAnsi="맑은 고딕" w:eastAsia="맑은 고딕"/>
-          <w:sz w:val="21"/>
-        </w:rPr>
-        <w:t>③ MAXIMUM PERFORMANCE</w:t>
-      </w:r>
-    </w:p>
-    <w:p>
-      <w:r>
-        <w:rPr>
-          <w:rFonts w:ascii="맑은 고딕" w:hAnsi="맑은 고딕" w:eastAsia="맑은 고딕"/>
-          <w:sz w:val="21"/>
-        </w:rPr>
-        <w:t>④ MAXIMUM PROTECTION</w:t>
-      </w:r>
-    </w:p>
-    <w:p>
-      <w:r>
-        <w:rPr>
-          <w:rFonts w:ascii="맑은 고딕" w:hAnsi="맑은 고딕" w:eastAsia="맑은 고딕"/>
-          <w:sz w:val="21"/>
-        </w:rPr>
-        <w:t>중-07 · 객관식</w:t>
-      </w:r>
-    </w:p>
-    <w:p>
-      <w:r>
-        <w:rPr>
-          <w:rFonts w:ascii="맑은 고딕" w:hAnsi="맑은 고딕" w:eastAsia="맑은 고딕"/>
-          <w:sz w:val="21"/>
-        </w:rPr>
-        <w:t>[중-07] 같은 시점에 boston의 `PROTECTION_LEVEL` 값은?</w:t>
-      </w:r>
-    </w:p>
-    <w:p>
-      <w:r>
-        <w:rPr>
-          <w:rFonts w:ascii="맑은 고딕" w:hAnsi="맑은 고딕" w:eastAsia="맑은 고딕"/>
-          <w:sz w:val="21"/>
-        </w:rPr>
-        <w:t>① RESYNCHRONIZATION</w:t>
-      </w:r>
-    </w:p>
-    <w:p>
-      <w:r>
-        <w:rPr>
-          <w:rFonts w:ascii="맑은 고딕" w:hAnsi="맑은 고딕" w:eastAsia="맑은 고딕"/>
-          <w:sz w:val="21"/>
-        </w:rPr>
-        <w:t>② MAXIMUM AVAILABILITY</w:t>
-      </w:r>
-    </w:p>
-    <w:p>
-      <w:r>
-        <w:rPr>
-          <w:rFonts w:ascii="맑은 고딕" w:hAnsi="맑은 고딕" w:eastAsia="맑은 고딕"/>
-          <w:sz w:val="21"/>
-        </w:rPr>
-        <w:t>③ MAXIMUM PERFORMANCE</w:t>
-      </w:r>
-    </w:p>
-    <w:p>
-      <w:r>
-        <w:rPr>
-          <w:rFonts w:ascii="맑은 고딕" w:hAnsi="맑은 고딕" w:eastAsia="맑은 고딕"/>
-          <w:sz w:val="21"/>
-        </w:rPr>
-        <w:t>④ UNPROTECTED</w:t>
-      </w:r>
-    </w:p>
-    <w:p>
-      <w:r>
-        <w:rPr>
-          <w:rFonts w:ascii="맑은 고딕" w:hAnsi="맑은 고딕" w:eastAsia="맑은 고딕"/>
-          <w:sz w:val="21"/>
-        </w:rPr>
-        <w:t>중-08 · 객관식</w:t>
-      </w:r>
-    </w:p>
-    <w:p>
-      <w:r>
-        <w:rPr>
-          <w:rFonts w:ascii="맑은 고딕" w:hAnsi="맑은 고딕" w:eastAsia="맑은 고딕"/>
-          <w:sz w:val="21"/>
-        </w:rPr>
-        <w:t>[중-08] boston의 값이 다른 이유는?</w:t>
-      </w:r>
-    </w:p>
-    <w:p>
-      <w:r>
-        <w:rPr>
-          <w:rFonts w:ascii="맑은 고딕" w:hAnsi="맑은 고딕" w:eastAsia="맑은 고딕"/>
-          <w:sz w:val="21"/>
-        </w:rPr>
-        <w:t>① boston은 비동기로 받으므로 동기 파트너가 아니다</w:t>
-      </w:r>
-    </w:p>
-    <w:p>
-      <w:r>
-        <w:rPr>
-          <w:rFonts w:ascii="맑은 고딕" w:hAnsi="맑은 고딕" w:eastAsia="맑은 고딕"/>
-          <w:sz w:val="21"/>
-        </w:rPr>
-        <w:t>② boston에 오류가 있다</w:t>
-      </w:r>
-    </w:p>
-    <w:p>
-      <w:r>
-        <w:rPr>
-          <w:rFonts w:ascii="맑은 고딕" w:hAnsi="맑은 고딕" w:eastAsia="맑은 고딕"/>
-          <w:sz w:val="21"/>
-        </w:rPr>
-        <w:t>③ boston의 파라미터가 잘못됐다</w:t>
-      </w:r>
-    </w:p>
-    <w:p>
-      <w:r>
-        <w:rPr>
-          <w:rFonts w:ascii="맑은 고딕" w:hAnsi="맑은 고딕" w:eastAsia="맑은 고딕"/>
-          <w:sz w:val="21"/>
-        </w:rPr>
-        <w:t>④ boston이 아직 마운트되지 않았다</w:t>
-      </w:r>
-    </w:p>
-    <w:p>
-      <w:r>
-        <w:rPr>
-          <w:rFonts w:ascii="맑은 고딕" w:hAnsi="맑은 고딕" w:eastAsia="맑은 고딕"/>
-          <w:sz w:val="21"/>
-        </w:rPr>
-        <w:t>중-09 · 객관식</w:t>
-      </w:r>
-    </w:p>
-    <w:p>
-      <w:r>
-        <w:rPr>
-          <w:rFonts w:ascii="맑은 고딕" w:hAnsi="맑은 고딕" w:eastAsia="맑은 고딕"/>
-          <w:sz w:val="21"/>
-        </w:rPr>
-        <w:t>[중-09] farsync의 `PROTECTION_LEVEL` 값은?</w:t>
-      </w:r>
-    </w:p>
-    <w:p>
-      <w:r>
-        <w:rPr>
-          <w:rFonts w:ascii="맑은 고딕" w:hAnsi="맑은 고딕" w:eastAsia="맑은 고딕"/>
-          <w:sz w:val="21"/>
-        </w:rPr>
-        <w:t>① MAXIMUM AVAILABILITY</w:t>
-      </w:r>
-    </w:p>
-    <w:p>
-      <w:r>
-        <w:rPr>
-          <w:rFonts w:ascii="맑은 고딕" w:hAnsi="맑은 고딕" w:eastAsia="맑은 고딕"/>
-          <w:sz w:val="21"/>
-        </w:rPr>
-        <w:t>② RESYNCHRONIZATION</w:t>
-      </w:r>
-    </w:p>
-    <w:p>
-      <w:r>
-        <w:rPr>
-          <w:rFonts w:ascii="맑은 고딕" w:hAnsi="맑은 고딕" w:eastAsia="맑은 고딕"/>
-          <w:sz w:val="21"/>
-        </w:rPr>
-        <w:t>③ MAXIMUM PERFORMANCE</w:t>
+        <w:t>② MAXIMUM PERFORMANCE</w:t>
+      </w:r>
+    </w:p>
+    <w:p>
+      <w:r>
+        <w:rPr>
+          <w:rFonts w:ascii="맑은 고딕" w:hAnsi="맑은 고딕" w:eastAsia="맑은 고딕"/>
+          <w:sz w:val="21"/>
+        </w:rPr>
+        <w:t>③ MAXIMUM AVAILABILITY</w:t>
       </w:r>
     </w:p>
     <w:p>
@@ -1625,7 +1625,7 @@
           <w:rFonts w:ascii="맑은 고딕" w:hAnsi="맑은 고딕" w:eastAsia="맑은 고딕"/>
           <w:sz w:val="21"/>
         </w:rPr>
-        <w:t>① 받는 쪽(목적지)</w:t>
+        <w:t>① 리스너</w:t>
       </w:r>
     </w:p>
     <w:p>
@@ -1652,7 +1652,7 @@
           <w:rFonts w:ascii="맑은 고딕" w:hAnsi="맑은 고딕" w:eastAsia="맑은 고딕"/>
           <w:sz w:val="21"/>
         </w:rPr>
-        <w:t>④ 리스너</w:t>
+        <w:t>④ 받는 쪽(목적지)</w:t>
       </w:r>
     </w:p>
     <w:p>
@@ -1787,16 +1787,16 @@
           <w:rFonts w:ascii="맑은 고딕" w:hAnsi="맑은 고딕" w:eastAsia="맑은 고딕"/>
           <w:sz w:val="21"/>
         </w:rPr>
-        <w:t>① LOG_FILE_NAME_CONVERT</w:t>
-      </w:r>
-    </w:p>
-    <w:p>
-      <w:r>
-        <w:rPr>
-          <w:rFonts w:ascii="맑은 고딕" w:hAnsi="맑은 고딕" w:eastAsia="맑은 고딕"/>
-          <w:sz w:val="21"/>
-        </w:rPr>
-        <w:t>② DB_FILE_NAME_CONVERT</w:t>
+        <w:t>① DB_FILE_NAME_CONVERT</w:t>
+      </w:r>
+    </w:p>
+    <w:p>
+      <w:r>
+        <w:rPr>
+          <w:rFonts w:ascii="맑은 고딕" w:hAnsi="맑은 고딕" w:eastAsia="맑은 고딕"/>
+          <w:sz w:val="21"/>
+        </w:rPr>
+        <w:t>② LOG_FILE_NAME_CONVERT</w:t>
       </w:r>
     </w:p>
     <w:p>
@@ -1841,34 +1841,34 @@
           <w:rFonts w:ascii="맑은 고딕" w:hAnsi="맑은 고딕" w:eastAsia="맑은 고딕"/>
           <w:sz w:val="21"/>
         </w:rPr>
-        <w:t>① 정적 등록</w:t>
-      </w:r>
-    </w:p>
-    <w:p>
-      <w:r>
-        <w:rPr>
-          <w:rFonts w:ascii="맑은 고딕" w:hAnsi="맑은 고딕" w:eastAsia="맑은 고딕"/>
-          <w:sz w:val="21"/>
-        </w:rPr>
-        <w:t>② 인스턴스가 죽어 있다</w:t>
-      </w:r>
-    </w:p>
-    <w:p>
-      <w:r>
-        <w:rPr>
-          <w:rFonts w:ascii="맑은 고딕" w:hAnsi="맑은 고딕" w:eastAsia="맑은 고딕"/>
-          <w:sz w:val="21"/>
-        </w:rPr>
-        <w:t>③ 동적 등록</w:t>
-      </w:r>
-    </w:p>
-    <w:p>
-      <w:r>
-        <w:rPr>
-          <w:rFonts w:ascii="맑은 고딕" w:hAnsi="맑은 고딕" w:eastAsia="맑은 고딕"/>
-          <w:sz w:val="21"/>
-        </w:rPr>
-        <w:t>④ 서비스가 잘못 설정됐다</w:t>
+        <w:t>① 서비스가 잘못 설정됐다</w:t>
+      </w:r>
+    </w:p>
+    <w:p>
+      <w:r>
+        <w:rPr>
+          <w:rFonts w:ascii="맑은 고딕" w:hAnsi="맑은 고딕" w:eastAsia="맑은 고딕"/>
+          <w:sz w:val="21"/>
+        </w:rPr>
+        <w:t>② 동적 등록</w:t>
+      </w:r>
+    </w:p>
+    <w:p>
+      <w:r>
+        <w:rPr>
+          <w:rFonts w:ascii="맑은 고딕" w:hAnsi="맑은 고딕" w:eastAsia="맑은 고딕"/>
+          <w:sz w:val="21"/>
+        </w:rPr>
+        <w:t>③ 인스턴스가 죽어 있다</w:t>
+      </w:r>
+    </w:p>
+    <w:p>
+      <w:r>
+        <w:rPr>
+          <w:rFonts w:ascii="맑은 고딕" w:hAnsi="맑은 고딕" w:eastAsia="맑은 고딕"/>
+          <w:sz w:val="21"/>
+        </w:rPr>
+        <w:t>④ 정적 등록</w:t>
       </w:r>
     </w:p>
     <w:p>
@@ -1895,34 +1895,34 @@
           <w:rFonts w:ascii="맑은 고딕" w:hAnsi="맑은 고딕" w:eastAsia="맑은 고딕"/>
           <w:sz w:val="21"/>
         </w:rPr>
-        <w:t>① 된다. 실측에서 status READY가 함께 나타났다</w:t>
-      </w:r>
-    </w:p>
-    <w:p>
-      <w:r>
-        <w:rPr>
-          <w:rFonts w:ascii="맑은 고딕" w:hAnsi="맑은 고딕" w:eastAsia="맑은 고딕"/>
-          <w:sz w:val="21"/>
-        </w:rPr>
-        <w:t>② 안 된다. 딕셔너리가 없다</w:t>
-      </w:r>
-    </w:p>
-    <w:p>
-      <w:r>
-        <w:rPr>
-          <w:rFonts w:ascii="맑은 고딕" w:hAnsi="맑은 고딕" w:eastAsia="맑은 고딕"/>
-          <w:sz w:val="21"/>
-        </w:rPr>
-        <w:t>③ MOUNTED에서는 안 된다</w:t>
-      </w:r>
-    </w:p>
-    <w:p>
-      <w:r>
-        <w:rPr>
-          <w:rFonts w:ascii="맑은 고딕" w:hAnsi="맑은 고딕" w:eastAsia="맑은 고딕"/>
-          <w:sz w:val="21"/>
-        </w:rPr>
-        <w:t>④ 리스너를 재기동해야만 된다</w:t>
+        <w:t>① MOUNTED에서는 안 된다</w:t>
+      </w:r>
+    </w:p>
+    <w:p>
+      <w:r>
+        <w:rPr>
+          <w:rFonts w:ascii="맑은 고딕" w:hAnsi="맑은 고딕" w:eastAsia="맑은 고딕"/>
+          <w:sz w:val="21"/>
+        </w:rPr>
+        <w:t>② 리스너를 재기동해야만 된다</w:t>
+      </w:r>
+    </w:p>
+    <w:p>
+      <w:r>
+        <w:rPr>
+          <w:rFonts w:ascii="맑은 고딕" w:hAnsi="맑은 고딕" w:eastAsia="맑은 고딕"/>
+          <w:sz w:val="21"/>
+        </w:rPr>
+        <w:t>③ 안 된다. 딕셔너리가 없다</w:t>
+      </w:r>
+    </w:p>
+    <w:p>
+      <w:r>
+        <w:rPr>
+          <w:rFonts w:ascii="맑은 고딕" w:hAnsi="맑은 고딕" w:eastAsia="맑은 고딕"/>
+          <w:sz w:val="21"/>
+        </w:rPr>
+        <w:t>④ 된다. 실측에서 status READY가 함께 나타났다</w:t>
       </w:r>
     </w:p>
     <w:p>
@@ -1949,7 +1949,7 @@
           <w:rFonts w:ascii="맑은 고딕" w:hAnsi="맑은 고딕" w:eastAsia="맑은 고딕"/>
           <w:sz w:val="21"/>
         </w:rPr>
-        <w:t>① 재기동 중과 원격 기동에는 동적 등록이 없다</w:t>
+        <w:t>① 보안 때문이다</w:t>
       </w:r>
     </w:p>
     <w:p>
@@ -1967,7 +1967,7 @@
           <w:rFonts w:ascii="맑은 고딕" w:hAnsi="맑은 고딕" w:eastAsia="맑은 고딕"/>
           <w:sz w:val="21"/>
         </w:rPr>
-        <w:t>③ 보안 때문이다</w:t>
+        <w:t>③ 재기동 중과 원격 기동에는 동적 등록이 없다</w:t>
       </w:r>
     </w:p>
     <w:p>
@@ -2003,25 +2003,25 @@
           <w:rFonts w:ascii="맑은 고딕" w:hAnsi="맑은 고딕" w:eastAsia="맑은 고딕"/>
           <w:sz w:val="21"/>
         </w:rPr>
-        <w:t>① 전달하는 쪽에 데이터 파일이 있는지 여부</w:t>
-      </w:r>
-    </w:p>
-    <w:p>
-      <w:r>
-        <w:rPr>
-          <w:rFonts w:ascii="맑은 고딕" w:hAnsi="맑은 고딕" w:eastAsia="맑은 고딕"/>
-          <w:sz w:val="21"/>
-        </w:rPr>
-        <w:t>② 전송 방식</w:t>
-      </w:r>
-    </w:p>
-    <w:p>
-      <w:r>
-        <w:rPr>
-          <w:rFonts w:ascii="맑은 고딕" w:hAnsi="맑은 고딕" w:eastAsia="맑은 고딕"/>
-          <w:sz w:val="21"/>
-        </w:rPr>
-        <w:t>③ 포트 번호</w:t>
+        <w:t>① 포트 번호</w:t>
+      </w:r>
+    </w:p>
+    <w:p>
+      <w:r>
+        <w:rPr>
+          <w:rFonts w:ascii="맑은 고딕" w:hAnsi="맑은 고딕" w:eastAsia="맑은 고딕"/>
+          <w:sz w:val="21"/>
+        </w:rPr>
+        <w:t>② 전달하는 쪽에 데이터 파일이 있는지 여부</w:t>
+      </w:r>
+    </w:p>
+    <w:p>
+      <w:r>
+        <w:rPr>
+          <w:rFonts w:ascii="맑은 고딕" w:hAnsi="맑은 고딕" w:eastAsia="맑은 고딕"/>
+          <w:sz w:val="21"/>
+        </w:rPr>
+        <w:t>③ 전송 방식</w:t>
       </w:r>
     </w:p>
     <w:p>
@@ -2057,34 +2057,34 @@
           <w:rFonts w:ascii="맑은 고딕" w:hAnsi="맑은 고딕" w:eastAsia="맑은 고딕"/>
           <w:sz w:val="21"/>
         </w:rPr>
-        <w:t>① 오류 없이 받아들여진다</w:t>
-      </w:r>
-    </w:p>
-    <w:p>
-      <w:r>
-        <w:rPr>
-          <w:rFonts w:ascii="맑은 고딕" w:hAnsi="맑은 고딕" w:eastAsia="맑은 고딕"/>
-          <w:sz w:val="21"/>
-        </w:rPr>
-        <w:t>② ORA-16966이 난다</w:t>
-      </w:r>
-    </w:p>
-    <w:p>
-      <w:r>
-        <w:rPr>
-          <w:rFonts w:ascii="맑은 고딕" w:hAnsi="맑은 고딕" w:eastAsia="맑은 고딕"/>
-          <w:sz w:val="21"/>
-        </w:rPr>
-        <w:t>③ STATUS가 ERROR가 된다</w:t>
-      </w:r>
-    </w:p>
-    <w:p>
-      <w:r>
-        <w:rPr>
-          <w:rFonts w:ascii="맑은 고딕" w:hAnsi="맑은 고딕" w:eastAsia="맑은 고딕"/>
-          <w:sz w:val="21"/>
-        </w:rPr>
-        <w:t>④ 인스턴스가 죽는다</w:t>
+        <w:t>① STATUS가 ERROR가 된다</w:t>
+      </w:r>
+    </w:p>
+    <w:p>
+      <w:r>
+        <w:rPr>
+          <w:rFonts w:ascii="맑은 고딕" w:hAnsi="맑은 고딕" w:eastAsia="맑은 고딕"/>
+          <w:sz w:val="21"/>
+        </w:rPr>
+        <w:t>② 인스턴스가 죽는다</w:t>
+      </w:r>
+    </w:p>
+    <w:p>
+      <w:r>
+        <w:rPr>
+          <w:rFonts w:ascii="맑은 고딕" w:hAnsi="맑은 고딕" w:eastAsia="맑은 고딕"/>
+          <w:sz w:val="21"/>
+        </w:rPr>
+        <w:t>③ 오류 없이 받아들여진다</w:t>
+      </w:r>
+    </w:p>
+    <w:p>
+      <w:r>
+        <w:rPr>
+          <w:rFonts w:ascii="맑은 고딕" w:hAnsi="맑은 고딕" w:eastAsia="맑은 고딕"/>
+          <w:sz w:val="21"/>
+        </w:rPr>
+        <w:t>④ ORA-16966이 난다</w:t>
       </w:r>
     </w:p>
     <w:p>
@@ -2111,7 +2111,7 @@
           <w:rFonts w:ascii="맑은 고딕" w:hAnsi="맑은 고딕" w:eastAsia="맑은 고딕"/>
           <w:sz w:val="21"/>
         </w:rPr>
-        <w:t>① ASYNC</w:t>
+        <w:t>① SYNC NOAFFIRM</w:t>
       </w:r>
     </w:p>
     <w:p>
@@ -2129,16 +2129,16 @@
           <w:rFonts w:ascii="맑은 고딕" w:hAnsi="맑은 고딕" w:eastAsia="맑은 고딕"/>
           <w:sz w:val="21"/>
         </w:rPr>
-        <w:t>③ SYNC NOAFFIRM</w:t>
-      </w:r>
-    </w:p>
-    <w:p>
-      <w:r>
-        <w:rPr>
-          <w:rFonts w:ascii="맑은 고딕" w:hAnsi="맑은 고딕" w:eastAsia="맑은 고딕"/>
-          <w:sz w:val="21"/>
-        </w:rPr>
-        <w:t>④ ARCH</w:t>
+        <w:t>③ ARCH</w:t>
+      </w:r>
+    </w:p>
+    <w:p>
+      <w:r>
+        <w:rPr>
+          <w:rFonts w:ascii="맑은 고딕" w:hAnsi="맑은 고딕" w:eastAsia="맑은 고딕"/>
+          <w:sz w:val="21"/>
+        </w:rPr>
+        <w:t>④ ASYNC</w:t>
       </w:r>
     </w:p>
     <w:p>
@@ -2165,25 +2165,25 @@
           <w:rFonts w:ascii="맑은 고딕" w:hAnsi="맑은 고딕" w:eastAsia="맑은 고딕"/>
           <w:sz w:val="21"/>
         </w:rPr>
-        <w:t>① 보호 모드를 먼저 내리고 동기 목적지를 바꾼다</w:t>
-      </w:r>
-    </w:p>
-    <w:p>
-      <w:r>
-        <w:rPr>
-          <w:rFonts w:ascii="맑은 고딕" w:hAnsi="맑은 고딕" w:eastAsia="맑은 고딕"/>
-          <w:sz w:val="21"/>
-        </w:rPr>
-        <w:t>② 동기 목적지를 먼저 없애고 보호 모드를 내린다</w:t>
-      </w:r>
-    </w:p>
-    <w:p>
-      <w:r>
-        <w:rPr>
-          <w:rFonts w:ascii="맑은 고딕" w:hAnsi="맑은 고딕" w:eastAsia="맑은 고딕"/>
-          <w:sz w:val="21"/>
-        </w:rPr>
-        <w:t>③ 동시에 한다</w:t>
+        <w:t>① 동시에 한다</w:t>
+      </w:r>
+    </w:p>
+    <w:p>
+      <w:r>
+        <w:rPr>
+          <w:rFonts w:ascii="맑은 고딕" w:hAnsi="맑은 고딕" w:eastAsia="맑은 고딕"/>
+          <w:sz w:val="21"/>
+        </w:rPr>
+        <w:t>② 보호 모드를 먼저 내리고 동기 목적지를 바꾼다</w:t>
+      </w:r>
+    </w:p>
+    <w:p>
+      <w:r>
+        <w:rPr>
+          <w:rFonts w:ascii="맑은 고딕" w:hAnsi="맑은 고딕" w:eastAsia="맑은 고딕"/>
+          <w:sz w:val="21"/>
+        </w:rPr>
+        <w:t>③ 동기 목적지를 먼저 없애고 보호 모드를 내린다</w:t>
       </w:r>
     </w:p>
     <w:p>
@@ -2245,16 +2245,16 @@
           <w:rFonts w:ascii="맑은 고딕" w:hAnsi="맑은 고딕" w:eastAsia="맑은 고딕"/>
           <w:sz w:val="21"/>
         </w:rPr>
-        <w:t>③ LOG_FILE_NAME_CONVERT가 크기도 옮긴다</w:t>
-      </w:r>
-    </w:p>
-    <w:p>
-      <w:r>
-        <w:rPr>
-          <w:rFonts w:ascii="맑은 고딕" w:hAnsi="맑은 고딕" w:eastAsia="맑은 고딕"/>
-          <w:sz w:val="21"/>
-        </w:rPr>
-        <w:t>④ FAL_SERVER가 알려 준다</w:t>
+        <w:t>③ FAL_SERVER가 알려 준다</w:t>
+      </w:r>
+    </w:p>
+    <w:p>
+      <w:r>
+        <w:rPr>
+          <w:rFonts w:ascii="맑은 고딕" w:hAnsi="맑은 고딕" w:eastAsia="맑은 고딕"/>
+          <w:sz w:val="21"/>
+        </w:rPr>
+        <w:t>④ LOG_FILE_NAME_CONVERT가 크기도 옮긴다</w:t>
       </w:r>
     </w:p>
     <w:p>
@@ -2281,7 +2281,7 @@
           <w:rFonts w:ascii="맑은 고딕" w:hAnsi="맑은 고딕" w:eastAsia="맑은 고딕"/>
           <w:sz w:val="21"/>
         </w:rPr>
-        <w:t>① 두 뷰가 보는 것이 다르다 — 정의와 실제 그룹</w:t>
+        <w:t>① 온라인 로그가 손상됐다</w:t>
       </w:r>
     </w:p>
     <w:p>
@@ -2299,7 +2299,7 @@
           <w:rFonts w:ascii="맑은 고딕" w:hAnsi="맑은 고딕" w:eastAsia="맑은 고딕"/>
           <w:sz w:val="21"/>
         </w:rPr>
-        <w:t>③ 온라인 로그가 손상됐다</w:t>
+        <w:t>③ 두 뷰가 보는 것이 다르다 — 정의와 실제 그룹</w:t>
       </w:r>
     </w:p>
     <w:p>
@@ -2407,16 +2407,16 @@
           <w:rFonts w:ascii="맑은 고딕" w:hAnsi="맑은 고딕" w:eastAsia="맑은 고딕"/>
           <w:sz w:val="21"/>
         </w:rPr>
-        <w:t>③ /u01/app/oracle/diag/rdbms/chicago/chicago</w:t>
-      </w:r>
-    </w:p>
-    <w:p>
-      <w:r>
-        <w:rPr>
-          <w:rFonts w:ascii="맑은 고딕" w:hAnsi="맑은 고딕" w:eastAsia="맑은 고딕"/>
-          <w:sz w:val="21"/>
-        </w:rPr>
-        <w:t>④ /u01/app/oracle/diag/rdbms/farsync/chicago</w:t>
+        <w:t>③ /u01/app/oracle/diag/rdbms/farsync/chicago</w:t>
+      </w:r>
+    </w:p>
+    <w:p>
+      <w:r>
+        <w:rPr>
+          <w:rFonts w:ascii="맑은 고딕" w:hAnsi="맑은 고딕" w:eastAsia="맑은 고딕"/>
+          <w:sz w:val="21"/>
+        </w:rPr>
+        <w:t>④ /u01/app/oracle/diag/rdbms/chicago/chicago</w:t>
       </w:r>
     </w:p>
     <w:p>
@@ -2443,34 +2443,34 @@
           <w:rFonts w:ascii="맑은 고딕" w:hAnsi="맑은 고딕" w:eastAsia="맑은 고딕"/>
           <w:sz w:val="21"/>
         </w:rPr>
-        <w:t>① V$DIAG_INFO를 조회한다</w:t>
-      </w:r>
-    </w:p>
-    <w:p>
-      <w:r>
-        <w:rPr>
-          <w:rFonts w:ascii="맑은 고딕" w:hAnsi="맑은 고딕" w:eastAsia="맑은 고딕"/>
-          <w:sz w:val="21"/>
-        </w:rPr>
-        <w:t>② 경로 규칙을 외운다</w:t>
-      </w:r>
-    </w:p>
-    <w:p>
-      <w:r>
-        <w:rPr>
-          <w:rFonts w:ascii="맑은 고딕" w:hAnsi="맑은 고딕" w:eastAsia="맑은 고딕"/>
-          <w:sz w:val="21"/>
-        </w:rPr>
-        <w:t>③ find로 찾는다</w:t>
-      </w:r>
-    </w:p>
-    <w:p>
-      <w:r>
-        <w:rPr>
-          <w:rFonts w:ascii="맑은 고딕" w:hAnsi="맑은 고딕" w:eastAsia="맑은 고딕"/>
-          <w:sz w:val="21"/>
-        </w:rPr>
-        <w:t>④ DIAGNOSTIC_DEST를 본다</w:t>
+        <w:t>① find로 찾는다</w:t>
+      </w:r>
+    </w:p>
+    <w:p>
+      <w:r>
+        <w:rPr>
+          <w:rFonts w:ascii="맑은 고딕" w:hAnsi="맑은 고딕" w:eastAsia="맑은 고딕"/>
+          <w:sz w:val="21"/>
+        </w:rPr>
+        <w:t>② DIAGNOSTIC_DEST를 본다</w:t>
+      </w:r>
+    </w:p>
+    <w:p>
+      <w:r>
+        <w:rPr>
+          <w:rFonts w:ascii="맑은 고딕" w:hAnsi="맑은 고딕" w:eastAsia="맑은 고딕"/>
+          <w:sz w:val="21"/>
+        </w:rPr>
+        <w:t>③ 경로 규칙을 외운다</w:t>
+      </w:r>
+    </w:p>
+    <w:p>
+      <w:r>
+        <w:rPr>
+          <w:rFonts w:ascii="맑은 고딕" w:hAnsi="맑은 고딕" w:eastAsia="맑은 고딕"/>
+          <w:sz w:val="21"/>
+        </w:rPr>
+        <w:t>④ V$DIAG_INFO를 조회한다</w:t>
       </w:r>
     </w:p>
     <w:p>
@@ -2515,16 +2515,16 @@
           <w:rFonts w:ascii="맑은 고딕" w:hAnsi="맑은 고딕" w:eastAsia="맑은 고딕"/>
           <w:sz w:val="21"/>
         </w:rPr>
-        <w:t>③ BAD PARAM</w:t>
-      </w:r>
-    </w:p>
-    <w:p>
-      <w:r>
-        <w:rPr>
-          <w:rFonts w:ascii="맑은 고딕" w:hAnsi="맑은 고딕" w:eastAsia="맑은 고딕"/>
-          <w:sz w:val="21"/>
-        </w:rPr>
-        <w:t>④ INACTIVE</w:t>
+        <w:t>③ INACTIVE</w:t>
+      </w:r>
+    </w:p>
+    <w:p>
+      <w:r>
+        <w:rPr>
+          <w:rFonts w:ascii="맑은 고딕" w:hAnsi="맑은 고딕" w:eastAsia="맑은 고딕"/>
+          <w:sz w:val="21"/>
+        </w:rPr>
+        <w:t>④ BAD PARAM</w:t>
       </w:r>
     </w:p>
     <w:p>
@@ -2560,25 +2560,25 @@
           <w:rFonts w:ascii="맑은 고딕" w:hAnsi="맑은 고딕" w:eastAsia="맑은 고딕"/>
           <w:sz w:val="21"/>
         </w:rPr>
-        <w:t>② YES</w:t>
-      </w:r>
-    </w:p>
-    <w:p>
-      <w:r>
-        <w:rPr>
-          <w:rFonts w:ascii="맑은 고딕" w:hAnsi="맑은 고딕" w:eastAsia="맑은 고딕"/>
-          <w:sz w:val="21"/>
-        </w:rPr>
-        <w:t>③ NO</w:t>
-      </w:r>
-    </w:p>
-    <w:p>
-      <w:r>
-        <w:rPr>
-          <w:rFonts w:ascii="맑은 고딕" w:hAnsi="맑은 고딕" w:eastAsia="맑은 고딕"/>
-          <w:sz w:val="21"/>
-        </w:rPr>
-        <w:t>④ WRONG VALID_TYPE</w:t>
+        <w:t>② NO</w:t>
+      </w:r>
+    </w:p>
+    <w:p>
+      <w:r>
+        <w:rPr>
+          <w:rFonts w:ascii="맑은 고딕" w:hAnsi="맑은 고딕" w:eastAsia="맑은 고딕"/>
+          <w:sz w:val="21"/>
+        </w:rPr>
+        <w:t>③ WRONG VALID_TYPE</w:t>
+      </w:r>
+    </w:p>
+    <w:p>
+      <w:r>
+        <w:rPr>
+          <w:rFonts w:ascii="맑은 고딕" w:hAnsi="맑은 고딕" w:eastAsia="맑은 고딕"/>
+          <w:sz w:val="21"/>
+        </w:rPr>
+        <w:t>④ YES</w:t>
       </w:r>
     </w:p>
     <w:p>
@@ -2605,7 +2605,7 @@
           <w:rFonts w:ascii="맑은 고딕" w:hAnsi="맑은 고딕" w:eastAsia="맑은 고딕"/>
           <w:sz w:val="21"/>
         </w:rPr>
-        <w:t>① 보호 수준이 떨어지지만 Primary는 계속 동작한다</w:t>
+        <w:t>① 자동으로 Standby 직결로 전환된다</w:t>
       </w:r>
     </w:p>
     <w:p>
@@ -2623,16 +2623,16 @@
           <w:rFonts w:ascii="맑은 고딕" w:hAnsi="맑은 고딕" w:eastAsia="맑은 고딕"/>
           <w:sz w:val="21"/>
         </w:rPr>
-        <w:t>③ 자동으로 Standby 직결로 전환된다</w:t>
-      </w:r>
-    </w:p>
-    <w:p>
-      <w:r>
-        <w:rPr>
-          <w:rFonts w:ascii="맑은 고딕" w:hAnsi="맑은 고딕" w:eastAsia="맑은 고딕"/>
-          <w:sz w:val="21"/>
-        </w:rPr>
-        <w:t>④ Standby가 Primary로 승격된다</w:t>
+        <w:t>③ Standby가 Primary로 승격된다</w:t>
+      </w:r>
+    </w:p>
+    <w:p>
+      <w:r>
+        <w:rPr>
+          <w:rFonts w:ascii="맑은 고딕" w:hAnsi="맑은 고딕" w:eastAsia="맑은 고딕"/>
+          <w:sz w:val="21"/>
+        </w:rPr>
+        <w:t>④ 보호 수준이 떨어지지만 Primary는 계속 동작한다</w:t>
       </w:r>
     </w:p>
     <w:p>
@@ -2659,34 +2659,34 @@
           <w:rFonts w:ascii="맑은 고딕" w:hAnsi="맑은 고딕" w:eastAsia="맑은 고딕"/>
           <w:sz w:val="21"/>
         </w:rPr>
-        <w:t>① 받는 쪽이 디스크에 쓰기 전에 응답한다</w:t>
-      </w:r>
-    </w:p>
-    <w:p>
-      <w:r>
-        <w:rPr>
-          <w:rFonts w:ascii="맑은 고딕" w:hAnsi="맑은 고딕" w:eastAsia="맑은 고딕"/>
-          <w:sz w:val="21"/>
-        </w:rPr>
-        <w:t>② 응답을 기다리지 않는다</w:t>
-      </w:r>
-    </w:p>
-    <w:p>
-      <w:r>
-        <w:rPr>
-          <w:rFonts w:ascii="맑은 고딕" w:hAnsi="맑은 고딕" w:eastAsia="맑은 고딕"/>
-          <w:sz w:val="21"/>
-        </w:rPr>
-        <w:t>③ 아카이브를 남기지 않는다</w:t>
-      </w:r>
-    </w:p>
-    <w:p>
-      <w:r>
-        <w:rPr>
-          <w:rFonts w:ascii="맑은 고딕" w:hAnsi="맑은 고딕" w:eastAsia="맑은 고딕"/>
-          <w:sz w:val="21"/>
-        </w:rPr>
-        <w:t>④ SRL을 쓰지 않는다</w:t>
+        <w:t>① SRL을 쓰지 않는다</w:t>
+      </w:r>
+    </w:p>
+    <w:p>
+      <w:r>
+        <w:rPr>
+          <w:rFonts w:ascii="맑은 고딕" w:hAnsi="맑은 고딕" w:eastAsia="맑은 고딕"/>
+          <w:sz w:val="21"/>
+        </w:rPr>
+        <w:t>② 아카이브를 남기지 않는다</w:t>
+      </w:r>
+    </w:p>
+    <w:p>
+      <w:r>
+        <w:rPr>
+          <w:rFonts w:ascii="맑은 고딕" w:hAnsi="맑은 고딕" w:eastAsia="맑은 고딕"/>
+          <w:sz w:val="21"/>
+        </w:rPr>
+        <w:t>③ 응답을 기다리지 않는다</w:t>
+      </w:r>
+    </w:p>
+    <w:p>
+      <w:r>
+        <w:rPr>
+          <w:rFonts w:ascii="맑은 고딕" w:hAnsi="맑은 고딕" w:eastAsia="맑은 고딕"/>
+          <w:sz w:val="21"/>
+        </w:rPr>
+        <w:t>④ 받는 쪽이 디스크에 쓰기 전에 응답한다</w:t>
       </w:r>
     </w:p>
     <w:p>
@@ -2713,16 +2713,16 @@
           <w:rFonts w:ascii="맑은 고딕" w:hAnsi="맑은 고딕" w:eastAsia="맑은 고딕"/>
           <w:sz w:val="21"/>
         </w:rPr>
-        <w:t>① 동시 소실을 피할 만큼 떨어지되 동기 전송의 이점이 남을 만큼 가깝게</w:t>
-      </w:r>
-    </w:p>
-    <w:p>
-      <w:r>
-        <w:rPr>
-          <w:rFonts w:ascii="맑은 고딕" w:hAnsi="맑은 고딕" w:eastAsia="맑은 고딕"/>
-          <w:sz w:val="21"/>
-        </w:rPr>
-        <w:t>② 가능한 한 Primary와 같은 랙에</w:t>
+        <w:t>① 위치는 성능에 영향을 주지 않는다</w:t>
+      </w:r>
+    </w:p>
+    <w:p>
+      <w:r>
+        <w:rPr>
+          <w:rFonts w:ascii="맑은 고딕" w:hAnsi="맑은 고딕" w:eastAsia="맑은 고딕"/>
+          <w:sz w:val="21"/>
+        </w:rPr>
+        <w:t>② 동시 소실을 피할 만큼 떨어지되 동기 전송의 이점이 남을 만큼 가깝게</w:t>
       </w:r>
     </w:p>
     <w:p>
@@ -2740,7 +2740,7 @@
           <w:rFonts w:ascii="맑은 고딕" w:hAnsi="맑은 고딕" w:eastAsia="맑은 고딕"/>
           <w:sz w:val="21"/>
         </w:rPr>
-        <w:t>④ 위치는 성능에 영향을 주지 않는다</w:t>
+        <w:t>④ 가능한 한 Primary와 같은 랙에</w:t>
       </w:r>
     </w:p>
     <w:sectPr>

--- a/ADG/10장/10장_실습문제.docx
+++ b/ADG/10장/10장_실습문제.docx
@@ -42,7 +42,21 @@
           <w:rFonts w:ascii="맑은 고딕" w:hAnsi="맑은 고딕" w:eastAsia="맑은 고딕"/>
           <w:sz w:val="21"/>
         </w:rPr>
-        <w:t>[하-01] Far Sync 인스턴스의 `DATABASE_ROLE` 값은?</w:t>
+        <w:t xml:space="preserve">[하-01] Far Sync 인스턴스의 </w:t>
+      </w:r>
+      <w:r>
+        <w:rPr>
+          <w:rFonts w:ascii="Consolas" w:hAnsi="Consolas" w:eastAsia="맑은 고딕"/>
+          <w:sz w:val="21"/>
+        </w:rPr>
+        <w:t xml:space="preserve">DATABASE_ROLE</w:t>
+      </w:r>
+      <w:r>
+        <w:rPr>
+          <w:rFonts w:ascii="맑은 고딕" w:hAnsi="맑은 고딕" w:eastAsia="맑은 고딕"/>
+          <w:sz w:val="21"/>
+        </w:rPr>
+        <w:t xml:space="preserve"> 값은?</w:t>
       </w:r>
     </w:p>
     <w:p>
@@ -96,7 +110,21 @@
           <w:rFonts w:ascii="맑은 고딕" w:hAnsi="맑은 고딕" w:eastAsia="맑은 고딕"/>
           <w:sz w:val="21"/>
         </w:rPr>
-        <w:t>[하-02] Far Sync 인스턴스의 `CONTROLFILE_TYPE` 값은?</w:t>
+        <w:t xml:space="preserve">[하-02] Far Sync 인스턴스의 </w:t>
+      </w:r>
+      <w:r>
+        <w:rPr>
+          <w:rFonts w:ascii="Consolas" w:hAnsi="Consolas" w:eastAsia="맑은 고딕"/>
+          <w:sz w:val="21"/>
+        </w:rPr>
+        <w:t xml:space="preserve">CONTROLFILE_TYPE</w:t>
+      </w:r>
+      <w:r>
+        <w:rPr>
+          <w:rFonts w:ascii="맑은 고딕" w:hAnsi="맑은 고딕" w:eastAsia="맑은 고딕"/>
+          <w:sz w:val="21"/>
+        </w:rPr>
+        <w:t xml:space="preserve"> 값은?</w:t>
       </w:r>
     </w:p>
     <w:p>
@@ -258,7 +286,21 @@
           <w:rFonts w:ascii="맑은 고딕" w:hAnsi="맑은 고딕" w:eastAsia="맑은 고딕"/>
           <w:sz w:val="21"/>
         </w:rPr>
-        <w:t>[하-05] `FARSYNC`를 붙여 써서 명령을 내리면 나오는 오류는?</w:t>
+        <w:t xml:space="preserve">[하-05] </w:t>
+      </w:r>
+      <w:r>
+        <w:rPr>
+          <w:rFonts w:ascii="Consolas" w:hAnsi="Consolas" w:eastAsia="맑은 고딕"/>
+          <w:sz w:val="21"/>
+        </w:rPr>
+        <w:t xml:space="preserve">FARSYNC</w:t>
+      </w:r>
+      <w:r>
+        <w:rPr>
+          <w:rFonts w:ascii="맑은 고딕" w:hAnsi="맑은 고딕" w:eastAsia="맑은 고딕"/>
+          <w:sz w:val="21"/>
+        </w:rPr>
+        <w:t xml:space="preserve">를 붙여 써서 명령을 내리면 나오는 오류는?</w:t>
       </w:r>
     </w:p>
     <w:p>
@@ -312,7 +354,21 @@
           <w:rFonts w:ascii="맑은 고딕" w:hAnsi="맑은 고딕" w:eastAsia="맑은 고딕"/>
           <w:sz w:val="21"/>
         </w:rPr>
-        <w:t>[하-06] Far Sync 인스턴스의 `V$DATAFILE` 행 수는?</w:t>
+        <w:t xml:space="preserve">[하-06] Far Sync 인스턴스의 </w:t>
+      </w:r>
+      <w:r>
+        <w:rPr>
+          <w:rFonts w:ascii="Consolas" w:hAnsi="Consolas" w:eastAsia="맑은 고딕"/>
+          <w:sz w:val="21"/>
+        </w:rPr>
+        <w:t xml:space="preserve">V$DATAFILE</w:t>
+      </w:r>
+      <w:r>
+        <w:rPr>
+          <w:rFonts w:ascii="맑은 고딕" w:hAnsi="맑은 고딕" w:eastAsia="맑은 고딕"/>
+          <w:sz w:val="21"/>
+        </w:rPr>
+        <w:t xml:space="preserve"> 행 수는?</w:t>
       </w:r>
     </w:p>
     <w:p>
@@ -366,7 +422,21 @@
           <w:rFonts w:ascii="맑은 고딕" w:hAnsi="맑은 고딕" w:eastAsia="맑은 고딕"/>
           <w:sz w:val="21"/>
         </w:rPr>
-        <w:t>[하-07] Far Sync 인스턴스의 `V$LOG` 행 수는?</w:t>
+        <w:t xml:space="preserve">[하-07] Far Sync 인스턴스의 </w:t>
+      </w:r>
+      <w:r>
+        <w:rPr>
+          <w:rFonts w:ascii="Consolas" w:hAnsi="Consolas" w:eastAsia="맑은 고딕"/>
+          <w:sz w:val="21"/>
+        </w:rPr>
+        <w:t xml:space="preserve">V$LOG</w:t>
+      </w:r>
+      <w:r>
+        <w:rPr>
+          <w:rFonts w:ascii="맑은 고딕" w:hAnsi="맑은 고딕" w:eastAsia="맑은 고딕"/>
+          <w:sz w:val="21"/>
+        </w:rPr>
+        <w:t xml:space="preserve"> 행 수는?</w:t>
       </w:r>
     </w:p>
     <w:p>
@@ -474,7 +544,21 @@
           <w:rFonts w:ascii="맑은 고딕" w:hAnsi="맑은 고딕" w:eastAsia="맑은 고딕"/>
           <w:sz w:val="21"/>
         </w:rPr>
-        <w:t>[하-09] Far Sync를 `OPEN`하려 하면 나오는 오류는?</w:t>
+        <w:t xml:space="preserve">[하-09] Far Sync를 </w:t>
+      </w:r>
+      <w:r>
+        <w:rPr>
+          <w:rFonts w:ascii="Consolas" w:hAnsi="Consolas" w:eastAsia="맑은 고딕"/>
+          <w:sz w:val="21"/>
+        </w:rPr>
+        <w:t xml:space="preserve">OPEN</w:t>
+      </w:r>
+      <w:r>
+        <w:rPr>
+          <w:rFonts w:ascii="맑은 고딕" w:hAnsi="맑은 고딕" w:eastAsia="맑은 고딕"/>
+          <w:sz w:val="21"/>
+        </w:rPr>
+        <w:t xml:space="preserve">하려 하면 나오는 오류는?</w:t>
       </w:r>
     </w:p>
     <w:p>
@@ -582,7 +666,21 @@
           <w:rFonts w:ascii="맑은 고딕" w:hAnsi="맑은 고딕" w:eastAsia="맑은 고딕"/>
           <w:sz w:val="21"/>
         </w:rPr>
-        <w:t>[하-11] Far Sync에 SRL을 `ADD`하려 할 때 나온 오류는?</w:t>
+        <w:t xml:space="preserve">[하-11] Far Sync에 SRL을 </w:t>
+      </w:r>
+      <w:r>
+        <w:rPr>
+          <w:rFonts w:ascii="Consolas" w:hAnsi="Consolas" w:eastAsia="맑은 고딕"/>
+          <w:sz w:val="21"/>
+        </w:rPr>
+        <w:t xml:space="preserve">ADD</w:t>
+      </w:r>
+      <w:r>
+        <w:rPr>
+          <w:rFonts w:ascii="맑은 고딕" w:hAnsi="맑은 고딕" w:eastAsia="맑은 고딕"/>
+          <w:sz w:val="21"/>
+        </w:rPr>
+        <w:t xml:space="preserve">하려 할 때 나온 오류는?</w:t>
       </w:r>
     </w:p>
     <w:p>
@@ -852,7 +950,21 @@
           <w:rFonts w:ascii="맑은 고딕" w:hAnsi="맑은 고딕" w:eastAsia="맑은 고딕"/>
           <w:sz w:val="21"/>
         </w:rPr>
-        <w:t>[하-16] Far Sync의 전달 목적지에 주는 `VALID_FOR`는?</w:t>
+        <w:t xml:space="preserve">[하-16] Far Sync의 전달 목적지에 주는 </w:t>
+      </w:r>
+      <w:r>
+        <w:rPr>
+          <w:rFonts w:ascii="Consolas" w:hAnsi="Consolas" w:eastAsia="맑은 고딕"/>
+          <w:sz w:val="21"/>
+        </w:rPr>
+        <w:t xml:space="preserve">VALID_FOR</w:t>
+      </w:r>
+      <w:r>
+        <w:rPr>
+          <w:rFonts w:ascii="맑은 고딕" w:hAnsi="맑은 고딕" w:eastAsia="맑은 고딕"/>
+          <w:sz w:val="21"/>
+        </w:rPr>
+        <w:t xml:space="preserve">는?</w:t>
       </w:r>
     </w:p>
     <w:p>
@@ -1014,7 +1126,21 @@
           <w:rFonts w:ascii="맑은 고딕" w:hAnsi="맑은 고딕" w:eastAsia="맑은 고딕"/>
           <w:sz w:val="21"/>
         </w:rPr>
-        <w:t>[하-19] `LOG_ARCHIVE_CONFIG`에 노드 이름이 빠지면 나오는 오류는?</w:t>
+        <w:t xml:space="preserve">[하-19] </w:t>
+      </w:r>
+      <w:r>
+        <w:rPr>
+          <w:rFonts w:ascii="Consolas" w:hAnsi="Consolas" w:eastAsia="맑은 고딕"/>
+          <w:sz w:val="21"/>
+        </w:rPr>
+        <w:t xml:space="preserve">LOG_ARCHIVE_CONFIG</w:t>
+      </w:r>
+      <w:r>
+        <w:rPr>
+          <w:rFonts w:ascii="맑은 고딕" w:hAnsi="맑은 고딕" w:eastAsia="맑은 고딕"/>
+          <w:sz w:val="21"/>
+        </w:rPr>
+        <w:t xml:space="preserve">에 노드 이름이 빠지면 나오는 오류는?</w:t>
       </w:r>
     </w:p>
     <w:p>
@@ -1068,7 +1194,21 @@
           <w:rFonts w:ascii="맑은 고딕" w:hAnsi="맑은 고딕" w:eastAsia="맑은 고딕"/>
           <w:sz w:val="21"/>
         </w:rPr>
-        <w:t>[하-20] Far Sync 인스턴스를 `SHUTDOWN IMMEDIATE`할 때 함께 나오는 메시지는?</w:t>
+        <w:t xml:space="preserve">[하-20] Far Sync 인스턴스를 </w:t>
+      </w:r>
+      <w:r>
+        <w:rPr>
+          <w:rFonts w:ascii="Consolas" w:hAnsi="Consolas" w:eastAsia="맑은 고딕"/>
+          <w:sz w:val="21"/>
+        </w:rPr>
+        <w:t xml:space="preserve">SHUTDOWN IMMEDIATE</w:t>
+      </w:r>
+      <w:r>
+        <w:rPr>
+          <w:rFonts w:ascii="맑은 고딕" w:hAnsi="맑은 고딕" w:eastAsia="맑은 고딕"/>
+          <w:sz w:val="21"/>
+        </w:rPr>
+        <w:t xml:space="preserve">할 때 함께 나오는 메시지는?</w:t>
       </w:r>
     </w:p>
     <w:p>
@@ -1184,7 +1324,35 @@
           <w:rFonts w:ascii="맑은 고딕" w:hAnsi="맑은 고딕" w:eastAsia="맑은 고딕"/>
           <w:sz w:val="21"/>
         </w:rPr>
-        <w:t>[중-02] `TRANSMIT_MODE`와 `AFFIRM`이 있는 뷰는?</w:t>
+        <w:t xml:space="preserve">[중-02] </w:t>
+      </w:r>
+      <w:r>
+        <w:rPr>
+          <w:rFonts w:ascii="Consolas" w:hAnsi="Consolas" w:eastAsia="맑은 고딕"/>
+          <w:sz w:val="21"/>
+        </w:rPr>
+        <w:t xml:space="preserve">TRANSMIT_MODE</w:t>
+      </w:r>
+      <w:r>
+        <w:rPr>
+          <w:rFonts w:ascii="맑은 고딕" w:hAnsi="맑은 고딕" w:eastAsia="맑은 고딕"/>
+          <w:sz w:val="21"/>
+        </w:rPr>
+        <w:t xml:space="preserve">와 </w:t>
+      </w:r>
+      <w:r>
+        <w:rPr>
+          <w:rFonts w:ascii="Consolas" w:hAnsi="Consolas" w:eastAsia="맑은 고딕"/>
+          <w:sz w:val="21"/>
+        </w:rPr>
+        <w:t xml:space="preserve">AFFIRM</w:t>
+      </w:r>
+      <w:r>
+        <w:rPr>
+          <w:rFonts w:ascii="맑은 고딕" w:hAnsi="맑은 고딕" w:eastAsia="맑은 고딕"/>
+          <w:sz w:val="21"/>
+        </w:rPr>
+        <w:t xml:space="preserve">이 있는 뷰는?</w:t>
       </w:r>
     </w:p>
     <w:p>
@@ -1238,7 +1406,35 @@
           <w:rFonts w:ascii="맑은 고딕" w:hAnsi="맑은 고딕" w:eastAsia="맑은 고딕"/>
           <w:sz w:val="21"/>
         </w:rPr>
-        <w:t>[중-03] `V$ARCHIVE_DEST_STATUS`에서 `TRANSMIT_MODE`를 조회하면?</w:t>
+        <w:t xml:space="preserve">[중-03] </w:t>
+      </w:r>
+      <w:r>
+        <w:rPr>
+          <w:rFonts w:ascii="Consolas" w:hAnsi="Consolas" w:eastAsia="맑은 고딕"/>
+          <w:sz w:val="21"/>
+        </w:rPr>
+        <w:t xml:space="preserve">V$ARCHIVE_DEST_STATUS</w:t>
+      </w:r>
+      <w:r>
+        <w:rPr>
+          <w:rFonts w:ascii="맑은 고딕" w:hAnsi="맑은 고딕" w:eastAsia="맑은 고딕"/>
+          <w:sz w:val="21"/>
+        </w:rPr>
+        <w:t xml:space="preserve">에서 </w:t>
+      </w:r>
+      <w:r>
+        <w:rPr>
+          <w:rFonts w:ascii="Consolas" w:hAnsi="Consolas" w:eastAsia="맑은 고딕"/>
+          <w:sz w:val="21"/>
+        </w:rPr>
+        <w:t xml:space="preserve">TRANSMIT_MODE</w:t>
+      </w:r>
+      <w:r>
+        <w:rPr>
+          <w:rFonts w:ascii="맑은 고딕" w:hAnsi="맑은 고딕" w:eastAsia="맑은 고딕"/>
+          <w:sz w:val="21"/>
+        </w:rPr>
+        <w:t xml:space="preserve">를 조회하면?</w:t>
       </w:r>
     </w:p>
     <w:p>
@@ -1292,7 +1488,21 @@
           <w:rFonts w:ascii="맑은 고딕" w:hAnsi="맑은 고딕" w:eastAsia="맑은 고딕"/>
           <w:sz w:val="21"/>
         </w:rPr>
-        <w:t>[중-04] 실습에서 chicago의 2번 목적지 `TRANSMIT_MODE` 값은?</w:t>
+        <w:t xml:space="preserve">[중-04] 실습에서 chicago의 2번 목적지 </w:t>
+      </w:r>
+      <w:r>
+        <w:rPr>
+          <w:rFonts w:ascii="Consolas" w:hAnsi="Consolas" w:eastAsia="맑은 고딕"/>
+          <w:sz w:val="21"/>
+        </w:rPr>
+        <w:t xml:space="preserve">TRANSMIT_MODE</w:t>
+      </w:r>
+      <w:r>
+        <w:rPr>
+          <w:rFonts w:ascii="맑은 고딕" w:hAnsi="맑은 고딕" w:eastAsia="맑은 고딕"/>
+          <w:sz w:val="21"/>
+        </w:rPr>
+        <w:t xml:space="preserve"> 값은?</w:t>
       </w:r>
     </w:p>
     <w:p>
@@ -1346,7 +1556,21 @@
           <w:rFonts w:ascii="맑은 고딕" w:hAnsi="맑은 고딕" w:eastAsia="맑은 고딕"/>
           <w:sz w:val="21"/>
         </w:rPr>
-        <w:t>[중-05] 보호 모드를 올린 직후 `PROTECTION_LEVEL` 값은?</w:t>
+        <w:t xml:space="preserve">[중-05] 보호 모드를 올린 직후 </w:t>
+      </w:r>
+      <w:r>
+        <w:rPr>
+          <w:rFonts w:ascii="Consolas" w:hAnsi="Consolas" w:eastAsia="맑은 고딕"/>
+          <w:sz w:val="21"/>
+        </w:rPr>
+        <w:t xml:space="preserve">PROTECTION_LEVEL</w:t>
+      </w:r>
+      <w:r>
+        <w:rPr>
+          <w:rFonts w:ascii="맑은 고딕" w:hAnsi="맑은 고딕" w:eastAsia="맑은 고딕"/>
+          <w:sz w:val="21"/>
+        </w:rPr>
+        <w:t xml:space="preserve"> 값은?</w:t>
       </w:r>
     </w:p>
     <w:p>
@@ -1400,7 +1624,21 @@
           <w:rFonts w:ascii="맑은 고딕" w:hAnsi="맑은 고딕" w:eastAsia="맑은 고딕"/>
           <w:sz w:val="21"/>
         </w:rPr>
-        <w:t>[중-06] 안정된 뒤 chicago의 `PROTECTION_LEVEL` 값은?</w:t>
+        <w:t xml:space="preserve">[중-06] 안정된 뒤 chicago의 </w:t>
+      </w:r>
+      <w:r>
+        <w:rPr>
+          <w:rFonts w:ascii="Consolas" w:hAnsi="Consolas" w:eastAsia="맑은 고딕"/>
+          <w:sz w:val="21"/>
+        </w:rPr>
+        <w:t xml:space="preserve">PROTECTION_LEVEL</w:t>
+      </w:r>
+      <w:r>
+        <w:rPr>
+          <w:rFonts w:ascii="맑은 고딕" w:hAnsi="맑은 고딕" w:eastAsia="맑은 고딕"/>
+          <w:sz w:val="21"/>
+        </w:rPr>
+        <w:t xml:space="preserve"> 값은?</w:t>
       </w:r>
     </w:p>
     <w:p>
@@ -1454,7 +1692,21 @@
           <w:rFonts w:ascii="맑은 고딕" w:hAnsi="맑은 고딕" w:eastAsia="맑은 고딕"/>
           <w:sz w:val="21"/>
         </w:rPr>
-        <w:t>[중-07] 같은 시점에 boston의 `PROTECTION_LEVEL` 값은?</w:t>
+        <w:t xml:space="preserve">[중-07] 같은 시점에 boston의 </w:t>
+      </w:r>
+      <w:r>
+        <w:rPr>
+          <w:rFonts w:ascii="Consolas" w:hAnsi="Consolas" w:eastAsia="맑은 고딕"/>
+          <w:sz w:val="21"/>
+        </w:rPr>
+        <w:t xml:space="preserve">PROTECTION_LEVEL</w:t>
+      </w:r>
+      <w:r>
+        <w:rPr>
+          <w:rFonts w:ascii="맑은 고딕" w:hAnsi="맑은 고딕" w:eastAsia="맑은 고딕"/>
+          <w:sz w:val="21"/>
+        </w:rPr>
+        <w:t xml:space="preserve"> 값은?</w:t>
       </w:r>
     </w:p>
     <w:p>
@@ -1562,7 +1814,21 @@
           <w:rFonts w:ascii="맑은 고딕" w:hAnsi="맑은 고딕" w:eastAsia="맑은 고딕"/>
           <w:sz w:val="21"/>
         </w:rPr>
-        <w:t>[중-09] farsync의 `PROTECTION_LEVEL` 값은?</w:t>
+        <w:t xml:space="preserve">[중-09] farsync의 </w:t>
+      </w:r>
+      <w:r>
+        <w:rPr>
+          <w:rFonts w:ascii="Consolas" w:hAnsi="Consolas" w:eastAsia="맑은 고딕"/>
+          <w:sz w:val="21"/>
+        </w:rPr>
+        <w:t xml:space="preserve">PROTECTION_LEVEL</w:t>
+      </w:r>
+      <w:r>
+        <w:rPr>
+          <w:rFonts w:ascii="맑은 고딕" w:hAnsi="맑은 고딕" w:eastAsia="맑은 고딕"/>
+          <w:sz w:val="21"/>
+        </w:rPr>
+        <w:t xml:space="preserve"> 값은?</w:t>
       </w:r>
     </w:p>
     <w:p>
@@ -1832,7 +2098,21 @@
           <w:rFonts w:ascii="맑은 고딕" w:hAnsi="맑은 고딕" w:eastAsia="맑은 고딕"/>
           <w:sz w:val="21"/>
         </w:rPr>
-        <w:t>[중-14] Far Sync 리스너에서 `status UNKNOWN`이 뜻하는 것은?</w:t>
+        <w:t xml:space="preserve">[중-14] Far Sync 리스너에서 </w:t>
+      </w:r>
+      <w:r>
+        <w:rPr>
+          <w:rFonts w:ascii="Consolas" w:hAnsi="Consolas" w:eastAsia="맑은 고딕"/>
+          <w:sz w:val="21"/>
+        </w:rPr>
+        <w:t xml:space="preserve">status UNKNOWN</w:t>
+      </w:r>
+      <w:r>
+        <w:rPr>
+          <w:rFonts w:ascii="맑은 고딕" w:hAnsi="맑은 고딕" w:eastAsia="맑은 고딕"/>
+          <w:sz w:val="21"/>
+        </w:rPr>
+        <w:t xml:space="preserve">이 뜻하는 것은?</w:t>
       </w:r>
     </w:p>
     <w:p>
@@ -2048,7 +2328,21 @@
           <w:rFonts w:ascii="맑은 고딕" w:hAnsi="맑은 고딕" w:eastAsia="맑은 고딕"/>
           <w:sz w:val="21"/>
         </w:rPr>
-        <w:t>[중-18] 계단식 목적지에 `SYNC AFFIRM`을 주면 실측 결과는?</w:t>
+        <w:t xml:space="preserve">[중-18] 계단식 목적지에 </w:t>
+      </w:r>
+      <w:r>
+        <w:rPr>
+          <w:rFonts w:ascii="Consolas" w:hAnsi="Consolas" w:eastAsia="맑은 고딕"/>
+          <w:sz w:val="21"/>
+        </w:rPr>
+        <w:t xml:space="preserve">SYNC AFFIRM</w:t>
+      </w:r>
+      <w:r>
+        <w:rPr>
+          <w:rFonts w:ascii="맑은 고딕" w:hAnsi="맑은 고딕" w:eastAsia="맑은 고딕"/>
+          <w:sz w:val="21"/>
+        </w:rPr>
+        <w:t xml:space="preserve">을 주면 실측 결과는?</w:t>
       </w:r>
     </w:p>
     <w:p>
@@ -2272,7 +2566,35 @@
           <w:rFonts w:ascii="맑은 고딕" w:hAnsi="맑은 고딕" w:eastAsia="맑은 고딕"/>
           <w:sz w:val="21"/>
         </w:rPr>
-        <w:t>[상-02] `V$LOGFILE`에는 ONLINE 3개가 있는데 `V$LOG`가 0행인 이유는?</w:t>
+        <w:t xml:space="preserve">[상-02] </w:t>
+      </w:r>
+      <w:r>
+        <w:rPr>
+          <w:rFonts w:ascii="Consolas" w:hAnsi="Consolas" w:eastAsia="맑은 고딕"/>
+          <w:sz w:val="21"/>
+        </w:rPr>
+        <w:t xml:space="preserve">V$LOGFILE</w:t>
+      </w:r>
+      <w:r>
+        <w:rPr>
+          <w:rFonts w:ascii="맑은 고딕" w:hAnsi="맑은 고딕" w:eastAsia="맑은 고딕"/>
+          <w:sz w:val="21"/>
+        </w:rPr>
+        <w:t xml:space="preserve">에는 ONLINE 3개가 있는데 </w:t>
+      </w:r>
+      <w:r>
+        <w:rPr>
+          <w:rFonts w:ascii="Consolas" w:hAnsi="Consolas" w:eastAsia="맑은 고딕"/>
+          <w:sz w:val="21"/>
+        </w:rPr>
+        <w:t xml:space="preserve">V$LOG</w:t>
+      </w:r>
+      <w:r>
+        <w:rPr>
+          <w:rFonts w:ascii="맑은 고딕" w:hAnsi="맑은 고딕" w:eastAsia="맑은 고딕"/>
+          <w:sz w:val="21"/>
+        </w:rPr>
+        <w:t xml:space="preserve">가 0행인 이유는?</w:t>
       </w:r>
     </w:p>
     <w:p>
@@ -2326,7 +2648,35 @@
           <w:rFonts w:ascii="맑은 고딕" w:hAnsi="맑은 고딕" w:eastAsia="맑은 고딕"/>
           <w:sz w:val="21"/>
         </w:rPr>
-        <w:t>[상-03] `ADD` 대신 `CLEAR`를 쓰는 이유로 가장 적절한 것은?</w:t>
+        <w:t xml:space="preserve">[상-03] </w:t>
+      </w:r>
+      <w:r>
+        <w:rPr>
+          <w:rFonts w:ascii="Consolas" w:hAnsi="Consolas" w:eastAsia="맑은 고딕"/>
+          <w:sz w:val="21"/>
+        </w:rPr>
+        <w:t xml:space="preserve">ADD</w:t>
+      </w:r>
+      <w:r>
+        <w:rPr>
+          <w:rFonts w:ascii="맑은 고딕" w:hAnsi="맑은 고딕" w:eastAsia="맑은 고딕"/>
+          <w:sz w:val="21"/>
+        </w:rPr>
+        <w:t xml:space="preserve"> 대신 </w:t>
+      </w:r>
+      <w:r>
+        <w:rPr>
+          <w:rFonts w:ascii="Consolas" w:hAnsi="Consolas" w:eastAsia="맑은 고딕"/>
+          <w:sz w:val="21"/>
+        </w:rPr>
+        <w:t xml:space="preserve">CLEAR</w:t>
+      </w:r>
+      <w:r>
+        <w:rPr>
+          <w:rFonts w:ascii="맑은 고딕" w:hAnsi="맑은 고딕" w:eastAsia="맑은 고딕"/>
+          <w:sz w:val="21"/>
+        </w:rPr>
+        <w:t xml:space="preserve">를 쓰는 이유로 가장 적절한 것은?</w:t>
       </w:r>
     </w:p>
     <w:p>
@@ -2488,7 +2838,49 @@
           <w:rFonts w:ascii="맑은 고딕" w:hAnsi="맑은 고딕" w:eastAsia="맑은 고딕"/>
           <w:sz w:val="21"/>
         </w:rPr>
-        <w:t>[상-06] `VALID_NOW`가 `WRONG VALID_TYPE`일 때 `STATUS` 값은?</w:t>
+        <w:t xml:space="preserve">[상-06] </w:t>
+      </w:r>
+      <w:r>
+        <w:rPr>
+          <w:rFonts w:ascii="Consolas" w:hAnsi="Consolas" w:eastAsia="맑은 고딕"/>
+          <w:sz w:val="21"/>
+        </w:rPr>
+        <w:t xml:space="preserve">VALID_NOW</w:t>
+      </w:r>
+      <w:r>
+        <w:rPr>
+          <w:rFonts w:ascii="맑은 고딕" w:hAnsi="맑은 고딕" w:eastAsia="맑은 고딕"/>
+          <w:sz w:val="21"/>
+        </w:rPr>
+        <w:t xml:space="preserve">가 </w:t>
+      </w:r>
+      <w:r>
+        <w:rPr>
+          <w:rFonts w:ascii="Consolas" w:hAnsi="Consolas" w:eastAsia="맑은 고딕"/>
+          <w:sz w:val="21"/>
+        </w:rPr>
+        <w:t xml:space="preserve">WRONG VALID_TYPE</w:t>
+      </w:r>
+      <w:r>
+        <w:rPr>
+          <w:rFonts w:ascii="맑은 고딕" w:hAnsi="맑은 고딕" w:eastAsia="맑은 고딕"/>
+          <w:sz w:val="21"/>
+        </w:rPr>
+        <w:t xml:space="preserve">일 때 </w:t>
+      </w:r>
+      <w:r>
+        <w:rPr>
+          <w:rFonts w:ascii="Consolas" w:hAnsi="Consolas" w:eastAsia="맑은 고딕"/>
+          <w:sz w:val="21"/>
+        </w:rPr>
+        <w:t xml:space="preserve">STATUS</w:t>
+      </w:r>
+      <w:r>
+        <w:rPr>
+          <w:rFonts w:ascii="맑은 고딕" w:hAnsi="맑은 고딕" w:eastAsia="맑은 고딕"/>
+          <w:sz w:val="21"/>
+        </w:rPr>
+        <w:t xml:space="preserve"> 값은?</w:t>
       </w:r>
     </w:p>
     <w:p>
@@ -2542,7 +2934,21 @@
           <w:rFonts w:ascii="맑은 고딕" w:hAnsi="맑은 고딕" w:eastAsia="맑은 고딕"/>
           <w:sz w:val="21"/>
         </w:rPr>
-        <w:t>[상-07] 목적지를 막 설정한 직후 `VALID_NOW` 값은?</w:t>
+        <w:t xml:space="preserve">[상-07] 목적지를 막 설정한 직후 </w:t>
+      </w:r>
+      <w:r>
+        <w:rPr>
+          <w:rFonts w:ascii="Consolas" w:hAnsi="Consolas" w:eastAsia="맑은 고딕"/>
+          <w:sz w:val="21"/>
+        </w:rPr>
+        <w:t xml:space="preserve">VALID_NOW</w:t>
+      </w:r>
+      <w:r>
+        <w:rPr>
+          <w:rFonts w:ascii="맑은 고딕" w:hAnsi="맑은 고딕" w:eastAsia="맑은 고딕"/>
+          <w:sz w:val="21"/>
+        </w:rPr>
+        <w:t xml:space="preserve"> 값은?</w:t>
       </w:r>
     </w:p>
     <w:p>
@@ -2596,7 +3002,21 @@
           <w:rFonts w:ascii="맑은 고딕" w:hAnsi="맑은 고딕" w:eastAsia="맑은 고딕"/>
           <w:sz w:val="21"/>
         </w:rPr>
-        <w:t>[상-08] Far Sync를 잃으면 `MAXIMUM AVAILABILITY`에서 일어나는 일은?</w:t>
+        <w:t xml:space="preserve">[상-08] Far Sync를 잃으면 </w:t>
+      </w:r>
+      <w:r>
+        <w:rPr>
+          <w:rFonts w:ascii="Consolas" w:hAnsi="Consolas" w:eastAsia="맑은 고딕"/>
+          <w:sz w:val="21"/>
+        </w:rPr>
+        <w:t xml:space="preserve">MAXIMUM AVAILABILITY</w:t>
+      </w:r>
+      <w:r>
+        <w:rPr>
+          <w:rFonts w:ascii="맑은 고딕" w:hAnsi="맑은 고딕" w:eastAsia="맑은 고딕"/>
+          <w:sz w:val="21"/>
+        </w:rPr>
+        <w:t xml:space="preserve">에서 일어나는 일은?</w:t>
       </w:r>
     </w:p>
     <w:p>
@@ -2650,7 +3070,21 @@
           <w:rFonts w:ascii="맑은 고딕" w:hAnsi="맑은 고딕" w:eastAsia="맑은 고딕"/>
           <w:sz w:val="21"/>
         </w:rPr>
-        <w:t>[상-09] `SYNC NOAFFIRM`이 무손실 목표에 부적합한 이유는?</w:t>
+        <w:t xml:space="preserve">[상-09] </w:t>
+      </w:r>
+      <w:r>
+        <w:rPr>
+          <w:rFonts w:ascii="Consolas" w:hAnsi="Consolas" w:eastAsia="맑은 고딕"/>
+          <w:sz w:val="21"/>
+        </w:rPr>
+        <w:t xml:space="preserve">SYNC NOAFFIRM</w:t>
+      </w:r>
+      <w:r>
+        <w:rPr>
+          <w:rFonts w:ascii="맑은 고딕" w:hAnsi="맑은 고딕" w:eastAsia="맑은 고딕"/>
+          <w:sz w:val="21"/>
+        </w:rPr>
+        <w:t xml:space="preserve">이 무손실 목표에 부적합한 이유는?</w:t>
       </w:r>
     </w:p>
     <w:p>
@@ -2744,6 +3178,8 @@
       </w:r>
     </w:p>
     <w:sectPr>
+      <w:headerReference w:type="default" r:id="rId9"/>
+      <w:footerReference w:type="default" r:id="rId10"/>
       <w:pgSz w:w="12240" w:h="15840"/>
       <w:pgMar w:top="1440" w:right="1800" w:bottom="1440" w:left="1800" w:header="720" w:footer="720" w:gutter="0"/>
       <w:cols w:space="720"/>
@@ -2751,6 +3187,26 @@
     </w:sectPr>
   </w:body>
 </w:document>
+</file>
+
+<file path=word/footer1.xml><?xml version="1.0" encoding="utf-8"?>
+<w:ftr xmlns:m="http://schemas.openxmlformats.org/officeDocument/2006/math" xmlns:mc="http://schemas.openxmlformats.org/markup-compatibility/2006" xmlns:mo="http://schemas.microsoft.com/office/mac/office/2008/main" xmlns:mv="urn:schemas-microsoft-com:mac:vml" xmlns:o="urn:schemas-microsoft-com:office:office" xmlns:r="http://schemas.openxmlformats.org/officeDocument/2006/relationships" xmlns:v="urn:schemas-microsoft-com:vml" xmlns:w10="urn:schemas-microsoft-com:office:word" xmlns:w14="http://schemas.microsoft.com/office/word/2010/wordml" xmlns:w="http://schemas.openxmlformats.org/wordprocessingml/2006/main" xmlns:wne="http://schemas.microsoft.com/office/word/2006/wordml" xmlns:wp14="http://schemas.microsoft.com/office/word/2010/wordprocessingDrawing" xmlns:wp="http://schemas.openxmlformats.org/drawingml/2006/wordprocessingDrawing" xmlns:wpc="http://schemas.microsoft.com/office/word/2010/wordprocessingCanvas" xmlns:wpg="http://schemas.microsoft.com/office/word/2010/wordprocessingGroup" xmlns:wpi="http://schemas.microsoft.com/office/word/2010/wordprocessingInk" xmlns:wps="http://schemas.microsoft.com/office/word/2010/wordprocessingShape" mc:Ignorable="w14 wp14">
+  <w:p>
+    <w:pPr>
+      <w:pStyle w:val="Footer"/>
+    </w:pPr>
+  </w:p>
+</w:ftr>
+</file>
+
+<file path=word/header1.xml><?xml version="1.0" encoding="utf-8"?>
+<w:hdr xmlns:m="http://schemas.openxmlformats.org/officeDocument/2006/math" xmlns:mc="http://schemas.openxmlformats.org/markup-compatibility/2006" xmlns:mo="http://schemas.microsoft.com/office/mac/office/2008/main" xmlns:mv="urn:schemas-microsoft-com:mac:vml" xmlns:o="urn:schemas-microsoft-com:office:office" xmlns:r="http://schemas.openxmlformats.org/officeDocument/2006/relationships" xmlns:v="urn:schemas-microsoft-com:vml" xmlns:w10="urn:schemas-microsoft-com:office:word" xmlns:w14="http://schemas.microsoft.com/office/word/2010/wordml" xmlns:w="http://schemas.openxmlformats.org/wordprocessingml/2006/main" xmlns:wne="http://schemas.microsoft.com/office/word/2006/wordml" xmlns:wp14="http://schemas.microsoft.com/office/word/2010/wordprocessingDrawing" xmlns:wp="http://schemas.openxmlformats.org/drawingml/2006/wordprocessingDrawing" xmlns:wpc="http://schemas.microsoft.com/office/word/2010/wordprocessingCanvas" xmlns:wpg="http://schemas.microsoft.com/office/word/2010/wordprocessingGroup" xmlns:wpi="http://schemas.microsoft.com/office/word/2010/wordprocessingInk" xmlns:wps="http://schemas.microsoft.com/office/word/2010/wordprocessingShape" mc:Ignorable="w14 wp14">
+  <w:p>
+    <w:pPr>
+      <w:pStyle w:val="Header"/>
+    </w:pPr>
+  </w:p>
+</w:hdr>
 </file>
 
 <file path=word/numbering.xml><?xml version="1.0" encoding="utf-8"?>

--- a/ADG/10장/10장_실습문제.docx
+++ b/ADG/10장/10장_실습문제.docx
@@ -42,7 +42,89 @@
           <w:rFonts w:ascii="맑은 고딕" w:hAnsi="맑은 고딕" w:eastAsia="맑은 고딕"/>
           <w:sz w:val="21"/>
         </w:rPr>
-        <w:t>[하-01] Far Sync 인스턴스의 `DATABASE_ROLE` 값은?</w:t>
+        <w:t xml:space="preserve">[하-01] Far Sync 인스턴스의 </w:t>
+      </w:r>
+      <w:r>
+        <w:rPr>
+          <w:rFonts w:ascii="Consolas" w:hAnsi="Consolas" w:eastAsia="맑은 고딕"/>
+          <w:sz w:val="21"/>
+        </w:rPr>
+        <w:t xml:space="preserve">DATABASE_ROLE</w:t>
+      </w:r>
+      <w:r>
+        <w:rPr>
+          <w:rFonts w:ascii="맑은 고딕" w:hAnsi="맑은 고딕" w:eastAsia="맑은 고딕"/>
+          <w:sz w:val="21"/>
+        </w:rPr>
+        <w:t xml:space="preserve"> 값은?</w:t>
+      </w:r>
+    </w:p>
+    <w:p>
+      <w:r>
+        <w:rPr>
+          <w:rFonts w:ascii="맑은 고딕" w:hAnsi="맑은 고딕" w:eastAsia="맑은 고딕"/>
+          <w:sz w:val="21"/>
+        </w:rPr>
+        <w:t>① FARSYNC</w:t>
+      </w:r>
+    </w:p>
+    <w:p>
+      <w:r>
+        <w:rPr>
+          <w:rFonts w:ascii="맑은 고딕" w:hAnsi="맑은 고딕" w:eastAsia="맑은 고딕"/>
+          <w:sz w:val="21"/>
+        </w:rPr>
+        <w:t>② FAR SYNC</w:t>
+      </w:r>
+    </w:p>
+    <w:p>
+      <w:r>
+        <w:rPr>
+          <w:rFonts w:ascii="맑은 고딕" w:hAnsi="맑은 고딕" w:eastAsia="맑은 고딕"/>
+          <w:sz w:val="21"/>
+        </w:rPr>
+        <w:t>③ LOGICAL STANDBY</w:t>
+      </w:r>
+    </w:p>
+    <w:p>
+      <w:r>
+        <w:rPr>
+          <w:rFonts w:ascii="맑은 고딕" w:hAnsi="맑은 고딕" w:eastAsia="맑은 고딕"/>
+          <w:sz w:val="21"/>
+        </w:rPr>
+        <w:t>④ PHYSICAL STANDBY</w:t>
+      </w:r>
+    </w:p>
+    <w:p>
+      <w:r>
+        <w:rPr>
+          <w:rFonts w:ascii="맑은 고딕" w:hAnsi="맑은 고딕" w:eastAsia="맑은 고딕"/>
+          <w:sz w:val="21"/>
+        </w:rPr>
+        <w:t>하-02 · 객관식</w:t>
+      </w:r>
+    </w:p>
+    <w:p>
+      <w:r>
+        <w:rPr>
+          <w:rFonts w:ascii="맑은 고딕" w:hAnsi="맑은 고딕" w:eastAsia="맑은 고딕"/>
+          <w:sz w:val="21"/>
+        </w:rPr>
+        <w:t xml:space="preserve">[하-02] Far Sync 인스턴스의 </w:t>
+      </w:r>
+      <w:r>
+        <w:rPr>
+          <w:rFonts w:ascii="Consolas" w:hAnsi="Consolas" w:eastAsia="맑은 고딕"/>
+          <w:sz w:val="21"/>
+        </w:rPr>
+        <w:t xml:space="preserve">CONTROLFILE_TYPE</w:t>
+      </w:r>
+      <w:r>
+        <w:rPr>
+          <w:rFonts w:ascii="맑은 고딕" w:hAnsi="맑은 고딕" w:eastAsia="맑은 고딕"/>
+          <w:sz w:val="21"/>
+        </w:rPr>
+        <w:t xml:space="preserve"> 값은?</w:t>
       </w:r>
     </w:p>
     <w:p>
@@ -60,7 +142,7 @@
           <w:rFonts w:ascii="맑은 고딕" w:hAnsi="맑은 고딕" w:eastAsia="맑은 고딕"/>
           <w:sz w:val="21"/>
         </w:rPr>
-        <w:t>② PHYSICAL STANDBY</w:t>
+        <w:t>② CURRENT</w:t>
       </w:r>
     </w:p>
     <w:p>
@@ -78,61 +160,7 @@
           <w:rFonts w:ascii="맑은 고딕" w:hAnsi="맑은 고딕" w:eastAsia="맑은 고딕"/>
           <w:sz w:val="21"/>
         </w:rPr>
-        <w:t>④ LOGICAL STANDBY</w:t>
-      </w:r>
-    </w:p>
-    <w:p>
-      <w:r>
-        <w:rPr>
-          <w:rFonts w:ascii="맑은 고딕" w:hAnsi="맑은 고딕" w:eastAsia="맑은 고딕"/>
-          <w:sz w:val="21"/>
-        </w:rPr>
-        <w:t>하-02 · 객관식</w:t>
-      </w:r>
-    </w:p>
-    <w:p>
-      <w:r>
-        <w:rPr>
-          <w:rFonts w:ascii="맑은 고딕" w:hAnsi="맑은 고딕" w:eastAsia="맑은 고딕"/>
-          <w:sz w:val="21"/>
-        </w:rPr>
-        <w:t>[하-02] Far Sync 인스턴스의 `CONTROLFILE_TYPE` 값은?</w:t>
-      </w:r>
-    </w:p>
-    <w:p>
-      <w:r>
-        <w:rPr>
-          <w:rFonts w:ascii="맑은 고딕" w:hAnsi="맑은 고딕" w:eastAsia="맑은 고딕"/>
-          <w:sz w:val="21"/>
-        </w:rPr>
-        <w:t>① FARSYNC</w:t>
-      </w:r>
-    </w:p>
-    <w:p>
-      <w:r>
-        <w:rPr>
-          <w:rFonts w:ascii="맑은 고딕" w:hAnsi="맑은 고딕" w:eastAsia="맑은 고딕"/>
-          <w:sz w:val="21"/>
-        </w:rPr>
-        <w:t>② FAR SYNC</w:t>
-      </w:r>
-    </w:p>
-    <w:p>
-      <w:r>
-        <w:rPr>
-          <w:rFonts w:ascii="맑은 고딕" w:hAnsi="맑은 고딕" w:eastAsia="맑은 고딕"/>
-          <w:sz w:val="21"/>
-        </w:rPr>
-        <w:t>③ STANDBY</w:t>
-      </w:r>
-    </w:p>
-    <w:p>
-      <w:r>
-        <w:rPr>
-          <w:rFonts w:ascii="맑은 고딕" w:hAnsi="맑은 고딕" w:eastAsia="맑은 고딕"/>
-          <w:sz w:val="21"/>
-        </w:rPr>
-        <w:t>④ CURRENT</w:t>
+        <w:t>④ STANDBY</w:t>
       </w:r>
     </w:p>
     <w:p>
@@ -159,7 +187,7 @@
           <w:rFonts w:ascii="맑은 고딕" w:hAnsi="맑은 고딕" w:eastAsia="맑은 고딕"/>
           <w:sz w:val="21"/>
         </w:rPr>
-        <w:t>① ALTER DATABASE CREATE FAR SYNC INSTANCE CONTROLFILE AS '...'</w:t>
+        <w:t>① ALTER DATABASE CREATE STANDBY CONTROLFILE AS '...'</w:t>
       </w:r>
     </w:p>
     <w:p>
@@ -177,7 +205,7 @@
           <w:rFonts w:ascii="맑은 고딕" w:hAnsi="맑은 고딕" w:eastAsia="맑은 고딕"/>
           <w:sz w:val="21"/>
         </w:rPr>
-        <w:t>③ ALTER DATABASE CREATE STANDBY CONTROLFILE AS '...'</w:t>
+        <w:t>③ ALTER DATABASE CREATE FAR SYNC INSTANCE CONTROLFILE AS '...'</w:t>
       </w:r>
     </w:p>
     <w:p>
@@ -213,34 +241,34 @@
           <w:rFonts w:ascii="맑은 고딕" w:hAnsi="맑은 고딕" w:eastAsia="맑은 고딕"/>
           <w:sz w:val="21"/>
         </w:rPr>
-        <w:t>① 18,989,056바이트</w:t>
-      </w:r>
-    </w:p>
-    <w:p>
-      <w:r>
-        <w:rPr>
-          <w:rFonts w:ascii="맑은 고딕" w:hAnsi="맑은 고딕" w:eastAsia="맑은 고딕"/>
-          <w:sz w:val="21"/>
-        </w:rPr>
-        <w:t>② 209,715,712바이트</w:t>
-      </w:r>
-    </w:p>
-    <w:p>
-      <w:r>
-        <w:rPr>
-          <w:rFonts w:ascii="맑은 고딕" w:hAnsi="맑은 고딕" w:eastAsia="맑은 고딕"/>
-          <w:sz w:val="21"/>
-        </w:rPr>
-        <w:t>③ 10,485,760바이트</w:t>
-      </w:r>
-    </w:p>
-    <w:p>
-      <w:r>
-        <w:rPr>
-          <w:rFonts w:ascii="맑은 고딕" w:hAnsi="맑은 고딕" w:eastAsia="맑은 고딕"/>
-          <w:sz w:val="21"/>
-        </w:rPr>
-        <w:t>④ 838,858,664바이트</w:t>
+        <w:t>① 209,715,712바이트</w:t>
+      </w:r>
+    </w:p>
+    <w:p>
+      <w:r>
+        <w:rPr>
+          <w:rFonts w:ascii="맑은 고딕" w:hAnsi="맑은 고딕" w:eastAsia="맑은 고딕"/>
+          <w:sz w:val="21"/>
+        </w:rPr>
+        <w:t>② 838,858,664바이트</w:t>
+      </w:r>
+    </w:p>
+    <w:p>
+      <w:r>
+        <w:rPr>
+          <w:rFonts w:ascii="맑은 고딕" w:hAnsi="맑은 고딕" w:eastAsia="맑은 고딕"/>
+          <w:sz w:val="21"/>
+        </w:rPr>
+        <w:t>③ 18,989,056바이트</w:t>
+      </w:r>
+    </w:p>
+    <w:p>
+      <w:r>
+        <w:rPr>
+          <w:rFonts w:ascii="맑은 고딕" w:hAnsi="맑은 고딕" w:eastAsia="맑은 고딕"/>
+          <w:sz w:val="21"/>
+        </w:rPr>
+        <w:t>④ 10,485,760바이트</w:t>
       </w:r>
     </w:p>
     <w:p>
@@ -258,25 +286,879 @@
           <w:rFonts w:ascii="맑은 고딕" w:hAnsi="맑은 고딕" w:eastAsia="맑은 고딕"/>
           <w:sz w:val="21"/>
         </w:rPr>
-        <w:t>[하-05] `FARSYNC`를 붙여 써서 명령을 내리면 나오는 오류는?</w:t>
-      </w:r>
-    </w:p>
-    <w:p>
-      <w:r>
-        <w:rPr>
-          <w:rFonts w:ascii="맑은 고딕" w:hAnsi="맑은 고딕" w:eastAsia="맑은 고딕"/>
-          <w:sz w:val="21"/>
-        </w:rPr>
-        <w:t>① ORA-00900</w:t>
-      </w:r>
-    </w:p>
-    <w:p>
-      <w:r>
-        <w:rPr>
-          <w:rFonts w:ascii="맑은 고딕" w:hAnsi="맑은 고딕" w:eastAsia="맑은 고딕"/>
-          <w:sz w:val="21"/>
-        </w:rPr>
-        <w:t>② ORA-02231</w:t>
+        <w:t xml:space="preserve">[하-05] </w:t>
+      </w:r>
+      <w:r>
+        <w:rPr>
+          <w:rFonts w:ascii="Consolas" w:hAnsi="Consolas" w:eastAsia="맑은 고딕"/>
+          <w:sz w:val="21"/>
+        </w:rPr>
+        <w:t xml:space="preserve">FARSYNC</w:t>
+      </w:r>
+      <w:r>
+        <w:rPr>
+          <w:rFonts w:ascii="맑은 고딕" w:hAnsi="맑은 고딕" w:eastAsia="맑은 고딕"/>
+          <w:sz w:val="21"/>
+        </w:rPr>
+        <w:t xml:space="preserve">를 붙여 써서 명령을 내리면 나오는 오류는?</w:t>
+      </w:r>
+    </w:p>
+    <w:p>
+      <w:r>
+        <w:rPr>
+          <w:rFonts w:ascii="맑은 고딕" w:hAnsi="맑은 고딕" w:eastAsia="맑은 고딕"/>
+          <w:sz w:val="21"/>
+        </w:rPr>
+        <w:t>① ORA-01184</w:t>
+      </w:r>
+    </w:p>
+    <w:p>
+      <w:r>
+        <w:rPr>
+          <w:rFonts w:ascii="맑은 고딕" w:hAnsi="맑은 고딕" w:eastAsia="맑은 고딕"/>
+          <w:sz w:val="21"/>
+        </w:rPr>
+        <w:t>② ORA-00900</w:t>
+      </w:r>
+    </w:p>
+    <w:p>
+      <w:r>
+        <w:rPr>
+          <w:rFonts w:ascii="맑은 고딕" w:hAnsi="맑은 고딕" w:eastAsia="맑은 고딕"/>
+          <w:sz w:val="21"/>
+        </w:rPr>
+        <w:t>③ ORA-16476</w:t>
+      </w:r>
+    </w:p>
+    <w:p>
+      <w:r>
+        <w:rPr>
+          <w:rFonts w:ascii="맑은 고딕" w:hAnsi="맑은 고딕" w:eastAsia="맑은 고딕"/>
+          <w:sz w:val="21"/>
+        </w:rPr>
+        <w:t>④ ORA-02231</w:t>
+      </w:r>
+    </w:p>
+    <w:p>
+      <w:r>
+        <w:rPr>
+          <w:rFonts w:ascii="맑은 고딕" w:hAnsi="맑은 고딕" w:eastAsia="맑은 고딕"/>
+          <w:sz w:val="21"/>
+        </w:rPr>
+        <w:t>하-06 · 객관식</w:t>
+      </w:r>
+    </w:p>
+    <w:p>
+      <w:r>
+        <w:rPr>
+          <w:rFonts w:ascii="맑은 고딕" w:hAnsi="맑은 고딕" w:eastAsia="맑은 고딕"/>
+          <w:sz w:val="21"/>
+        </w:rPr>
+        <w:t xml:space="preserve">[하-06] Far Sync 인스턴스의 </w:t>
+      </w:r>
+      <w:r>
+        <w:rPr>
+          <w:rFonts w:ascii="Consolas" w:hAnsi="Consolas" w:eastAsia="맑은 고딕"/>
+          <w:sz w:val="21"/>
+        </w:rPr>
+        <w:t xml:space="preserve">V$DATAFILE</w:t>
+      </w:r>
+      <w:r>
+        <w:rPr>
+          <w:rFonts w:ascii="맑은 고딕" w:hAnsi="맑은 고딕" w:eastAsia="맑은 고딕"/>
+          <w:sz w:val="21"/>
+        </w:rPr>
+        <w:t xml:space="preserve"> 행 수는?</w:t>
+      </w:r>
+    </w:p>
+    <w:p>
+      <w:r>
+        <w:rPr>
+          <w:rFonts w:ascii="맑은 고딕" w:hAnsi="맑은 고딕" w:eastAsia="맑은 고딕"/>
+          <w:sz w:val="21"/>
+        </w:rPr>
+        <w:t>① 11</w:t>
+      </w:r>
+    </w:p>
+    <w:p>
+      <w:r>
+        <w:rPr>
+          <w:rFonts w:ascii="맑은 고딕" w:hAnsi="맑은 고딕" w:eastAsia="맑은 고딕"/>
+          <w:sz w:val="21"/>
+        </w:rPr>
+        <w:t>② 3</w:t>
+      </w:r>
+    </w:p>
+    <w:p>
+      <w:r>
+        <w:rPr>
+          <w:rFonts w:ascii="맑은 고딕" w:hAnsi="맑은 고딕" w:eastAsia="맑은 고딕"/>
+          <w:sz w:val="21"/>
+        </w:rPr>
+        <w:t>③ 0</w:t>
+      </w:r>
+    </w:p>
+    <w:p>
+      <w:r>
+        <w:rPr>
+          <w:rFonts w:ascii="맑은 고딕" w:hAnsi="맑은 고딕" w:eastAsia="맑은 고딕"/>
+          <w:sz w:val="21"/>
+        </w:rPr>
+        <w:t>④ 4</w:t>
+      </w:r>
+    </w:p>
+    <w:p>
+      <w:r>
+        <w:rPr>
+          <w:rFonts w:ascii="맑은 고딕" w:hAnsi="맑은 고딕" w:eastAsia="맑은 고딕"/>
+          <w:sz w:val="21"/>
+        </w:rPr>
+        <w:t>하-07 · 객관식</w:t>
+      </w:r>
+    </w:p>
+    <w:p>
+      <w:r>
+        <w:rPr>
+          <w:rFonts w:ascii="맑은 고딕" w:hAnsi="맑은 고딕" w:eastAsia="맑은 고딕"/>
+          <w:sz w:val="21"/>
+        </w:rPr>
+        <w:t xml:space="preserve">[하-07] Far Sync 인스턴스의 </w:t>
+      </w:r>
+      <w:r>
+        <w:rPr>
+          <w:rFonts w:ascii="Consolas" w:hAnsi="Consolas" w:eastAsia="맑은 고딕"/>
+          <w:sz w:val="21"/>
+        </w:rPr>
+        <w:t xml:space="preserve">V$LOG</w:t>
+      </w:r>
+      <w:r>
+        <w:rPr>
+          <w:rFonts w:ascii="맑은 고딕" w:hAnsi="맑은 고딕" w:eastAsia="맑은 고딕"/>
+          <w:sz w:val="21"/>
+        </w:rPr>
+        <w:t xml:space="preserve"> 행 수는?</w:t>
+      </w:r>
+    </w:p>
+    <w:p>
+      <w:r>
+        <w:rPr>
+          <w:rFonts w:ascii="맑은 고딕" w:hAnsi="맑은 고딕" w:eastAsia="맑은 고딕"/>
+          <w:sz w:val="21"/>
+        </w:rPr>
+        <w:t>① 3</w:t>
+      </w:r>
+    </w:p>
+    <w:p>
+      <w:r>
+        <w:rPr>
+          <w:rFonts w:ascii="맑은 고딕" w:hAnsi="맑은 고딕" w:eastAsia="맑은 고딕"/>
+          <w:sz w:val="21"/>
+        </w:rPr>
+        <w:t>② 0</w:t>
+      </w:r>
+    </w:p>
+    <w:p>
+      <w:r>
+        <w:rPr>
+          <w:rFonts w:ascii="맑은 고딕" w:hAnsi="맑은 고딕" w:eastAsia="맑은 고딕"/>
+          <w:sz w:val="21"/>
+        </w:rPr>
+        <w:t>③ 4</w:t>
+      </w:r>
+    </w:p>
+    <w:p>
+      <w:r>
+        <w:rPr>
+          <w:rFonts w:ascii="맑은 고딕" w:hAnsi="맑은 고딕" w:eastAsia="맑은 고딕"/>
+          <w:sz w:val="21"/>
+        </w:rPr>
+        <w:t>④ 7</w:t>
+      </w:r>
+    </w:p>
+    <w:p>
+      <w:r>
+        <w:rPr>
+          <w:rFonts w:ascii="맑은 고딕" w:hAnsi="맑은 고딕" w:eastAsia="맑은 고딕"/>
+          <w:sz w:val="21"/>
+        </w:rPr>
+        <w:t>하-08 · 객관식</w:t>
+      </w:r>
+    </w:p>
+    <w:p>
+      <w:r>
+        <w:rPr>
+          <w:rFonts w:ascii="맑은 고딕" w:hAnsi="맑은 고딕" w:eastAsia="맑은 고딕"/>
+          <w:sz w:val="21"/>
+        </w:rPr>
+        <w:t>[하-08] 실습에서 Far Sync의 SRL은 몇 그룹인가?</w:t>
+      </w:r>
+    </w:p>
+    <w:p>
+      <w:r>
+        <w:rPr>
+          <w:rFonts w:ascii="맑은 고딕" w:hAnsi="맑은 고딕" w:eastAsia="맑은 고딕"/>
+          <w:sz w:val="21"/>
+        </w:rPr>
+        <w:t>① 1</w:t>
+      </w:r>
+    </w:p>
+    <w:p>
+      <w:r>
+        <w:rPr>
+          <w:rFonts w:ascii="맑은 고딕" w:hAnsi="맑은 고딕" w:eastAsia="맑은 고딕"/>
+          <w:sz w:val="21"/>
+        </w:rPr>
+        <w:t>② 4</w:t>
+      </w:r>
+    </w:p>
+    <w:p>
+      <w:r>
+        <w:rPr>
+          <w:rFonts w:ascii="맑은 고딕" w:hAnsi="맑은 고딕" w:eastAsia="맑은 고딕"/>
+          <w:sz w:val="21"/>
+        </w:rPr>
+        <w:t>③ 7</w:t>
+      </w:r>
+    </w:p>
+    <w:p>
+      <w:r>
+        <w:rPr>
+          <w:rFonts w:ascii="맑은 고딕" w:hAnsi="맑은 고딕" w:eastAsia="맑은 고딕"/>
+          <w:sz w:val="21"/>
+        </w:rPr>
+        <w:t>④ 3</w:t>
+      </w:r>
+    </w:p>
+    <w:p>
+      <w:r>
+        <w:rPr>
+          <w:rFonts w:ascii="맑은 고딕" w:hAnsi="맑은 고딕" w:eastAsia="맑은 고딕"/>
+          <w:sz w:val="21"/>
+        </w:rPr>
+        <w:t>하-09 · 객관식</w:t>
+      </w:r>
+    </w:p>
+    <w:p>
+      <w:r>
+        <w:rPr>
+          <w:rFonts w:ascii="맑은 고딕" w:hAnsi="맑은 고딕" w:eastAsia="맑은 고딕"/>
+          <w:sz w:val="21"/>
+        </w:rPr>
+        <w:t xml:space="preserve">[하-09] Far Sync를 </w:t>
+      </w:r>
+      <w:r>
+        <w:rPr>
+          <w:rFonts w:ascii="Consolas" w:hAnsi="Consolas" w:eastAsia="맑은 고딕"/>
+          <w:sz w:val="21"/>
+        </w:rPr>
+        <w:t xml:space="preserve">OPEN</w:t>
+      </w:r>
+      <w:r>
+        <w:rPr>
+          <w:rFonts w:ascii="맑은 고딕" w:hAnsi="맑은 고딕" w:eastAsia="맑은 고딕"/>
+          <w:sz w:val="21"/>
+        </w:rPr>
+        <w:t xml:space="preserve">하려 하면 나오는 오류는?</w:t>
+      </w:r>
+    </w:p>
+    <w:p>
+      <w:r>
+        <w:rPr>
+          <w:rFonts w:ascii="맑은 고딕" w:hAnsi="맑은 고딕" w:eastAsia="맑은 고딕"/>
+          <w:sz w:val="21"/>
+        </w:rPr>
+        <w:t>① ORA-01109</w:t>
+      </w:r>
+    </w:p>
+    <w:p>
+      <w:r>
+        <w:rPr>
+          <w:rFonts w:ascii="맑은 고딕" w:hAnsi="맑은 고딕" w:eastAsia="맑은 고딕"/>
+          <w:sz w:val="21"/>
+        </w:rPr>
+        <w:t>② ORA-16057</w:t>
+      </w:r>
+    </w:p>
+    <w:p>
+      <w:r>
+        <w:rPr>
+          <w:rFonts w:ascii="맑은 고딕" w:hAnsi="맑은 고딕" w:eastAsia="맑은 고딕"/>
+          <w:sz w:val="21"/>
+        </w:rPr>
+        <w:t>③ ORA-01665</w:t>
+      </w:r>
+    </w:p>
+    <w:p>
+      <w:r>
+        <w:rPr>
+          <w:rFonts w:ascii="맑은 고딕" w:hAnsi="맑은 고딕" w:eastAsia="맑은 고딕"/>
+          <w:sz w:val="21"/>
+        </w:rPr>
+        <w:t>④ ORA-16476</w:t>
+      </w:r>
+    </w:p>
+    <w:p>
+      <w:r>
+        <w:rPr>
+          <w:rFonts w:ascii="맑은 고딕" w:hAnsi="맑은 고딕" w:eastAsia="맑은 고딕"/>
+          <w:sz w:val="21"/>
+        </w:rPr>
+        <w:t>하-10 · 객관식</w:t>
+      </w:r>
+    </w:p>
+    <w:p>
+      <w:r>
+        <w:rPr>
+          <w:rFonts w:ascii="맑은 고딕" w:hAnsi="맑은 고딕" w:eastAsia="맑은 고딕"/>
+          <w:sz w:val="21"/>
+        </w:rPr>
+        <w:t>[하-10] Far Sync에서 MRP를 기동하려 하면 나오는 오류는?</w:t>
+      </w:r>
+    </w:p>
+    <w:p>
+      <w:r>
+        <w:rPr>
+          <w:rFonts w:ascii="맑은 고딕" w:hAnsi="맑은 고딕" w:eastAsia="맑은 고딕"/>
+          <w:sz w:val="21"/>
+        </w:rPr>
+        <w:t>① ORA-16476</w:t>
+      </w:r>
+    </w:p>
+    <w:p>
+      <w:r>
+        <w:rPr>
+          <w:rFonts w:ascii="맑은 고딕" w:hAnsi="맑은 고딕" w:eastAsia="맑은 고딕"/>
+          <w:sz w:val="21"/>
+        </w:rPr>
+        <w:t>② ORA-01665</w:t>
+      </w:r>
+    </w:p>
+    <w:p>
+      <w:r>
+        <w:rPr>
+          <w:rFonts w:ascii="맑은 고딕" w:hAnsi="맑은 고딕" w:eastAsia="맑은 고딕"/>
+          <w:sz w:val="21"/>
+        </w:rPr>
+        <w:t>③ ORA-00904</w:t>
+      </w:r>
+    </w:p>
+    <w:p>
+      <w:r>
+        <w:rPr>
+          <w:rFonts w:ascii="맑은 고딕" w:hAnsi="맑은 고딕" w:eastAsia="맑은 고딕"/>
+          <w:sz w:val="21"/>
+        </w:rPr>
+        <w:t>④ ORA-16057</w:t>
+      </w:r>
+    </w:p>
+    <w:p>
+      <w:r>
+        <w:rPr>
+          <w:rFonts w:ascii="맑은 고딕" w:hAnsi="맑은 고딕" w:eastAsia="맑은 고딕"/>
+          <w:sz w:val="21"/>
+        </w:rPr>
+        <w:t>하-11 · 객관식</w:t>
+      </w:r>
+    </w:p>
+    <w:p>
+      <w:r>
+        <w:rPr>
+          <w:rFonts w:ascii="맑은 고딕" w:hAnsi="맑은 고딕" w:eastAsia="맑은 고딕"/>
+          <w:sz w:val="21"/>
+        </w:rPr>
+        <w:t xml:space="preserve">[하-11] Far Sync에 SRL을 </w:t>
+      </w:r>
+      <w:r>
+        <w:rPr>
+          <w:rFonts w:ascii="Consolas" w:hAnsi="Consolas" w:eastAsia="맑은 고딕"/>
+          <w:sz w:val="21"/>
+        </w:rPr>
+        <w:t xml:space="preserve">ADD</w:t>
+      </w:r>
+      <w:r>
+        <w:rPr>
+          <w:rFonts w:ascii="맑은 고딕" w:hAnsi="맑은 고딕" w:eastAsia="맑은 고딕"/>
+          <w:sz w:val="21"/>
+        </w:rPr>
+        <w:t xml:space="preserve">하려 할 때 나온 오류는?</w:t>
+      </w:r>
+    </w:p>
+    <w:p>
+      <w:r>
+        <w:rPr>
+          <w:rFonts w:ascii="맑은 고딕" w:hAnsi="맑은 고딕" w:eastAsia="맑은 고딕"/>
+          <w:sz w:val="21"/>
+        </w:rPr>
+        <w:t>① ORA-00904</w:t>
+      </w:r>
+    </w:p>
+    <w:p>
+      <w:r>
+        <w:rPr>
+          <w:rFonts w:ascii="맑은 고딕" w:hAnsi="맑은 고딕" w:eastAsia="맑은 고딕"/>
+          <w:sz w:val="21"/>
+        </w:rPr>
+        <w:t>② ORA-01184</w:t>
+      </w:r>
+    </w:p>
+    <w:p>
+      <w:r>
+        <w:rPr>
+          <w:rFonts w:ascii="맑은 고딕" w:hAnsi="맑은 고딕" w:eastAsia="맑은 고딕"/>
+          <w:sz w:val="21"/>
+        </w:rPr>
+        <w:t>③ ORA-16057</w:t>
+      </w:r>
+    </w:p>
+    <w:p>
+      <w:r>
+        <w:rPr>
+          <w:rFonts w:ascii="맑은 고딕" w:hAnsi="맑은 고딕" w:eastAsia="맑은 고딕"/>
+          <w:sz w:val="21"/>
+        </w:rPr>
+        <w:t>④ ORA-01109</w:t>
+      </w:r>
+    </w:p>
+    <w:p>
+      <w:r>
+        <w:rPr>
+          <w:rFonts w:ascii="맑은 고딕" w:hAnsi="맑은 고딕" w:eastAsia="맑은 고딕"/>
+          <w:sz w:val="21"/>
+        </w:rPr>
+        <w:t>하-12 · 객관식</w:t>
+      </w:r>
+    </w:p>
+    <w:p>
+      <w:r>
+        <w:rPr>
+          <w:rFonts w:ascii="맑은 고딕" w:hAnsi="맑은 고딕" w:eastAsia="맑은 고딕"/>
+          <w:sz w:val="21"/>
+        </w:rPr>
+        <w:t>[하-12] 그 오류를 해결한 명령은?</w:t>
+      </w:r>
+    </w:p>
+    <w:p>
+      <w:r>
+        <w:rPr>
+          <w:rFonts w:ascii="맑은 고딕" w:hAnsi="맑은 고딕" w:eastAsia="맑은 고딕"/>
+          <w:sz w:val="21"/>
+        </w:rPr>
+        <w:t>① ALTER DATABASE CREATE DATAFILE ... AS NEW</w:t>
+      </w:r>
+    </w:p>
+    <w:p>
+      <w:r>
+        <w:rPr>
+          <w:rFonts w:ascii="맑은 고딕" w:hAnsi="맑은 고딕" w:eastAsia="맑은 고딕"/>
+          <w:sz w:val="21"/>
+        </w:rPr>
+        <w:t>② ALTER DATABASE CLEAR LOGFILE GROUP n</w:t>
+      </w:r>
+    </w:p>
+    <w:p>
+      <w:r>
+        <w:rPr>
+          <w:rFonts w:ascii="맑은 고딕" w:hAnsi="맑은 고딕" w:eastAsia="맑은 고딕"/>
+          <w:sz w:val="21"/>
+        </w:rPr>
+        <w:t>③ ALTER DATABASE DROP LOGFILE GROUP n</w:t>
+      </w:r>
+    </w:p>
+    <w:p>
+      <w:r>
+        <w:rPr>
+          <w:rFonts w:ascii="맑은 고딕" w:hAnsi="맑은 고딕" w:eastAsia="맑은 고딕"/>
+          <w:sz w:val="21"/>
+        </w:rPr>
+        <w:t>④ ALTER DATABASE ADD STANDBY LOGFILE</w:t>
+      </w:r>
+    </w:p>
+    <w:p>
+      <w:r>
+        <w:rPr>
+          <w:rFonts w:ascii="맑은 고딕" w:hAnsi="맑은 고딕" w:eastAsia="맑은 고딕"/>
+          <w:sz w:val="21"/>
+        </w:rPr>
+        <w:t>하-13 · 객관식</w:t>
+      </w:r>
+    </w:p>
+    <w:p>
+      <w:r>
+        <w:rPr>
+          <w:rFonts w:ascii="맑은 고딕" w:hAnsi="맑은 고딕" w:eastAsia="맑은 고딕"/>
+          <w:sz w:val="21"/>
+        </w:rPr>
+        <w:t>[하-13] 실습에서 만들어진 SRL 파일 하나의 크기는?</w:t>
+      </w:r>
+    </w:p>
+    <w:p>
+      <w:r>
+        <w:rPr>
+          <w:rFonts w:ascii="맑은 고딕" w:hAnsi="맑은 고딕" w:eastAsia="맑은 고딕"/>
+          <w:sz w:val="21"/>
+        </w:rPr>
+        <w:t>① 104,857,600바이트</w:t>
+      </w:r>
+    </w:p>
+    <w:p>
+      <w:r>
+        <w:rPr>
+          <w:rFonts w:ascii="맑은 고딕" w:hAnsi="맑은 고딕" w:eastAsia="맑은 고딕"/>
+          <w:sz w:val="21"/>
+        </w:rPr>
+        <w:t>② 111,647,744바이트</w:t>
+      </w:r>
+    </w:p>
+    <w:p>
+      <w:r>
+        <w:rPr>
+          <w:rFonts w:ascii="맑은 고딕" w:hAnsi="맑은 고딕" w:eastAsia="맑은 고딕"/>
+          <w:sz w:val="21"/>
+        </w:rPr>
+        <w:t>③ 209,715,712바이트</w:t>
+      </w:r>
+    </w:p>
+    <w:p>
+      <w:r>
+        <w:rPr>
+          <w:rFonts w:ascii="맑은 고딕" w:hAnsi="맑은 고딕" w:eastAsia="맑은 고딕"/>
+          <w:sz w:val="21"/>
+        </w:rPr>
+        <w:t>④ 18,989,056바이트</w:t>
+      </w:r>
+    </w:p>
+    <w:p>
+      <w:r>
+        <w:rPr>
+          <w:rFonts w:ascii="맑은 고딕" w:hAnsi="맑은 고딕" w:eastAsia="맑은 고딕"/>
+          <w:sz w:val="21"/>
+        </w:rPr>
+        <w:t>하-14 · 객관식</w:t>
+      </w:r>
+    </w:p>
+    <w:p>
+      <w:r>
+        <w:rPr>
+          <w:rFonts w:ascii="맑은 고딕" w:hAnsi="맑은 고딕" w:eastAsia="맑은 고딕"/>
+          <w:sz w:val="21"/>
+        </w:rPr>
+        <w:t>[하-14] Far Sync가 Primary로부터 받을 때 쓰는 전송 방식은?</w:t>
+      </w:r>
+    </w:p>
+    <w:p>
+      <w:r>
+        <w:rPr>
+          <w:rFonts w:ascii="맑은 고딕" w:hAnsi="맑은 고딕" w:eastAsia="맑은 고딕"/>
+          <w:sz w:val="21"/>
+        </w:rPr>
+        <w:t>① ASYNC NOAFFIRM</w:t>
+      </w:r>
+    </w:p>
+    <w:p>
+      <w:r>
+        <w:rPr>
+          <w:rFonts w:ascii="맑은 고딕" w:hAnsi="맑은 고딕" w:eastAsia="맑은 고딕"/>
+          <w:sz w:val="21"/>
+        </w:rPr>
+        <w:t>② SYNC AFFIRM</w:t>
+      </w:r>
+    </w:p>
+    <w:p>
+      <w:r>
+        <w:rPr>
+          <w:rFonts w:ascii="맑은 고딕" w:hAnsi="맑은 고딕" w:eastAsia="맑은 고딕"/>
+          <w:sz w:val="21"/>
+        </w:rPr>
+        <w:t>③ SYNC NOAFFIRM</w:t>
+      </w:r>
+    </w:p>
+    <w:p>
+      <w:r>
+        <w:rPr>
+          <w:rFonts w:ascii="맑은 고딕" w:hAnsi="맑은 고딕" w:eastAsia="맑은 고딕"/>
+          <w:sz w:val="21"/>
+        </w:rPr>
+        <w:t>④ ARCH</w:t>
+      </w:r>
+    </w:p>
+    <w:p>
+      <w:r>
+        <w:rPr>
+          <w:rFonts w:ascii="맑은 고딕" w:hAnsi="맑은 고딕" w:eastAsia="맑은 고딕"/>
+          <w:sz w:val="21"/>
+        </w:rPr>
+        <w:t>하-15 · 객관식</w:t>
+      </w:r>
+    </w:p>
+    <w:p>
+      <w:r>
+        <w:rPr>
+          <w:rFonts w:ascii="맑은 고딕" w:hAnsi="맑은 고딕" w:eastAsia="맑은 고딕"/>
+          <w:sz w:val="21"/>
+        </w:rPr>
+        <w:t>[하-15] Far Sync가 Standby로 전달할 때 쓰는 전송 방식은?</w:t>
+      </w:r>
+    </w:p>
+    <w:p>
+      <w:r>
+        <w:rPr>
+          <w:rFonts w:ascii="맑은 고딕" w:hAnsi="맑은 고딕" w:eastAsia="맑은 고딕"/>
+          <w:sz w:val="21"/>
+        </w:rPr>
+        <w:t>① SYNC AFFIRM</w:t>
+      </w:r>
+    </w:p>
+    <w:p>
+      <w:r>
+        <w:rPr>
+          <w:rFonts w:ascii="맑은 고딕" w:hAnsi="맑은 고딕" w:eastAsia="맑은 고딕"/>
+          <w:sz w:val="21"/>
+        </w:rPr>
+        <w:t>② ARCH</w:t>
+      </w:r>
+    </w:p>
+    <w:p>
+      <w:r>
+        <w:rPr>
+          <w:rFonts w:ascii="맑은 고딕" w:hAnsi="맑은 고딕" w:eastAsia="맑은 고딕"/>
+          <w:sz w:val="21"/>
+        </w:rPr>
+        <w:t>③ SYNC NOAFFIRM</w:t>
+      </w:r>
+    </w:p>
+    <w:p>
+      <w:r>
+        <w:rPr>
+          <w:rFonts w:ascii="맑은 고딕" w:hAnsi="맑은 고딕" w:eastAsia="맑은 고딕"/>
+          <w:sz w:val="21"/>
+        </w:rPr>
+        <w:t>④ ASYNC</w:t>
+      </w:r>
+    </w:p>
+    <w:p>
+      <w:r>
+        <w:rPr>
+          <w:rFonts w:ascii="맑은 고딕" w:hAnsi="맑은 고딕" w:eastAsia="맑은 고딕"/>
+          <w:sz w:val="21"/>
+        </w:rPr>
+        <w:t>하-16 · 객관식</w:t>
+      </w:r>
+    </w:p>
+    <w:p>
+      <w:r>
+        <w:rPr>
+          <w:rFonts w:ascii="맑은 고딕" w:hAnsi="맑은 고딕" w:eastAsia="맑은 고딕"/>
+          <w:sz w:val="21"/>
+        </w:rPr>
+        <w:t xml:space="preserve">[하-16] Far Sync의 전달 목적지에 주는 </w:t>
+      </w:r>
+      <w:r>
+        <w:rPr>
+          <w:rFonts w:ascii="Consolas" w:hAnsi="Consolas" w:eastAsia="맑은 고딕"/>
+          <w:sz w:val="21"/>
+        </w:rPr>
+        <w:t xml:space="preserve">VALID_FOR</w:t>
+      </w:r>
+      <w:r>
+        <w:rPr>
+          <w:rFonts w:ascii="맑은 고딕" w:hAnsi="맑은 고딕" w:eastAsia="맑은 고딕"/>
+          <w:sz w:val="21"/>
+        </w:rPr>
+        <w:t xml:space="preserve">는?</w:t>
+      </w:r>
+    </w:p>
+    <w:p>
+      <w:r>
+        <w:rPr>
+          <w:rFonts w:ascii="맑은 고딕" w:hAnsi="맑은 고딕" w:eastAsia="맑은 고딕"/>
+          <w:sz w:val="21"/>
+        </w:rPr>
+        <w:t>① (STANDBY_LOGFILES, STANDBY_ROLE)</w:t>
+      </w:r>
+    </w:p>
+    <w:p>
+      <w:r>
+        <w:rPr>
+          <w:rFonts w:ascii="맑은 고딕" w:hAnsi="맑은 고딕" w:eastAsia="맑은 고딕"/>
+          <w:sz w:val="21"/>
+        </w:rPr>
+        <w:t>② (ONLINE_LOGFILES, PRIMARY_ROLE)</w:t>
+      </w:r>
+    </w:p>
+    <w:p>
+      <w:r>
+        <w:rPr>
+          <w:rFonts w:ascii="맑은 고딕" w:hAnsi="맑은 고딕" w:eastAsia="맑은 고딕"/>
+          <w:sz w:val="21"/>
+        </w:rPr>
+        <w:t>③ (ONLINE_LOGFILES, ALL_ROLES)</w:t>
+      </w:r>
+    </w:p>
+    <w:p>
+      <w:r>
+        <w:rPr>
+          <w:rFonts w:ascii="맑은 고딕" w:hAnsi="맑은 고딕" w:eastAsia="맑은 고딕"/>
+          <w:sz w:val="21"/>
+        </w:rPr>
+        <w:t>④ (ALL_LOGFILES, ALL_ROLES)</w:t>
+      </w:r>
+    </w:p>
+    <w:p>
+      <w:r>
+        <w:rPr>
+          <w:rFonts w:ascii="맑은 고딕" w:hAnsi="맑은 고딕" w:eastAsia="맑은 고딕"/>
+          <w:sz w:val="21"/>
+        </w:rPr>
+        <w:t>하-17 · 객관식</w:t>
+      </w:r>
+    </w:p>
+    <w:p>
+      <w:r>
+        <w:rPr>
+          <w:rFonts w:ascii="맑은 고딕" w:hAnsi="맑은 고딕" w:eastAsia="맑은 고딕"/>
+          <w:sz w:val="21"/>
+        </w:rPr>
+        <w:t>[하-17] Far Sync 인스턴스를 기동하는 명령은?</w:t>
+      </w:r>
+    </w:p>
+    <w:p>
+      <w:r>
+        <w:rPr>
+          <w:rFonts w:ascii="맑은 고딕" w:hAnsi="맑은 고딕" w:eastAsia="맑은 고딕"/>
+          <w:sz w:val="21"/>
+        </w:rPr>
+        <w:t>① STARTUP NOMOUNT</w:t>
+      </w:r>
+    </w:p>
+    <w:p>
+      <w:r>
+        <w:rPr>
+          <w:rFonts w:ascii="맑은 고딕" w:hAnsi="맑은 고딕" w:eastAsia="맑은 고딕"/>
+          <w:sz w:val="21"/>
+        </w:rPr>
+        <w:t>② STARTUP</w:t>
+      </w:r>
+    </w:p>
+    <w:p>
+      <w:r>
+        <w:rPr>
+          <w:rFonts w:ascii="맑은 고딕" w:hAnsi="맑은 고딕" w:eastAsia="맑은 고딕"/>
+          <w:sz w:val="21"/>
+        </w:rPr>
+        <w:t>③ STARTUP MOUNT STANDBY DATABASE</w:t>
+      </w:r>
+    </w:p>
+    <w:p>
+      <w:r>
+        <w:rPr>
+          <w:rFonts w:ascii="맑은 고딕" w:hAnsi="맑은 고딕" w:eastAsia="맑은 고딕"/>
+          <w:sz w:val="21"/>
+        </w:rPr>
+        <w:t>④ STARTUP MOUNT</w:t>
+      </w:r>
+    </w:p>
+    <w:p>
+      <w:r>
+        <w:rPr>
+          <w:rFonts w:ascii="맑은 고딕" w:hAnsi="맑은 고딕" w:eastAsia="맑은 고딕"/>
+          <w:sz w:val="21"/>
+        </w:rPr>
+        <w:t>하-18 · 객관식</w:t>
+      </w:r>
+    </w:p>
+    <w:p>
+      <w:r>
+        <w:rPr>
+          <w:rFonts w:ascii="맑은 고딕" w:hAnsi="맑은 고딕" w:eastAsia="맑은 고딕"/>
+          <w:sz w:val="21"/>
+        </w:rPr>
+        <w:t>[하-18] Far Sync 노드로 옮겨야 하는 파일 두 가지는?</w:t>
+      </w:r>
+    </w:p>
+    <w:p>
+      <w:r>
+        <w:rPr>
+          <w:rFonts w:ascii="맑은 고딕" w:hAnsi="맑은 고딕" w:eastAsia="맑은 고딕"/>
+          <w:sz w:val="21"/>
+        </w:rPr>
+        <w:t>① 리두 로그와 컨트롤 파일</w:t>
+      </w:r>
+    </w:p>
+    <w:p>
+      <w:r>
+        <w:rPr>
+          <w:rFonts w:ascii="맑은 고딕" w:hAnsi="맑은 고딕" w:eastAsia="맑은 고딕"/>
+          <w:sz w:val="21"/>
+        </w:rPr>
+        <w:t>② SPFILE과 데이터 파일</w:t>
+      </w:r>
+    </w:p>
+    <w:p>
+      <w:r>
+        <w:rPr>
+          <w:rFonts w:ascii="맑은 고딕" w:hAnsi="맑은 고딕" w:eastAsia="맑은 고딕"/>
+          <w:sz w:val="21"/>
+        </w:rPr>
+        <w:t>③ 데이터 파일과 컨트롤 파일</w:t>
+      </w:r>
+    </w:p>
+    <w:p>
+      <w:r>
+        <w:rPr>
+          <w:rFonts w:ascii="맑은 고딕" w:hAnsi="맑은 고딕" w:eastAsia="맑은 고딕"/>
+          <w:sz w:val="21"/>
+        </w:rPr>
+        <w:t>④ 컨트롤 파일과 패스워드 파일</w:t>
+      </w:r>
+    </w:p>
+    <w:p>
+      <w:r>
+        <w:rPr>
+          <w:rFonts w:ascii="맑은 고딕" w:hAnsi="맑은 고딕" w:eastAsia="맑은 고딕"/>
+          <w:sz w:val="21"/>
+        </w:rPr>
+        <w:t>하-19 · 객관식</w:t>
+      </w:r>
+    </w:p>
+    <w:p>
+      <w:r>
+        <w:rPr>
+          <w:rFonts w:ascii="맑은 고딕" w:hAnsi="맑은 고딕" w:eastAsia="맑은 고딕"/>
+          <w:sz w:val="21"/>
+        </w:rPr>
+        <w:t xml:space="preserve">[하-19] </w:t>
+      </w:r>
+      <w:r>
+        <w:rPr>
+          <w:rFonts w:ascii="Consolas" w:hAnsi="Consolas" w:eastAsia="맑은 고딕"/>
+          <w:sz w:val="21"/>
+        </w:rPr>
+        <w:t xml:space="preserve">LOG_ARCHIVE_CONFIG</w:t>
+      </w:r>
+      <w:r>
+        <w:rPr>
+          <w:rFonts w:ascii="맑은 고딕" w:hAnsi="맑은 고딕" w:eastAsia="맑은 고딕"/>
+          <w:sz w:val="21"/>
+        </w:rPr>
+        <w:t xml:space="preserve">에 노드 이름이 빠지면 나오는 오류는?</w:t>
+      </w:r>
+    </w:p>
+    <w:p>
+      <w:r>
+        <w:rPr>
+          <w:rFonts w:ascii="맑은 고딕" w:hAnsi="맑은 고딕" w:eastAsia="맑은 고딕"/>
+          <w:sz w:val="21"/>
+        </w:rPr>
+        <w:t>① ORA-16057</w:t>
+      </w:r>
+    </w:p>
+    <w:p>
+      <w:r>
+        <w:rPr>
+          <w:rFonts w:ascii="맑은 고딕" w:hAnsi="맑은 고딕" w:eastAsia="맑은 고딕"/>
+          <w:sz w:val="21"/>
+        </w:rPr>
+        <w:t>② ORA-00904</w:t>
       </w:r>
     </w:p>
     <w:p>
@@ -303,178 +1185,30 @@
           <w:rFonts w:ascii="맑은 고딕" w:hAnsi="맑은 고딕" w:eastAsia="맑은 고딕"/>
           <w:sz w:val="21"/>
         </w:rPr>
-        <w:t>하-06 · 객관식</w:t>
-      </w:r>
-    </w:p>
-    <w:p>
-      <w:r>
-        <w:rPr>
-          <w:rFonts w:ascii="맑은 고딕" w:hAnsi="맑은 고딕" w:eastAsia="맑은 고딕"/>
-          <w:sz w:val="21"/>
-        </w:rPr>
-        <w:t>[하-06] Far Sync 인스턴스의 `V$DATAFILE` 행 수는?</w:t>
-      </w:r>
-    </w:p>
-    <w:p>
-      <w:r>
-        <w:rPr>
-          <w:rFonts w:ascii="맑은 고딕" w:hAnsi="맑은 고딕" w:eastAsia="맑은 고딕"/>
-          <w:sz w:val="21"/>
-        </w:rPr>
-        <w:t>① 0</w:t>
-      </w:r>
-    </w:p>
-    <w:p>
-      <w:r>
-        <w:rPr>
-          <w:rFonts w:ascii="맑은 고딕" w:hAnsi="맑은 고딕" w:eastAsia="맑은 고딕"/>
-          <w:sz w:val="21"/>
-        </w:rPr>
-        <w:t>② 3</w:t>
-      </w:r>
-    </w:p>
-    <w:p>
-      <w:r>
-        <w:rPr>
-          <w:rFonts w:ascii="맑은 고딕" w:hAnsi="맑은 고딕" w:eastAsia="맑은 고딕"/>
-          <w:sz w:val="21"/>
-        </w:rPr>
-        <w:t>③ 4</w:t>
-      </w:r>
-    </w:p>
-    <w:p>
-      <w:r>
-        <w:rPr>
-          <w:rFonts w:ascii="맑은 고딕" w:hAnsi="맑은 고딕" w:eastAsia="맑은 고딕"/>
-          <w:sz w:val="21"/>
-        </w:rPr>
-        <w:t>④ 11</w:t>
-      </w:r>
-    </w:p>
-    <w:p>
-      <w:r>
-        <w:rPr>
-          <w:rFonts w:ascii="맑은 고딕" w:hAnsi="맑은 고딕" w:eastAsia="맑은 고딕"/>
-          <w:sz w:val="21"/>
-        </w:rPr>
-        <w:t>하-07 · 객관식</w:t>
-      </w:r>
-    </w:p>
-    <w:p>
-      <w:r>
-        <w:rPr>
-          <w:rFonts w:ascii="맑은 고딕" w:hAnsi="맑은 고딕" w:eastAsia="맑은 고딕"/>
-          <w:sz w:val="21"/>
-        </w:rPr>
-        <w:t>[하-07] Far Sync 인스턴스의 `V$LOG` 행 수는?</w:t>
-      </w:r>
-    </w:p>
-    <w:p>
-      <w:r>
-        <w:rPr>
-          <w:rFonts w:ascii="맑은 고딕" w:hAnsi="맑은 고딕" w:eastAsia="맑은 고딕"/>
-          <w:sz w:val="21"/>
-        </w:rPr>
-        <w:t>① 0</w:t>
-      </w:r>
-    </w:p>
-    <w:p>
-      <w:r>
-        <w:rPr>
-          <w:rFonts w:ascii="맑은 고딕" w:hAnsi="맑은 고딕" w:eastAsia="맑은 고딕"/>
-          <w:sz w:val="21"/>
-        </w:rPr>
-        <w:t>② 3</w:t>
-      </w:r>
-    </w:p>
-    <w:p>
-      <w:r>
-        <w:rPr>
-          <w:rFonts w:ascii="맑은 고딕" w:hAnsi="맑은 고딕" w:eastAsia="맑은 고딕"/>
-          <w:sz w:val="21"/>
-        </w:rPr>
-        <w:t>③ 4</w:t>
-      </w:r>
-    </w:p>
-    <w:p>
-      <w:r>
-        <w:rPr>
-          <w:rFonts w:ascii="맑은 고딕" w:hAnsi="맑은 고딕" w:eastAsia="맑은 고딕"/>
-          <w:sz w:val="21"/>
-        </w:rPr>
-        <w:t>④ 7</w:t>
-      </w:r>
-    </w:p>
-    <w:p>
-      <w:r>
-        <w:rPr>
-          <w:rFonts w:ascii="맑은 고딕" w:hAnsi="맑은 고딕" w:eastAsia="맑은 고딕"/>
-          <w:sz w:val="21"/>
-        </w:rPr>
-        <w:t>하-08 · 객관식</w:t>
-      </w:r>
-    </w:p>
-    <w:p>
-      <w:r>
-        <w:rPr>
-          <w:rFonts w:ascii="맑은 고딕" w:hAnsi="맑은 고딕" w:eastAsia="맑은 고딕"/>
-          <w:sz w:val="21"/>
-        </w:rPr>
-        <w:t>[하-08] 실습에서 Far Sync의 SRL은 몇 그룹인가?</w:t>
-      </w:r>
-    </w:p>
-    <w:p>
-      <w:r>
-        <w:rPr>
-          <w:rFonts w:ascii="맑은 고딕" w:hAnsi="맑은 고딕" w:eastAsia="맑은 고딕"/>
-          <w:sz w:val="21"/>
-        </w:rPr>
-        <w:t>① 4</w:t>
-      </w:r>
-    </w:p>
-    <w:p>
-      <w:r>
-        <w:rPr>
-          <w:rFonts w:ascii="맑은 고딕" w:hAnsi="맑은 고딕" w:eastAsia="맑은 고딕"/>
-          <w:sz w:val="21"/>
-        </w:rPr>
-        <w:t>② 3</w:t>
-      </w:r>
-    </w:p>
-    <w:p>
-      <w:r>
-        <w:rPr>
-          <w:rFonts w:ascii="맑은 고딕" w:hAnsi="맑은 고딕" w:eastAsia="맑은 고딕"/>
-          <w:sz w:val="21"/>
-        </w:rPr>
-        <w:t>③ 7</w:t>
-      </w:r>
-    </w:p>
-    <w:p>
-      <w:r>
-        <w:rPr>
-          <w:rFonts w:ascii="맑은 고딕" w:hAnsi="맑은 고딕" w:eastAsia="맑은 고딕"/>
-          <w:sz w:val="21"/>
-        </w:rPr>
-        <w:t>④ 1</w:t>
-      </w:r>
-    </w:p>
-    <w:p>
-      <w:r>
-        <w:rPr>
-          <w:rFonts w:ascii="맑은 고딕" w:hAnsi="맑은 고딕" w:eastAsia="맑은 고딕"/>
-          <w:sz w:val="21"/>
-        </w:rPr>
-        <w:t>하-09 · 객관식</w:t>
-      </w:r>
-    </w:p>
-    <w:p>
-      <w:r>
-        <w:rPr>
-          <w:rFonts w:ascii="맑은 고딕" w:hAnsi="맑은 고딕" w:eastAsia="맑은 고딕"/>
-          <w:sz w:val="21"/>
-        </w:rPr>
-        <w:t>[하-09] Far Sync를 `OPEN`하려 하면 나오는 오류는?</w:t>
+        <w:t>하-20 · 객관식</w:t>
+      </w:r>
+    </w:p>
+    <w:p>
+      <w:r>
+        <w:rPr>
+          <w:rFonts w:ascii="맑은 고딕" w:hAnsi="맑은 고딕" w:eastAsia="맑은 고딕"/>
+          <w:sz w:val="21"/>
+        </w:rPr>
+        <w:t xml:space="preserve">[하-20] Far Sync 인스턴스를 </w:t>
+      </w:r>
+      <w:r>
+        <w:rPr>
+          <w:rFonts w:ascii="Consolas" w:hAnsi="Consolas" w:eastAsia="맑은 고딕"/>
+          <w:sz w:val="21"/>
+        </w:rPr>
+        <w:t xml:space="preserve">SHUTDOWN IMMEDIATE</w:t>
+      </w:r>
+      <w:r>
+        <w:rPr>
+          <w:rFonts w:ascii="맑은 고딕" w:hAnsi="맑은 고딕" w:eastAsia="맑은 고딕"/>
+          <w:sz w:val="21"/>
+        </w:rPr>
+        <w:t xml:space="preserve">할 때 함께 나오는 메시지는?</w:t>
       </w:r>
     </w:p>
     <w:p>
@@ -492,619 +1226,25 @@
           <w:rFonts w:ascii="맑은 고딕" w:hAnsi="맑은 고딕" w:eastAsia="맑은 고딕"/>
           <w:sz w:val="21"/>
         </w:rPr>
-        <w:t>② ORA-01665</w:t>
-      </w:r>
-    </w:p>
-    <w:p>
-      <w:r>
-        <w:rPr>
-          <w:rFonts w:ascii="맑은 고딕" w:hAnsi="맑은 고딕" w:eastAsia="맑은 고딕"/>
-          <w:sz w:val="21"/>
-        </w:rPr>
-        <w:t>③ ORA-16057</w:t>
-      </w:r>
-    </w:p>
-    <w:p>
-      <w:r>
-        <w:rPr>
-          <w:rFonts w:ascii="맑은 고딕" w:hAnsi="맑은 고딕" w:eastAsia="맑은 고딕"/>
-          <w:sz w:val="21"/>
-        </w:rPr>
-        <w:t>④ ORA-01109</w:t>
-      </w:r>
-    </w:p>
-    <w:p>
-      <w:r>
-        <w:rPr>
-          <w:rFonts w:ascii="맑은 고딕" w:hAnsi="맑은 고딕" w:eastAsia="맑은 고딕"/>
-          <w:sz w:val="21"/>
-        </w:rPr>
-        <w:t>하-10 · 객관식</w:t>
-      </w:r>
-    </w:p>
-    <w:p>
-      <w:r>
-        <w:rPr>
-          <w:rFonts w:ascii="맑은 고딕" w:hAnsi="맑은 고딕" w:eastAsia="맑은 고딕"/>
-          <w:sz w:val="21"/>
-        </w:rPr>
-        <w:t>[하-10] Far Sync에서 MRP를 기동하려 하면 나오는 오류는?</w:t>
-      </w:r>
-    </w:p>
-    <w:p>
-      <w:r>
-        <w:rPr>
-          <w:rFonts w:ascii="맑은 고딕" w:hAnsi="맑은 고딕" w:eastAsia="맑은 고딕"/>
-          <w:sz w:val="21"/>
-        </w:rPr>
-        <w:t>① ORA-01665</w:t>
-      </w:r>
-    </w:p>
-    <w:p>
-      <w:r>
-        <w:rPr>
-          <w:rFonts w:ascii="맑은 고딕" w:hAnsi="맑은 고딕" w:eastAsia="맑은 고딕"/>
-          <w:sz w:val="21"/>
-        </w:rPr>
-        <w:t>② ORA-16476</w:t>
-      </w:r>
-    </w:p>
-    <w:p>
-      <w:r>
-        <w:rPr>
-          <w:rFonts w:ascii="맑은 고딕" w:hAnsi="맑은 고딕" w:eastAsia="맑은 고딕"/>
-          <w:sz w:val="21"/>
-        </w:rPr>
-        <w:t>③ ORA-00904</w:t>
-      </w:r>
-    </w:p>
-    <w:p>
-      <w:r>
-        <w:rPr>
-          <w:rFonts w:ascii="맑은 고딕" w:hAnsi="맑은 고딕" w:eastAsia="맑은 고딕"/>
-          <w:sz w:val="21"/>
-        </w:rPr>
-        <w:t>④ ORA-16057</w:t>
-      </w:r>
-    </w:p>
-    <w:p>
-      <w:r>
-        <w:rPr>
-          <w:rFonts w:ascii="맑은 고딕" w:hAnsi="맑은 고딕" w:eastAsia="맑은 고딕"/>
-          <w:sz w:val="21"/>
-        </w:rPr>
-        <w:t>하-11 · 객관식</w:t>
-      </w:r>
-    </w:p>
-    <w:p>
-      <w:r>
-        <w:rPr>
-          <w:rFonts w:ascii="맑은 고딕" w:hAnsi="맑은 고딕" w:eastAsia="맑은 고딕"/>
-          <w:sz w:val="21"/>
-        </w:rPr>
-        <w:t>[하-11] Far Sync에 SRL을 `ADD`하려 할 때 나온 오류는?</w:t>
-      </w:r>
-    </w:p>
-    <w:p>
-      <w:r>
-        <w:rPr>
-          <w:rFonts w:ascii="맑은 고딕" w:hAnsi="맑은 고딕" w:eastAsia="맑은 고딕"/>
-          <w:sz w:val="21"/>
-        </w:rPr>
-        <w:t>① ORA-01184</w:t>
-      </w:r>
-    </w:p>
-    <w:p>
-      <w:r>
-        <w:rPr>
-          <w:rFonts w:ascii="맑은 고딕" w:hAnsi="맑은 고딕" w:eastAsia="맑은 고딕"/>
-          <w:sz w:val="21"/>
-        </w:rPr>
-        <w:t>② ORA-00904</w:t>
-      </w:r>
-    </w:p>
-    <w:p>
-      <w:r>
-        <w:rPr>
-          <w:rFonts w:ascii="맑은 고딕" w:hAnsi="맑은 고딕" w:eastAsia="맑은 고딕"/>
-          <w:sz w:val="21"/>
-        </w:rPr>
-        <w:t>③ ORA-16057</w:t>
-      </w:r>
-    </w:p>
-    <w:p>
-      <w:r>
-        <w:rPr>
-          <w:rFonts w:ascii="맑은 고딕" w:hAnsi="맑은 고딕" w:eastAsia="맑은 고딕"/>
-          <w:sz w:val="21"/>
-        </w:rPr>
-        <w:t>④ ORA-01109</w:t>
-      </w:r>
-    </w:p>
-    <w:p>
-      <w:r>
-        <w:rPr>
-          <w:rFonts w:ascii="맑은 고딕" w:hAnsi="맑은 고딕" w:eastAsia="맑은 고딕"/>
-          <w:sz w:val="21"/>
-        </w:rPr>
-        <w:t>하-12 · 객관식</w:t>
-      </w:r>
-    </w:p>
-    <w:p>
-      <w:r>
-        <w:rPr>
-          <w:rFonts w:ascii="맑은 고딕" w:hAnsi="맑은 고딕" w:eastAsia="맑은 고딕"/>
-          <w:sz w:val="21"/>
-        </w:rPr>
-        <w:t>[하-12] 그 오류를 해결한 명령은?</w:t>
-      </w:r>
-    </w:p>
-    <w:p>
-      <w:r>
-        <w:rPr>
-          <w:rFonts w:ascii="맑은 고딕" w:hAnsi="맑은 고딕" w:eastAsia="맑은 고딕"/>
-          <w:sz w:val="21"/>
-        </w:rPr>
-        <w:t>① ALTER DATABASE CLEAR LOGFILE GROUP n</w:t>
-      </w:r>
-    </w:p>
-    <w:p>
-      <w:r>
-        <w:rPr>
-          <w:rFonts w:ascii="맑은 고딕" w:hAnsi="맑은 고딕" w:eastAsia="맑은 고딕"/>
-          <w:sz w:val="21"/>
-        </w:rPr>
-        <w:t>② ALTER DATABASE DROP LOGFILE GROUP n</w:t>
-      </w:r>
-    </w:p>
-    <w:p>
-      <w:r>
-        <w:rPr>
-          <w:rFonts w:ascii="맑은 고딕" w:hAnsi="맑은 고딕" w:eastAsia="맑은 고딕"/>
-          <w:sz w:val="21"/>
-        </w:rPr>
-        <w:t>③ ALTER DATABASE ADD STANDBY LOGFILE</w:t>
-      </w:r>
-    </w:p>
-    <w:p>
-      <w:r>
-        <w:rPr>
-          <w:rFonts w:ascii="맑은 고딕" w:hAnsi="맑은 고딕" w:eastAsia="맑은 고딕"/>
-          <w:sz w:val="21"/>
-        </w:rPr>
-        <w:t>④ ALTER DATABASE CREATE DATAFILE ... AS NEW</w:t>
-      </w:r>
-    </w:p>
-    <w:p>
-      <w:r>
-        <w:rPr>
-          <w:rFonts w:ascii="맑은 고딕" w:hAnsi="맑은 고딕" w:eastAsia="맑은 고딕"/>
-          <w:sz w:val="21"/>
-        </w:rPr>
-        <w:t>하-13 · 객관식</w:t>
-      </w:r>
-    </w:p>
-    <w:p>
-      <w:r>
-        <w:rPr>
-          <w:rFonts w:ascii="맑은 고딕" w:hAnsi="맑은 고딕" w:eastAsia="맑은 고딕"/>
-          <w:sz w:val="21"/>
-        </w:rPr>
-        <w:t>[하-13] 실습에서 만들어진 SRL 파일 하나의 크기는?</w:t>
-      </w:r>
-    </w:p>
-    <w:p>
-      <w:r>
-        <w:rPr>
-          <w:rFonts w:ascii="맑은 고딕" w:hAnsi="맑은 고딕" w:eastAsia="맑은 고딕"/>
-          <w:sz w:val="21"/>
-        </w:rPr>
-        <w:t>① 209,715,712바이트</w:t>
-      </w:r>
-    </w:p>
-    <w:p>
-      <w:r>
-        <w:rPr>
-          <w:rFonts w:ascii="맑은 고딕" w:hAnsi="맑은 고딕" w:eastAsia="맑은 고딕"/>
-          <w:sz w:val="21"/>
-        </w:rPr>
-        <w:t>② 18,989,056바이트</w:t>
-      </w:r>
-    </w:p>
-    <w:p>
-      <w:r>
-        <w:rPr>
-          <w:rFonts w:ascii="맑은 고딕" w:hAnsi="맑은 고딕" w:eastAsia="맑은 고딕"/>
-          <w:sz w:val="21"/>
-        </w:rPr>
-        <w:t>③ 111,647,744바이트</w:t>
-      </w:r>
-    </w:p>
-    <w:p>
-      <w:r>
-        <w:rPr>
-          <w:rFonts w:ascii="맑은 고딕" w:hAnsi="맑은 고딕" w:eastAsia="맑은 고딕"/>
-          <w:sz w:val="21"/>
-        </w:rPr>
-        <w:t>④ 104,857,600바이트</w:t>
-      </w:r>
-    </w:p>
-    <w:p>
-      <w:r>
-        <w:rPr>
-          <w:rFonts w:ascii="맑은 고딕" w:hAnsi="맑은 고딕" w:eastAsia="맑은 고딕"/>
-          <w:sz w:val="21"/>
-        </w:rPr>
-        <w:t>하-14 · 객관식</w:t>
-      </w:r>
-    </w:p>
-    <w:p>
-      <w:r>
-        <w:rPr>
-          <w:rFonts w:ascii="맑은 고딕" w:hAnsi="맑은 고딕" w:eastAsia="맑은 고딕"/>
-          <w:sz w:val="21"/>
-        </w:rPr>
-        <w:t>[하-14] Far Sync가 Primary로부터 받을 때 쓰는 전송 방식은?</w:t>
-      </w:r>
-    </w:p>
-    <w:p>
-      <w:r>
-        <w:rPr>
-          <w:rFonts w:ascii="맑은 고딕" w:hAnsi="맑은 고딕" w:eastAsia="맑은 고딕"/>
-          <w:sz w:val="21"/>
-        </w:rPr>
-        <w:t>① SYNC AFFIRM</w:t>
-      </w:r>
-    </w:p>
-    <w:p>
-      <w:r>
-        <w:rPr>
-          <w:rFonts w:ascii="맑은 고딕" w:hAnsi="맑은 고딕" w:eastAsia="맑은 고딕"/>
-          <w:sz w:val="21"/>
-        </w:rPr>
-        <w:t>② ASYNC NOAFFIRM</w:t>
-      </w:r>
-    </w:p>
-    <w:p>
-      <w:r>
-        <w:rPr>
-          <w:rFonts w:ascii="맑은 고딕" w:hAnsi="맑은 고딕" w:eastAsia="맑은 고딕"/>
-          <w:sz w:val="21"/>
-        </w:rPr>
-        <w:t>③ ARCH</w:t>
-      </w:r>
-    </w:p>
-    <w:p>
-      <w:r>
-        <w:rPr>
-          <w:rFonts w:ascii="맑은 고딕" w:hAnsi="맑은 고딕" w:eastAsia="맑은 고딕"/>
-          <w:sz w:val="21"/>
-        </w:rPr>
-        <w:t>④ SYNC NOAFFIRM</w:t>
-      </w:r>
-    </w:p>
-    <w:p>
-      <w:r>
-        <w:rPr>
-          <w:rFonts w:ascii="맑은 고딕" w:hAnsi="맑은 고딕" w:eastAsia="맑은 고딕"/>
-          <w:sz w:val="21"/>
-        </w:rPr>
-        <w:t>하-15 · 객관식</w:t>
-      </w:r>
-    </w:p>
-    <w:p>
-      <w:r>
-        <w:rPr>
-          <w:rFonts w:ascii="맑은 고딕" w:hAnsi="맑은 고딕" w:eastAsia="맑은 고딕"/>
-          <w:sz w:val="21"/>
-        </w:rPr>
-        <w:t>[하-15] Far Sync가 Standby로 전달할 때 쓰는 전송 방식은?</w:t>
-      </w:r>
-    </w:p>
-    <w:p>
-      <w:r>
-        <w:rPr>
-          <w:rFonts w:ascii="맑은 고딕" w:hAnsi="맑은 고딕" w:eastAsia="맑은 고딕"/>
-          <w:sz w:val="21"/>
-        </w:rPr>
-        <w:t>① ASYNC</w:t>
-      </w:r>
-    </w:p>
-    <w:p>
-      <w:r>
-        <w:rPr>
-          <w:rFonts w:ascii="맑은 고딕" w:hAnsi="맑은 고딕" w:eastAsia="맑은 고딕"/>
-          <w:sz w:val="21"/>
-        </w:rPr>
-        <w:t>② SYNC AFFIRM</w:t>
-      </w:r>
-    </w:p>
-    <w:p>
-      <w:r>
-        <w:rPr>
-          <w:rFonts w:ascii="맑은 고딕" w:hAnsi="맑은 고딕" w:eastAsia="맑은 고딕"/>
-          <w:sz w:val="21"/>
-        </w:rPr>
-        <w:t>③ SYNC NOAFFIRM</w:t>
-      </w:r>
-    </w:p>
-    <w:p>
-      <w:r>
-        <w:rPr>
-          <w:rFonts w:ascii="맑은 고딕" w:hAnsi="맑은 고딕" w:eastAsia="맑은 고딕"/>
-          <w:sz w:val="21"/>
-        </w:rPr>
-        <w:t>④ ARCH</w:t>
-      </w:r>
-    </w:p>
-    <w:p>
-      <w:r>
-        <w:rPr>
-          <w:rFonts w:ascii="맑은 고딕" w:hAnsi="맑은 고딕" w:eastAsia="맑은 고딕"/>
-          <w:sz w:val="21"/>
-        </w:rPr>
-        <w:t>하-16 · 객관식</w:t>
-      </w:r>
-    </w:p>
-    <w:p>
-      <w:r>
-        <w:rPr>
-          <w:rFonts w:ascii="맑은 고딕" w:hAnsi="맑은 고딕" w:eastAsia="맑은 고딕"/>
-          <w:sz w:val="21"/>
-        </w:rPr>
-        <w:t>[하-16] Far Sync의 전달 목적지에 주는 `VALID_FOR`는?</w:t>
-      </w:r>
-    </w:p>
-    <w:p>
-      <w:r>
-        <w:rPr>
-          <w:rFonts w:ascii="맑은 고딕" w:hAnsi="맑은 고딕" w:eastAsia="맑은 고딕"/>
-          <w:sz w:val="21"/>
-        </w:rPr>
-        <w:t>① (STANDBY_LOGFILES, STANDBY_ROLE)</w:t>
-      </w:r>
-    </w:p>
-    <w:p>
-      <w:r>
-        <w:rPr>
-          <w:rFonts w:ascii="맑은 고딕" w:hAnsi="맑은 고딕" w:eastAsia="맑은 고딕"/>
-          <w:sz w:val="21"/>
-        </w:rPr>
-        <w:t>② (ONLINE_LOGFILES, PRIMARY_ROLE)</w:t>
-      </w:r>
-    </w:p>
-    <w:p>
-      <w:r>
-        <w:rPr>
-          <w:rFonts w:ascii="맑은 고딕" w:hAnsi="맑은 고딕" w:eastAsia="맑은 고딕"/>
-          <w:sz w:val="21"/>
-        </w:rPr>
-        <w:t>③ (ALL_LOGFILES, ALL_ROLES)</w:t>
-      </w:r>
-    </w:p>
-    <w:p>
-      <w:r>
-        <w:rPr>
-          <w:rFonts w:ascii="맑은 고딕" w:hAnsi="맑은 고딕" w:eastAsia="맑은 고딕"/>
-          <w:sz w:val="21"/>
-        </w:rPr>
-        <w:t>④ (ONLINE_LOGFILES, ALL_ROLES)</w:t>
-      </w:r>
-    </w:p>
-    <w:p>
-      <w:r>
-        <w:rPr>
-          <w:rFonts w:ascii="맑은 고딕" w:hAnsi="맑은 고딕" w:eastAsia="맑은 고딕"/>
-          <w:sz w:val="21"/>
-        </w:rPr>
-        <w:t>하-17 · 객관식</w:t>
-      </w:r>
-    </w:p>
-    <w:p>
-      <w:r>
-        <w:rPr>
-          <w:rFonts w:ascii="맑은 고딕" w:hAnsi="맑은 고딕" w:eastAsia="맑은 고딕"/>
-          <w:sz w:val="21"/>
-        </w:rPr>
-        <w:t>[하-17] Far Sync 인스턴스를 기동하는 명령은?</w:t>
-      </w:r>
-    </w:p>
-    <w:p>
-      <w:r>
-        <w:rPr>
-          <w:rFonts w:ascii="맑은 고딕" w:hAnsi="맑은 고딕" w:eastAsia="맑은 고딕"/>
-          <w:sz w:val="21"/>
-        </w:rPr>
-        <w:t>① STARTUP MOUNT</w:t>
-      </w:r>
-    </w:p>
-    <w:p>
-      <w:r>
-        <w:rPr>
-          <w:rFonts w:ascii="맑은 고딕" w:hAnsi="맑은 고딕" w:eastAsia="맑은 고딕"/>
-          <w:sz w:val="21"/>
-        </w:rPr>
-        <w:t>② STARTUP NOMOUNT</w:t>
-      </w:r>
-    </w:p>
-    <w:p>
-      <w:r>
-        <w:rPr>
-          <w:rFonts w:ascii="맑은 고딕" w:hAnsi="맑은 고딕" w:eastAsia="맑은 고딕"/>
-          <w:sz w:val="21"/>
-        </w:rPr>
-        <w:t>③ STARTUP</w:t>
-      </w:r>
-    </w:p>
-    <w:p>
-      <w:r>
-        <w:rPr>
-          <w:rFonts w:ascii="맑은 고딕" w:hAnsi="맑은 고딕" w:eastAsia="맑은 고딕"/>
-          <w:sz w:val="21"/>
-        </w:rPr>
-        <w:t>④ STARTUP MOUNT STANDBY DATABASE</w:t>
-      </w:r>
-    </w:p>
-    <w:p>
-      <w:r>
-        <w:rPr>
-          <w:rFonts w:ascii="맑은 고딕" w:hAnsi="맑은 고딕" w:eastAsia="맑은 고딕"/>
-          <w:sz w:val="21"/>
-        </w:rPr>
-        <w:t>하-18 · 객관식</w:t>
-      </w:r>
-    </w:p>
-    <w:p>
-      <w:r>
-        <w:rPr>
-          <w:rFonts w:ascii="맑은 고딕" w:hAnsi="맑은 고딕" w:eastAsia="맑은 고딕"/>
-          <w:sz w:val="21"/>
-        </w:rPr>
-        <w:t>[하-18] Far Sync 노드로 옮겨야 하는 파일 두 가지는?</w:t>
-      </w:r>
-    </w:p>
-    <w:p>
-      <w:r>
-        <w:rPr>
-          <w:rFonts w:ascii="맑은 고딕" w:hAnsi="맑은 고딕" w:eastAsia="맑은 고딕"/>
-          <w:sz w:val="21"/>
-        </w:rPr>
-        <w:t>① 컨트롤 파일과 패스워드 파일</w:t>
-      </w:r>
-    </w:p>
-    <w:p>
-      <w:r>
-        <w:rPr>
-          <w:rFonts w:ascii="맑은 고딕" w:hAnsi="맑은 고딕" w:eastAsia="맑은 고딕"/>
-          <w:sz w:val="21"/>
-        </w:rPr>
-        <w:t>② 데이터 파일과 컨트롤 파일</w:t>
-      </w:r>
-    </w:p>
-    <w:p>
-      <w:r>
-        <w:rPr>
-          <w:rFonts w:ascii="맑은 고딕" w:hAnsi="맑은 고딕" w:eastAsia="맑은 고딕"/>
-          <w:sz w:val="21"/>
-        </w:rPr>
-        <w:t>③ SPFILE과 데이터 파일</w:t>
-      </w:r>
-    </w:p>
-    <w:p>
-      <w:r>
-        <w:rPr>
-          <w:rFonts w:ascii="맑은 고딕" w:hAnsi="맑은 고딕" w:eastAsia="맑은 고딕"/>
-          <w:sz w:val="21"/>
-        </w:rPr>
-        <w:t>④ 리두 로그와 컨트롤 파일</w:t>
-      </w:r>
-    </w:p>
-    <w:p>
-      <w:r>
-        <w:rPr>
-          <w:rFonts w:ascii="맑은 고딕" w:hAnsi="맑은 고딕" w:eastAsia="맑은 고딕"/>
-          <w:sz w:val="21"/>
-        </w:rPr>
-        <w:t>하-19 · 객관식</w:t>
-      </w:r>
-    </w:p>
-    <w:p>
-      <w:r>
-        <w:rPr>
-          <w:rFonts w:ascii="맑은 고딕" w:hAnsi="맑은 고딕" w:eastAsia="맑은 고딕"/>
-          <w:sz w:val="21"/>
-        </w:rPr>
-        <w:t>[하-19] `LOG_ARCHIVE_CONFIG`에 노드 이름이 빠지면 나오는 오류는?</w:t>
-      </w:r>
-    </w:p>
-    <w:p>
-      <w:r>
-        <w:rPr>
-          <w:rFonts w:ascii="맑은 고딕" w:hAnsi="맑은 고딕" w:eastAsia="맑은 고딕"/>
-          <w:sz w:val="21"/>
-        </w:rPr>
-        <w:t>① ORA-16057</w:t>
-      </w:r>
-    </w:p>
-    <w:p>
-      <w:r>
-        <w:rPr>
-          <w:rFonts w:ascii="맑은 고딕" w:hAnsi="맑은 고딕" w:eastAsia="맑은 고딕"/>
-          <w:sz w:val="21"/>
-        </w:rPr>
-        <w:t>② ORA-16476</w:t>
-      </w:r>
-    </w:p>
-    <w:p>
-      <w:r>
-        <w:rPr>
-          <w:rFonts w:ascii="맑은 고딕" w:hAnsi="맑은 고딕" w:eastAsia="맑은 고딕"/>
-          <w:sz w:val="21"/>
-        </w:rPr>
-        <w:t>③ ORA-00904</w:t>
-      </w:r>
-    </w:p>
-    <w:p>
-      <w:r>
-        <w:rPr>
-          <w:rFonts w:ascii="맑은 고딕" w:hAnsi="맑은 고딕" w:eastAsia="맑은 고딕"/>
-          <w:sz w:val="21"/>
-        </w:rPr>
-        <w:t>④ ORA-01184</w:t>
-      </w:r>
-    </w:p>
-    <w:p>
-      <w:r>
-        <w:rPr>
-          <w:rFonts w:ascii="맑은 고딕" w:hAnsi="맑은 고딕" w:eastAsia="맑은 고딕"/>
-          <w:sz w:val="21"/>
-        </w:rPr>
-        <w:t>하-20 · 객관식</w:t>
-      </w:r>
-    </w:p>
-    <w:p>
-      <w:r>
-        <w:rPr>
-          <w:rFonts w:ascii="맑은 고딕" w:hAnsi="맑은 고딕" w:eastAsia="맑은 고딕"/>
-          <w:sz w:val="21"/>
-        </w:rPr>
-        <w:t>[하-20] Far Sync 인스턴스를 `SHUTDOWN IMMEDIATE`할 때 함께 나오는 메시지는?</w:t>
-      </w:r>
-    </w:p>
-    <w:p>
-      <w:r>
-        <w:rPr>
-          <w:rFonts w:ascii="맑은 고딕" w:hAnsi="맑은 고딕" w:eastAsia="맑은 고딕"/>
-          <w:sz w:val="21"/>
-        </w:rPr>
-        <w:t>① ORA-01109: database not open</w:t>
-      </w:r>
-    </w:p>
-    <w:p>
-      <w:r>
-        <w:rPr>
-          <w:rFonts w:ascii="맑은 고딕" w:hAnsi="맑은 고딕" w:eastAsia="맑은 고딕"/>
-          <w:sz w:val="21"/>
-        </w:rPr>
-        <w:t>② ORA-16476</w:t>
-      </w:r>
-    </w:p>
-    <w:p>
-      <w:r>
-        <w:rPr>
-          <w:rFonts w:ascii="맑은 고딕" w:hAnsi="맑은 고딕" w:eastAsia="맑은 고딕"/>
-          <w:sz w:val="21"/>
-        </w:rPr>
-        <w:t>③ ORA-01665</w:t>
-      </w:r>
-    </w:p>
-    <w:p>
-      <w:r>
-        <w:rPr>
-          <w:rFonts w:ascii="맑은 고딕" w:hAnsi="맑은 고딕" w:eastAsia="맑은 고딕"/>
-          <w:sz w:val="21"/>
-        </w:rPr>
-        <w:t>④ 아무 메시지도 나오지 않는다</w:t>
+        <w:t>② 아무 메시지도 나오지 않는다</w:t>
+      </w:r>
+    </w:p>
+    <w:p>
+      <w:r>
+        <w:rPr>
+          <w:rFonts w:ascii="맑은 고딕" w:hAnsi="맑은 고딕" w:eastAsia="맑은 고딕"/>
+          <w:sz w:val="21"/>
+        </w:rPr>
+        <w:t>③ ORA-01109: database not open</w:t>
+      </w:r>
+    </w:p>
+    <w:p>
+      <w:r>
+        <w:rPr>
+          <w:rFonts w:ascii="맑은 고딕" w:hAnsi="맑은 고딕" w:eastAsia="맑은 고딕"/>
+          <w:sz w:val="21"/>
+        </w:rPr>
+        <w:t>④ ORA-01665</w:t>
       </w:r>
     </w:p>
     <w:p>
@@ -1139,34 +1279,34 @@
           <w:rFonts w:ascii="맑은 고딕" w:hAnsi="맑은 고딕" w:eastAsia="맑은 고딕"/>
           <w:sz w:val="21"/>
         </w:rPr>
-        <w:t>① 원거리에서 동기 전송의 커밋 지연을 줄인다</w:t>
-      </w:r>
-    </w:p>
-    <w:p>
-      <w:r>
-        <w:rPr>
-          <w:rFonts w:ascii="맑은 고딕" w:hAnsi="맑은 고딕" w:eastAsia="맑은 고딕"/>
-          <w:sz w:val="21"/>
-        </w:rPr>
-        <w:t>② Standby의 조회 성능을 높인다</w:t>
-      </w:r>
-    </w:p>
-    <w:p>
-      <w:r>
-        <w:rPr>
-          <w:rFonts w:ascii="맑은 고딕" w:hAnsi="맑은 고딕" w:eastAsia="맑은 고딕"/>
-          <w:sz w:val="21"/>
-        </w:rPr>
-        <w:t>③ 리두 적용 속도를 높인다</w:t>
-      </w:r>
-    </w:p>
-    <w:p>
-      <w:r>
-        <w:rPr>
-          <w:rFonts w:ascii="맑은 고딕" w:hAnsi="맑은 고딕" w:eastAsia="맑은 고딕"/>
-          <w:sz w:val="21"/>
-        </w:rPr>
-        <w:t>④ 백업 시간을 줄인다</w:t>
+        <w:t>① 백업 시간을 줄인다</w:t>
+      </w:r>
+    </w:p>
+    <w:p>
+      <w:r>
+        <w:rPr>
+          <w:rFonts w:ascii="맑은 고딕" w:hAnsi="맑은 고딕" w:eastAsia="맑은 고딕"/>
+          <w:sz w:val="21"/>
+        </w:rPr>
+        <w:t>② 원거리에서 동기 전송의 커밋 지연을 줄인다</w:t>
+      </w:r>
+    </w:p>
+    <w:p>
+      <w:r>
+        <w:rPr>
+          <w:rFonts w:ascii="맑은 고딕" w:hAnsi="맑은 고딕" w:eastAsia="맑은 고딕"/>
+          <w:sz w:val="21"/>
+        </w:rPr>
+        <w:t>③ Standby의 조회 성능을 높인다</w:t>
+      </w:r>
+    </w:p>
+    <w:p>
+      <w:r>
+        <w:rPr>
+          <w:rFonts w:ascii="맑은 고딕" w:hAnsi="맑은 고딕" w:eastAsia="맑은 고딕"/>
+          <w:sz w:val="21"/>
+        </w:rPr>
+        <w:t>④ 리두 적용 속도를 높인다</w:t>
       </w:r>
     </w:p>
     <w:p>
@@ -1184,16 +1324,44 @@
           <w:rFonts w:ascii="맑은 고딕" w:hAnsi="맑은 고딕" w:eastAsia="맑은 고딕"/>
           <w:sz w:val="21"/>
         </w:rPr>
-        <w:t>[중-02] `TRANSMIT_MODE`와 `AFFIRM`이 있는 뷰는?</w:t>
-      </w:r>
-    </w:p>
-    <w:p>
-      <w:r>
-        <w:rPr>
-          <w:rFonts w:ascii="맑은 고딕" w:hAnsi="맑은 고딕" w:eastAsia="맑은 고딕"/>
-          <w:sz w:val="21"/>
-        </w:rPr>
-        <w:t>① V$ARCHIVE_DEST</w:t>
+        <w:t xml:space="preserve">[중-02] </w:t>
+      </w:r>
+      <w:r>
+        <w:rPr>
+          <w:rFonts w:ascii="Consolas" w:hAnsi="Consolas" w:eastAsia="맑은 고딕"/>
+          <w:sz w:val="21"/>
+        </w:rPr>
+        <w:t xml:space="preserve">TRANSMIT_MODE</w:t>
+      </w:r>
+      <w:r>
+        <w:rPr>
+          <w:rFonts w:ascii="맑은 고딕" w:hAnsi="맑은 고딕" w:eastAsia="맑은 고딕"/>
+          <w:sz w:val="21"/>
+        </w:rPr>
+        <w:t xml:space="preserve">와 </w:t>
+      </w:r>
+      <w:r>
+        <w:rPr>
+          <w:rFonts w:ascii="Consolas" w:hAnsi="Consolas" w:eastAsia="맑은 고딕"/>
+          <w:sz w:val="21"/>
+        </w:rPr>
+        <w:t xml:space="preserve">AFFIRM</w:t>
+      </w:r>
+      <w:r>
+        <w:rPr>
+          <w:rFonts w:ascii="맑은 고딕" w:hAnsi="맑은 고딕" w:eastAsia="맑은 고딕"/>
+          <w:sz w:val="21"/>
+        </w:rPr>
+        <w:t xml:space="preserve">이 있는 뷰는?</w:t>
+      </w:r>
+    </w:p>
+    <w:p>
+      <w:r>
+        <w:rPr>
+          <w:rFonts w:ascii="맑은 고딕" w:hAnsi="맑은 고딕" w:eastAsia="맑은 고딕"/>
+          <w:sz w:val="21"/>
+        </w:rPr>
+        <w:t>① V$DATAGUARD_STATS</w:t>
       </w:r>
     </w:p>
     <w:p>
@@ -1211,16 +1379,16 @@
           <w:rFonts w:ascii="맑은 고딕" w:hAnsi="맑은 고딕" w:eastAsia="맑은 고딕"/>
           <w:sz w:val="21"/>
         </w:rPr>
-        <w:t>③ V$DATAGUARD_STATS</w:t>
-      </w:r>
-    </w:p>
-    <w:p>
-      <w:r>
-        <w:rPr>
-          <w:rFonts w:ascii="맑은 고딕" w:hAnsi="맑은 고딕" w:eastAsia="맑은 고딕"/>
-          <w:sz w:val="21"/>
-        </w:rPr>
-        <w:t>④ V$MANAGED_STANDBY</w:t>
+        <w:t>③ V$MANAGED_STANDBY</w:t>
+      </w:r>
+    </w:p>
+    <w:p>
+      <w:r>
+        <w:rPr>
+          <w:rFonts w:ascii="맑은 고딕" w:hAnsi="맑은 고딕" w:eastAsia="맑은 고딕"/>
+          <w:sz w:val="21"/>
+        </w:rPr>
+        <w:t>④ V$ARCHIVE_DEST</w:t>
       </w:r>
     </w:p>
     <w:p>
@@ -1238,7 +1406,35 @@
           <w:rFonts w:ascii="맑은 고딕" w:hAnsi="맑은 고딕" w:eastAsia="맑은 고딕"/>
           <w:sz w:val="21"/>
         </w:rPr>
-        <w:t>[중-03] `V$ARCHIVE_DEST_STATUS`에서 `TRANSMIT_MODE`를 조회하면?</w:t>
+        <w:t xml:space="preserve">[중-03] </w:t>
+      </w:r>
+      <w:r>
+        <w:rPr>
+          <w:rFonts w:ascii="Consolas" w:hAnsi="Consolas" w:eastAsia="맑은 고딕"/>
+          <w:sz w:val="21"/>
+        </w:rPr>
+        <w:t xml:space="preserve">V$ARCHIVE_DEST_STATUS</w:t>
+      </w:r>
+      <w:r>
+        <w:rPr>
+          <w:rFonts w:ascii="맑은 고딕" w:hAnsi="맑은 고딕" w:eastAsia="맑은 고딕"/>
+          <w:sz w:val="21"/>
+        </w:rPr>
+        <w:t xml:space="preserve">에서 </w:t>
+      </w:r>
+      <w:r>
+        <w:rPr>
+          <w:rFonts w:ascii="Consolas" w:hAnsi="Consolas" w:eastAsia="맑은 고딕"/>
+          <w:sz w:val="21"/>
+        </w:rPr>
+        <w:t xml:space="preserve">TRANSMIT_MODE</w:t>
+      </w:r>
+      <w:r>
+        <w:rPr>
+          <w:rFonts w:ascii="맑은 고딕" w:hAnsi="맑은 고딕" w:eastAsia="맑은 고딕"/>
+          <w:sz w:val="21"/>
+        </w:rPr>
+        <w:t xml:space="preserve">를 조회하면?</w:t>
       </w:r>
     </w:p>
     <w:p>
@@ -1256,25 +1452,25 @@
           <w:rFonts w:ascii="맑은 고딕" w:hAnsi="맑은 고딕" w:eastAsia="맑은 고딕"/>
           <w:sz w:val="21"/>
         </w:rPr>
-        <w:t>② NULL이 나온다</w:t>
-      </w:r>
-    </w:p>
-    <w:p>
-      <w:r>
-        <w:rPr>
-          <w:rFonts w:ascii="맑은 고딕" w:hAnsi="맑은 고딕" w:eastAsia="맑은 고딕"/>
-          <w:sz w:val="21"/>
-        </w:rPr>
-        <w:t>③ 정상 조회된다</w:t>
-      </w:r>
-    </w:p>
-    <w:p>
-      <w:r>
-        <w:rPr>
-          <w:rFonts w:ascii="맑은 고딕" w:hAnsi="맑은 고딕" w:eastAsia="맑은 고딕"/>
-          <w:sz w:val="21"/>
-        </w:rPr>
-        <w:t>④ ORA-00942</w:t>
+        <w:t>② ORA-00942</w:t>
+      </w:r>
+    </w:p>
+    <w:p>
+      <w:r>
+        <w:rPr>
+          <w:rFonts w:ascii="맑은 고딕" w:hAnsi="맑은 고딕" w:eastAsia="맑은 고딕"/>
+          <w:sz w:val="21"/>
+        </w:rPr>
+        <w:t>③ NULL이 나온다</w:t>
+      </w:r>
+    </w:p>
+    <w:p>
+      <w:r>
+        <w:rPr>
+          <w:rFonts w:ascii="맑은 고딕" w:hAnsi="맑은 고딕" w:eastAsia="맑은 고딕"/>
+          <w:sz w:val="21"/>
+        </w:rPr>
+        <w:t>④ 정상 조회된다</w:t>
       </w:r>
     </w:p>
     <w:p>
@@ -1292,7 +1488,21 @@
           <w:rFonts w:ascii="맑은 고딕" w:hAnsi="맑은 고딕" w:eastAsia="맑은 고딕"/>
           <w:sz w:val="21"/>
         </w:rPr>
-        <w:t>[중-04] 실습에서 chicago의 2번 목적지 `TRANSMIT_MODE` 값은?</w:t>
+        <w:t xml:space="preserve">[중-04] 실습에서 chicago의 2번 목적지 </w:t>
+      </w:r>
+      <w:r>
+        <w:rPr>
+          <w:rFonts w:ascii="Consolas" w:hAnsi="Consolas" w:eastAsia="맑은 고딕"/>
+          <w:sz w:val="21"/>
+        </w:rPr>
+        <w:t xml:space="preserve">TRANSMIT_MODE</w:t>
+      </w:r>
+      <w:r>
+        <w:rPr>
+          <w:rFonts w:ascii="맑은 고딕" w:hAnsi="맑은 고딕" w:eastAsia="맑은 고딕"/>
+          <w:sz w:val="21"/>
+        </w:rPr>
+        <w:t xml:space="preserve"> 값은?</w:t>
       </w:r>
     </w:p>
     <w:p>
@@ -1310,16 +1520,16 @@
           <w:rFonts w:ascii="맑은 고딕" w:hAnsi="맑은 고딕" w:eastAsia="맑은 고딕"/>
           <w:sz w:val="21"/>
         </w:rPr>
-        <w:t>② SYNCHRONOUS</w:t>
-      </w:r>
-    </w:p>
-    <w:p>
-      <w:r>
-        <w:rPr>
-          <w:rFonts w:ascii="맑은 고딕" w:hAnsi="맑은 고딕" w:eastAsia="맑은 고딕"/>
-          <w:sz w:val="21"/>
-        </w:rPr>
-        <w:t>③ ASYNCHRONOUS</w:t>
+        <w:t>② ASYNCHRONOUS</w:t>
+      </w:r>
+    </w:p>
+    <w:p>
+      <w:r>
+        <w:rPr>
+          <w:rFonts w:ascii="맑은 고딕" w:hAnsi="맑은 고딕" w:eastAsia="맑은 고딕"/>
+          <w:sz w:val="21"/>
+        </w:rPr>
+        <w:t>③ SYNCHRONOUS</w:t>
       </w:r>
     </w:p>
     <w:p>
@@ -1346,7 +1556,279 @@
           <w:rFonts w:ascii="맑은 고딕" w:hAnsi="맑은 고딕" w:eastAsia="맑은 고딕"/>
           <w:sz w:val="21"/>
         </w:rPr>
-        <w:t>[중-05] 보호 모드를 올린 직후 `PROTECTION_LEVEL` 값은?</w:t>
+        <w:t xml:space="preserve">[중-05] 보호 모드를 올린 직후 </w:t>
+      </w:r>
+      <w:r>
+        <w:rPr>
+          <w:rFonts w:ascii="Consolas" w:hAnsi="Consolas" w:eastAsia="맑은 고딕"/>
+          <w:sz w:val="21"/>
+        </w:rPr>
+        <w:t xml:space="preserve">PROTECTION_LEVEL</w:t>
+      </w:r>
+      <w:r>
+        <w:rPr>
+          <w:rFonts w:ascii="맑은 고딕" w:hAnsi="맑은 고딕" w:eastAsia="맑은 고딕"/>
+          <w:sz w:val="21"/>
+        </w:rPr>
+        <w:t xml:space="preserve"> 값은?</w:t>
+      </w:r>
+    </w:p>
+    <w:p>
+      <w:r>
+        <w:rPr>
+          <w:rFonts w:ascii="맑은 고딕" w:hAnsi="맑은 고딕" w:eastAsia="맑은 고딕"/>
+          <w:sz w:val="21"/>
+        </w:rPr>
+        <w:t>① MAXIMUM AVAILABILITY</w:t>
+      </w:r>
+    </w:p>
+    <w:p>
+      <w:r>
+        <w:rPr>
+          <w:rFonts w:ascii="맑은 고딕" w:hAnsi="맑은 고딕" w:eastAsia="맑은 고딕"/>
+          <w:sz w:val="21"/>
+        </w:rPr>
+        <w:t>② MAXIMUM PERFORMANCE</w:t>
+      </w:r>
+    </w:p>
+    <w:p>
+      <w:r>
+        <w:rPr>
+          <w:rFonts w:ascii="맑은 고딕" w:hAnsi="맑은 고딕" w:eastAsia="맑은 고딕"/>
+          <w:sz w:val="21"/>
+        </w:rPr>
+        <w:t>③ RESYNCHRONIZATION</w:t>
+      </w:r>
+    </w:p>
+    <w:p>
+      <w:r>
+        <w:rPr>
+          <w:rFonts w:ascii="맑은 고딕" w:hAnsi="맑은 고딕" w:eastAsia="맑은 고딕"/>
+          <w:sz w:val="21"/>
+        </w:rPr>
+        <w:t>④ UNPROTECTED</w:t>
+      </w:r>
+    </w:p>
+    <w:p>
+      <w:r>
+        <w:rPr>
+          <w:rFonts w:ascii="맑은 고딕" w:hAnsi="맑은 고딕" w:eastAsia="맑은 고딕"/>
+          <w:sz w:val="21"/>
+        </w:rPr>
+        <w:t>중-06 · 객관식</w:t>
+      </w:r>
+    </w:p>
+    <w:p>
+      <w:r>
+        <w:rPr>
+          <w:rFonts w:ascii="맑은 고딕" w:hAnsi="맑은 고딕" w:eastAsia="맑은 고딕"/>
+          <w:sz w:val="21"/>
+        </w:rPr>
+        <w:t xml:space="preserve">[중-06] 안정된 뒤 chicago의 </w:t>
+      </w:r>
+      <w:r>
+        <w:rPr>
+          <w:rFonts w:ascii="Consolas" w:hAnsi="Consolas" w:eastAsia="맑은 고딕"/>
+          <w:sz w:val="21"/>
+        </w:rPr>
+        <w:t xml:space="preserve">PROTECTION_LEVEL</w:t>
+      </w:r>
+      <w:r>
+        <w:rPr>
+          <w:rFonts w:ascii="맑은 고딕" w:hAnsi="맑은 고딕" w:eastAsia="맑은 고딕"/>
+          <w:sz w:val="21"/>
+        </w:rPr>
+        <w:t xml:space="preserve"> 값은?</w:t>
+      </w:r>
+    </w:p>
+    <w:p>
+      <w:r>
+        <w:rPr>
+          <w:rFonts w:ascii="맑은 고딕" w:hAnsi="맑은 고딕" w:eastAsia="맑은 고딕"/>
+          <w:sz w:val="21"/>
+        </w:rPr>
+        <w:t>① MAXIMUM AVAILABILITY</w:t>
+      </w:r>
+    </w:p>
+    <w:p>
+      <w:r>
+        <w:rPr>
+          <w:rFonts w:ascii="맑은 고딕" w:hAnsi="맑은 고딕" w:eastAsia="맑은 고딕"/>
+          <w:sz w:val="21"/>
+        </w:rPr>
+        <w:t>② MAXIMUM PERFORMANCE</w:t>
+      </w:r>
+    </w:p>
+    <w:p>
+      <w:r>
+        <w:rPr>
+          <w:rFonts w:ascii="맑은 고딕" w:hAnsi="맑은 고딕" w:eastAsia="맑은 고딕"/>
+          <w:sz w:val="21"/>
+        </w:rPr>
+        <w:t>③ RESYNCHRONIZATION</w:t>
+      </w:r>
+    </w:p>
+    <w:p>
+      <w:r>
+        <w:rPr>
+          <w:rFonts w:ascii="맑은 고딕" w:hAnsi="맑은 고딕" w:eastAsia="맑은 고딕"/>
+          <w:sz w:val="21"/>
+        </w:rPr>
+        <w:t>④ MAXIMUM PROTECTION</w:t>
+      </w:r>
+    </w:p>
+    <w:p>
+      <w:r>
+        <w:rPr>
+          <w:rFonts w:ascii="맑은 고딕" w:hAnsi="맑은 고딕" w:eastAsia="맑은 고딕"/>
+          <w:sz w:val="21"/>
+        </w:rPr>
+        <w:t>중-07 · 객관식</w:t>
+      </w:r>
+    </w:p>
+    <w:p>
+      <w:r>
+        <w:rPr>
+          <w:rFonts w:ascii="맑은 고딕" w:hAnsi="맑은 고딕" w:eastAsia="맑은 고딕"/>
+          <w:sz w:val="21"/>
+        </w:rPr>
+        <w:t xml:space="preserve">[중-07] 같은 시점에 boston의 </w:t>
+      </w:r>
+      <w:r>
+        <w:rPr>
+          <w:rFonts w:ascii="Consolas" w:hAnsi="Consolas" w:eastAsia="맑은 고딕"/>
+          <w:sz w:val="21"/>
+        </w:rPr>
+        <w:t xml:space="preserve">PROTECTION_LEVEL</w:t>
+      </w:r>
+      <w:r>
+        <w:rPr>
+          <w:rFonts w:ascii="맑은 고딕" w:hAnsi="맑은 고딕" w:eastAsia="맑은 고딕"/>
+          <w:sz w:val="21"/>
+        </w:rPr>
+        <w:t xml:space="preserve"> 값은?</w:t>
+      </w:r>
+    </w:p>
+    <w:p>
+      <w:r>
+        <w:rPr>
+          <w:rFonts w:ascii="맑은 고딕" w:hAnsi="맑은 고딕" w:eastAsia="맑은 고딕"/>
+          <w:sz w:val="21"/>
+        </w:rPr>
+        <w:t>① UNPROTECTED</w:t>
+      </w:r>
+    </w:p>
+    <w:p>
+      <w:r>
+        <w:rPr>
+          <w:rFonts w:ascii="맑은 고딕" w:hAnsi="맑은 고딕" w:eastAsia="맑은 고딕"/>
+          <w:sz w:val="21"/>
+        </w:rPr>
+        <w:t>② MAXIMUM PERFORMANCE</w:t>
+      </w:r>
+    </w:p>
+    <w:p>
+      <w:r>
+        <w:rPr>
+          <w:rFonts w:ascii="맑은 고딕" w:hAnsi="맑은 고딕" w:eastAsia="맑은 고딕"/>
+          <w:sz w:val="21"/>
+        </w:rPr>
+        <w:t>③ RESYNCHRONIZATION</w:t>
+      </w:r>
+    </w:p>
+    <w:p>
+      <w:r>
+        <w:rPr>
+          <w:rFonts w:ascii="맑은 고딕" w:hAnsi="맑은 고딕" w:eastAsia="맑은 고딕"/>
+          <w:sz w:val="21"/>
+        </w:rPr>
+        <w:t>④ MAXIMUM AVAILABILITY</w:t>
+      </w:r>
+    </w:p>
+    <w:p>
+      <w:r>
+        <w:rPr>
+          <w:rFonts w:ascii="맑은 고딕" w:hAnsi="맑은 고딕" w:eastAsia="맑은 고딕"/>
+          <w:sz w:val="21"/>
+        </w:rPr>
+        <w:t>중-08 · 객관식</w:t>
+      </w:r>
+    </w:p>
+    <w:p>
+      <w:r>
+        <w:rPr>
+          <w:rFonts w:ascii="맑은 고딕" w:hAnsi="맑은 고딕" w:eastAsia="맑은 고딕"/>
+          <w:sz w:val="21"/>
+        </w:rPr>
+        <w:t>[중-08] boston의 값이 다른 이유는?</w:t>
+      </w:r>
+    </w:p>
+    <w:p>
+      <w:r>
+        <w:rPr>
+          <w:rFonts w:ascii="맑은 고딕" w:hAnsi="맑은 고딕" w:eastAsia="맑은 고딕"/>
+          <w:sz w:val="21"/>
+        </w:rPr>
+        <w:t>① boston의 파라미터가 잘못됐다</w:t>
+      </w:r>
+    </w:p>
+    <w:p>
+      <w:r>
+        <w:rPr>
+          <w:rFonts w:ascii="맑은 고딕" w:hAnsi="맑은 고딕" w:eastAsia="맑은 고딕"/>
+          <w:sz w:val="21"/>
+        </w:rPr>
+        <w:t>② boston이 아직 마운트되지 않았다</w:t>
+      </w:r>
+    </w:p>
+    <w:p>
+      <w:r>
+        <w:rPr>
+          <w:rFonts w:ascii="맑은 고딕" w:hAnsi="맑은 고딕" w:eastAsia="맑은 고딕"/>
+          <w:sz w:val="21"/>
+        </w:rPr>
+        <w:t>③ boston은 비동기로 받으므로 동기 파트너가 아니다</w:t>
+      </w:r>
+    </w:p>
+    <w:p>
+      <w:r>
+        <w:rPr>
+          <w:rFonts w:ascii="맑은 고딕" w:hAnsi="맑은 고딕" w:eastAsia="맑은 고딕"/>
+          <w:sz w:val="21"/>
+        </w:rPr>
+        <w:t>④ boston에 오류가 있다</w:t>
+      </w:r>
+    </w:p>
+    <w:p>
+      <w:r>
+        <w:rPr>
+          <w:rFonts w:ascii="맑은 고딕" w:hAnsi="맑은 고딕" w:eastAsia="맑은 고딕"/>
+          <w:sz w:val="21"/>
+        </w:rPr>
+        <w:t>중-09 · 객관식</w:t>
+      </w:r>
+    </w:p>
+    <w:p>
+      <w:r>
+        <w:rPr>
+          <w:rFonts w:ascii="맑은 고딕" w:hAnsi="맑은 고딕" w:eastAsia="맑은 고딕"/>
+          <w:sz w:val="21"/>
+        </w:rPr>
+        <w:t xml:space="preserve">[중-09] farsync의 </w:t>
+      </w:r>
+      <w:r>
+        <w:rPr>
+          <w:rFonts w:ascii="Consolas" w:hAnsi="Consolas" w:eastAsia="맑은 고딕"/>
+          <w:sz w:val="21"/>
+        </w:rPr>
+        <w:t xml:space="preserve">PROTECTION_LEVEL</w:t>
+      </w:r>
+      <w:r>
+        <w:rPr>
+          <w:rFonts w:ascii="맑은 고딕" w:hAnsi="맑은 고딕" w:eastAsia="맑은 고딕"/>
+          <w:sz w:val="21"/>
+        </w:rPr>
+        <w:t xml:space="preserve"> 값은?</w:t>
       </w:r>
     </w:p>
     <w:p>
@@ -1364,232 +1846,16 @@
           <w:rFonts w:ascii="맑은 고딕" w:hAnsi="맑은 고딕" w:eastAsia="맑은 고딕"/>
           <w:sz w:val="21"/>
         </w:rPr>
-        <w:t>② MAXIMUM AVAILABILITY</w:t>
-      </w:r>
-    </w:p>
-    <w:p>
-      <w:r>
-        <w:rPr>
-          <w:rFonts w:ascii="맑은 고딕" w:hAnsi="맑은 고딕" w:eastAsia="맑은 고딕"/>
-          <w:sz w:val="21"/>
-        </w:rPr>
-        <w:t>③ MAXIMUM PERFORMANCE</w:t>
-      </w:r>
-    </w:p>
-    <w:p>
-      <w:r>
-        <w:rPr>
-          <w:rFonts w:ascii="맑은 고딕" w:hAnsi="맑은 고딕" w:eastAsia="맑은 고딕"/>
-          <w:sz w:val="21"/>
-        </w:rPr>
-        <w:t>④ UNPROTECTED</w:t>
-      </w:r>
-    </w:p>
-    <w:p>
-      <w:r>
-        <w:rPr>
-          <w:rFonts w:ascii="맑은 고딕" w:hAnsi="맑은 고딕" w:eastAsia="맑은 고딕"/>
-          <w:sz w:val="21"/>
-        </w:rPr>
-        <w:t>중-06 · 객관식</w:t>
-      </w:r>
-    </w:p>
-    <w:p>
-      <w:r>
-        <w:rPr>
-          <w:rFonts w:ascii="맑은 고딕" w:hAnsi="맑은 고딕" w:eastAsia="맑은 고딕"/>
-          <w:sz w:val="21"/>
-        </w:rPr>
-        <w:t>[중-06] 안정된 뒤 chicago의 `PROTECTION_LEVEL` 값은?</w:t>
-      </w:r>
-    </w:p>
-    <w:p>
-      <w:r>
-        <w:rPr>
-          <w:rFonts w:ascii="맑은 고딕" w:hAnsi="맑은 고딕" w:eastAsia="맑은 고딕"/>
-          <w:sz w:val="21"/>
-        </w:rPr>
-        <w:t>① MAXIMUM AVAILABILITY</w:t>
-      </w:r>
-    </w:p>
-    <w:p>
-      <w:r>
-        <w:rPr>
-          <w:rFonts w:ascii="맑은 고딕" w:hAnsi="맑은 고딕" w:eastAsia="맑은 고딕"/>
-          <w:sz w:val="21"/>
-        </w:rPr>
-        <w:t>② RESYNCHRONIZATION</w:t>
-      </w:r>
-    </w:p>
-    <w:p>
-      <w:r>
-        <w:rPr>
-          <w:rFonts w:ascii="맑은 고딕" w:hAnsi="맑은 고딕" w:eastAsia="맑은 고딕"/>
-          <w:sz w:val="21"/>
-        </w:rPr>
-        <w:t>③ MAXIMUM PERFORMANCE</w:t>
-      </w:r>
-    </w:p>
-    <w:p>
-      <w:r>
-        <w:rPr>
-          <w:rFonts w:ascii="맑은 고딕" w:hAnsi="맑은 고딕" w:eastAsia="맑은 고딕"/>
-          <w:sz w:val="21"/>
-        </w:rPr>
-        <w:t>④ MAXIMUM PROTECTION</w:t>
-      </w:r>
-    </w:p>
-    <w:p>
-      <w:r>
-        <w:rPr>
-          <w:rFonts w:ascii="맑은 고딕" w:hAnsi="맑은 고딕" w:eastAsia="맑은 고딕"/>
-          <w:sz w:val="21"/>
-        </w:rPr>
-        <w:t>중-07 · 객관식</w:t>
-      </w:r>
-    </w:p>
-    <w:p>
-      <w:r>
-        <w:rPr>
-          <w:rFonts w:ascii="맑은 고딕" w:hAnsi="맑은 고딕" w:eastAsia="맑은 고딕"/>
-          <w:sz w:val="21"/>
-        </w:rPr>
-        <w:t>[중-07] 같은 시점에 boston의 `PROTECTION_LEVEL` 값은?</w:t>
-      </w:r>
-    </w:p>
-    <w:p>
-      <w:r>
-        <w:rPr>
-          <w:rFonts w:ascii="맑은 고딕" w:hAnsi="맑은 고딕" w:eastAsia="맑은 고딕"/>
-          <w:sz w:val="21"/>
-        </w:rPr>
-        <w:t>① RESYNCHRONIZATION</w:t>
-      </w:r>
-    </w:p>
-    <w:p>
-      <w:r>
-        <w:rPr>
-          <w:rFonts w:ascii="맑은 고딕" w:hAnsi="맑은 고딕" w:eastAsia="맑은 고딕"/>
-          <w:sz w:val="21"/>
-        </w:rPr>
-        <w:t>② MAXIMUM AVAILABILITY</w:t>
-      </w:r>
-    </w:p>
-    <w:p>
-      <w:r>
-        <w:rPr>
-          <w:rFonts w:ascii="맑은 고딕" w:hAnsi="맑은 고딕" w:eastAsia="맑은 고딕"/>
-          <w:sz w:val="21"/>
-        </w:rPr>
-        <w:t>③ MAXIMUM PERFORMANCE</w:t>
-      </w:r>
-    </w:p>
-    <w:p>
-      <w:r>
-        <w:rPr>
-          <w:rFonts w:ascii="맑은 고딕" w:hAnsi="맑은 고딕" w:eastAsia="맑은 고딕"/>
-          <w:sz w:val="21"/>
-        </w:rPr>
-        <w:t>④ UNPROTECTED</w:t>
-      </w:r>
-    </w:p>
-    <w:p>
-      <w:r>
-        <w:rPr>
-          <w:rFonts w:ascii="맑은 고딕" w:hAnsi="맑은 고딕" w:eastAsia="맑은 고딕"/>
-          <w:sz w:val="21"/>
-        </w:rPr>
-        <w:t>중-08 · 객관식</w:t>
-      </w:r>
-    </w:p>
-    <w:p>
-      <w:r>
-        <w:rPr>
-          <w:rFonts w:ascii="맑은 고딕" w:hAnsi="맑은 고딕" w:eastAsia="맑은 고딕"/>
-          <w:sz w:val="21"/>
-        </w:rPr>
-        <w:t>[중-08] boston의 값이 다른 이유는?</w:t>
-      </w:r>
-    </w:p>
-    <w:p>
-      <w:r>
-        <w:rPr>
-          <w:rFonts w:ascii="맑은 고딕" w:hAnsi="맑은 고딕" w:eastAsia="맑은 고딕"/>
-          <w:sz w:val="21"/>
-        </w:rPr>
-        <w:t>① boston은 비동기로 받으므로 동기 파트너가 아니다</w:t>
-      </w:r>
-    </w:p>
-    <w:p>
-      <w:r>
-        <w:rPr>
-          <w:rFonts w:ascii="맑은 고딕" w:hAnsi="맑은 고딕" w:eastAsia="맑은 고딕"/>
-          <w:sz w:val="21"/>
-        </w:rPr>
-        <w:t>② boston에 오류가 있다</w:t>
-      </w:r>
-    </w:p>
-    <w:p>
-      <w:r>
-        <w:rPr>
-          <w:rFonts w:ascii="맑은 고딕" w:hAnsi="맑은 고딕" w:eastAsia="맑은 고딕"/>
-          <w:sz w:val="21"/>
-        </w:rPr>
-        <w:t>③ boston의 파라미터가 잘못됐다</w:t>
-      </w:r>
-    </w:p>
-    <w:p>
-      <w:r>
-        <w:rPr>
-          <w:rFonts w:ascii="맑은 고딕" w:hAnsi="맑은 고딕" w:eastAsia="맑은 고딕"/>
-          <w:sz w:val="21"/>
-        </w:rPr>
-        <w:t>④ boston이 아직 마운트되지 않았다</w:t>
-      </w:r>
-    </w:p>
-    <w:p>
-      <w:r>
-        <w:rPr>
-          <w:rFonts w:ascii="맑은 고딕" w:hAnsi="맑은 고딕" w:eastAsia="맑은 고딕"/>
-          <w:sz w:val="21"/>
-        </w:rPr>
-        <w:t>중-09 · 객관식</w:t>
-      </w:r>
-    </w:p>
-    <w:p>
-      <w:r>
-        <w:rPr>
-          <w:rFonts w:ascii="맑은 고딕" w:hAnsi="맑은 고딕" w:eastAsia="맑은 고딕"/>
-          <w:sz w:val="21"/>
-        </w:rPr>
-        <w:t>[중-09] farsync의 `PROTECTION_LEVEL` 값은?</w:t>
-      </w:r>
-    </w:p>
-    <w:p>
-      <w:r>
-        <w:rPr>
-          <w:rFonts w:ascii="맑은 고딕" w:hAnsi="맑은 고딕" w:eastAsia="맑은 고딕"/>
-          <w:sz w:val="21"/>
-        </w:rPr>
-        <w:t>① MAXIMUM AVAILABILITY</w:t>
-      </w:r>
-    </w:p>
-    <w:p>
-      <w:r>
-        <w:rPr>
-          <w:rFonts w:ascii="맑은 고딕" w:hAnsi="맑은 고딕" w:eastAsia="맑은 고딕"/>
-          <w:sz w:val="21"/>
-        </w:rPr>
-        <w:t>② RESYNCHRONIZATION</w:t>
-      </w:r>
-    </w:p>
-    <w:p>
-      <w:r>
-        <w:rPr>
-          <w:rFonts w:ascii="맑은 고딕" w:hAnsi="맑은 고딕" w:eastAsia="맑은 고딕"/>
-          <w:sz w:val="21"/>
-        </w:rPr>
-        <w:t>③ MAXIMUM PERFORMANCE</w:t>
+        <w:t>② MAXIMUM PERFORMANCE</w:t>
+      </w:r>
+    </w:p>
+    <w:p>
+      <w:r>
+        <w:rPr>
+          <w:rFonts w:ascii="맑은 고딕" w:hAnsi="맑은 고딕" w:eastAsia="맑은 고딕"/>
+          <w:sz w:val="21"/>
+        </w:rPr>
+        <w:t>③ MAXIMUM AVAILABILITY</w:t>
       </w:r>
     </w:p>
     <w:p>
@@ -1625,7 +1891,7 @@
           <w:rFonts w:ascii="맑은 고딕" w:hAnsi="맑은 고딕" w:eastAsia="맑은 고딕"/>
           <w:sz w:val="21"/>
         </w:rPr>
-        <w:t>① 받는 쪽(목적지)</w:t>
+        <w:t>① 리스너</w:t>
       </w:r>
     </w:p>
     <w:p>
@@ -1652,7 +1918,7 @@
           <w:rFonts w:ascii="맑은 고딕" w:hAnsi="맑은 고딕" w:eastAsia="맑은 고딕"/>
           <w:sz w:val="21"/>
         </w:rPr>
-        <w:t>④ 리스너</w:t>
+        <w:t>④ 받는 쪽(목적지)</w:t>
       </w:r>
     </w:p>
     <w:p>
@@ -1787,16 +2053,16 @@
           <w:rFonts w:ascii="맑은 고딕" w:hAnsi="맑은 고딕" w:eastAsia="맑은 고딕"/>
           <w:sz w:val="21"/>
         </w:rPr>
-        <w:t>① LOG_FILE_NAME_CONVERT</w:t>
-      </w:r>
-    </w:p>
-    <w:p>
-      <w:r>
-        <w:rPr>
-          <w:rFonts w:ascii="맑은 고딕" w:hAnsi="맑은 고딕" w:eastAsia="맑은 고딕"/>
-          <w:sz w:val="21"/>
-        </w:rPr>
-        <w:t>② DB_FILE_NAME_CONVERT</w:t>
+        <w:t>① DB_FILE_NAME_CONVERT</w:t>
+      </w:r>
+    </w:p>
+    <w:p>
+      <w:r>
+        <w:rPr>
+          <w:rFonts w:ascii="맑은 고딕" w:hAnsi="맑은 고딕" w:eastAsia="맑은 고딕"/>
+          <w:sz w:val="21"/>
+        </w:rPr>
+        <w:t>② LOG_FILE_NAME_CONVERT</w:t>
       </w:r>
     </w:p>
     <w:p>
@@ -1832,43 +2098,57 @@
           <w:rFonts w:ascii="맑은 고딕" w:hAnsi="맑은 고딕" w:eastAsia="맑은 고딕"/>
           <w:sz w:val="21"/>
         </w:rPr>
-        <w:t>[중-14] Far Sync 리스너에서 `status UNKNOWN`이 뜻하는 것은?</w:t>
-      </w:r>
-    </w:p>
-    <w:p>
-      <w:r>
-        <w:rPr>
-          <w:rFonts w:ascii="맑은 고딕" w:hAnsi="맑은 고딕" w:eastAsia="맑은 고딕"/>
-          <w:sz w:val="21"/>
-        </w:rPr>
-        <w:t>① 정적 등록</w:t>
-      </w:r>
-    </w:p>
-    <w:p>
-      <w:r>
-        <w:rPr>
-          <w:rFonts w:ascii="맑은 고딕" w:hAnsi="맑은 고딕" w:eastAsia="맑은 고딕"/>
-          <w:sz w:val="21"/>
-        </w:rPr>
-        <w:t>② 인스턴스가 죽어 있다</w:t>
-      </w:r>
-    </w:p>
-    <w:p>
-      <w:r>
-        <w:rPr>
-          <w:rFonts w:ascii="맑은 고딕" w:hAnsi="맑은 고딕" w:eastAsia="맑은 고딕"/>
-          <w:sz w:val="21"/>
-        </w:rPr>
-        <w:t>③ 동적 등록</w:t>
-      </w:r>
-    </w:p>
-    <w:p>
-      <w:r>
-        <w:rPr>
-          <w:rFonts w:ascii="맑은 고딕" w:hAnsi="맑은 고딕" w:eastAsia="맑은 고딕"/>
-          <w:sz w:val="21"/>
-        </w:rPr>
-        <w:t>④ 서비스가 잘못 설정됐다</w:t>
+        <w:t xml:space="preserve">[중-14] Far Sync 리스너에서 </w:t>
+      </w:r>
+      <w:r>
+        <w:rPr>
+          <w:rFonts w:ascii="Consolas" w:hAnsi="Consolas" w:eastAsia="맑은 고딕"/>
+          <w:sz w:val="21"/>
+        </w:rPr>
+        <w:t xml:space="preserve">status UNKNOWN</w:t>
+      </w:r>
+      <w:r>
+        <w:rPr>
+          <w:rFonts w:ascii="맑은 고딕" w:hAnsi="맑은 고딕" w:eastAsia="맑은 고딕"/>
+          <w:sz w:val="21"/>
+        </w:rPr>
+        <w:t xml:space="preserve">이 뜻하는 것은?</w:t>
+      </w:r>
+    </w:p>
+    <w:p>
+      <w:r>
+        <w:rPr>
+          <w:rFonts w:ascii="맑은 고딕" w:hAnsi="맑은 고딕" w:eastAsia="맑은 고딕"/>
+          <w:sz w:val="21"/>
+        </w:rPr>
+        <w:t>① 서비스가 잘못 설정됐다</w:t>
+      </w:r>
+    </w:p>
+    <w:p>
+      <w:r>
+        <w:rPr>
+          <w:rFonts w:ascii="맑은 고딕" w:hAnsi="맑은 고딕" w:eastAsia="맑은 고딕"/>
+          <w:sz w:val="21"/>
+        </w:rPr>
+        <w:t>② 동적 등록</w:t>
+      </w:r>
+    </w:p>
+    <w:p>
+      <w:r>
+        <w:rPr>
+          <w:rFonts w:ascii="맑은 고딕" w:hAnsi="맑은 고딕" w:eastAsia="맑은 고딕"/>
+          <w:sz w:val="21"/>
+        </w:rPr>
+        <w:t>③ 인스턴스가 죽어 있다</w:t>
+      </w:r>
+    </w:p>
+    <w:p>
+      <w:r>
+        <w:rPr>
+          <w:rFonts w:ascii="맑은 고딕" w:hAnsi="맑은 고딕" w:eastAsia="맑은 고딕"/>
+          <w:sz w:val="21"/>
+        </w:rPr>
+        <w:t>④ 정적 등록</w:t>
       </w:r>
     </w:p>
     <w:p>
@@ -1895,34 +2175,34 @@
           <w:rFonts w:ascii="맑은 고딕" w:hAnsi="맑은 고딕" w:eastAsia="맑은 고딕"/>
           <w:sz w:val="21"/>
         </w:rPr>
-        <w:t>① 된다. 실측에서 status READY가 함께 나타났다</w:t>
-      </w:r>
-    </w:p>
-    <w:p>
-      <w:r>
-        <w:rPr>
-          <w:rFonts w:ascii="맑은 고딕" w:hAnsi="맑은 고딕" w:eastAsia="맑은 고딕"/>
-          <w:sz w:val="21"/>
-        </w:rPr>
-        <w:t>② 안 된다. 딕셔너리가 없다</w:t>
-      </w:r>
-    </w:p>
-    <w:p>
-      <w:r>
-        <w:rPr>
-          <w:rFonts w:ascii="맑은 고딕" w:hAnsi="맑은 고딕" w:eastAsia="맑은 고딕"/>
-          <w:sz w:val="21"/>
-        </w:rPr>
-        <w:t>③ MOUNTED에서는 안 된다</w:t>
-      </w:r>
-    </w:p>
-    <w:p>
-      <w:r>
-        <w:rPr>
-          <w:rFonts w:ascii="맑은 고딕" w:hAnsi="맑은 고딕" w:eastAsia="맑은 고딕"/>
-          <w:sz w:val="21"/>
-        </w:rPr>
-        <w:t>④ 리스너를 재기동해야만 된다</w:t>
+        <w:t>① MOUNTED에서는 안 된다</w:t>
+      </w:r>
+    </w:p>
+    <w:p>
+      <w:r>
+        <w:rPr>
+          <w:rFonts w:ascii="맑은 고딕" w:hAnsi="맑은 고딕" w:eastAsia="맑은 고딕"/>
+          <w:sz w:val="21"/>
+        </w:rPr>
+        <w:t>② 리스너를 재기동해야만 된다</w:t>
+      </w:r>
+    </w:p>
+    <w:p>
+      <w:r>
+        <w:rPr>
+          <w:rFonts w:ascii="맑은 고딕" w:hAnsi="맑은 고딕" w:eastAsia="맑은 고딕"/>
+          <w:sz w:val="21"/>
+        </w:rPr>
+        <w:t>③ 안 된다. 딕셔너리가 없다</w:t>
+      </w:r>
+    </w:p>
+    <w:p>
+      <w:r>
+        <w:rPr>
+          <w:rFonts w:ascii="맑은 고딕" w:hAnsi="맑은 고딕" w:eastAsia="맑은 고딕"/>
+          <w:sz w:val="21"/>
+        </w:rPr>
+        <w:t>④ 된다. 실측에서 status READY가 함께 나타났다</w:t>
       </w:r>
     </w:p>
     <w:p>
@@ -1949,7 +2229,7 @@
           <w:rFonts w:ascii="맑은 고딕" w:hAnsi="맑은 고딕" w:eastAsia="맑은 고딕"/>
           <w:sz w:val="21"/>
         </w:rPr>
-        <w:t>① 재기동 중과 원격 기동에는 동적 등록이 없다</w:t>
+        <w:t>① 보안 때문이다</w:t>
       </w:r>
     </w:p>
     <w:p>
@@ -1967,7 +2247,7 @@
           <w:rFonts w:ascii="맑은 고딕" w:hAnsi="맑은 고딕" w:eastAsia="맑은 고딕"/>
           <w:sz w:val="21"/>
         </w:rPr>
-        <w:t>③ 보안 때문이다</w:t>
+        <w:t>③ 재기동 중과 원격 기동에는 동적 등록이 없다</w:t>
       </w:r>
     </w:p>
     <w:p>
@@ -2003,25 +2283,25 @@
           <w:rFonts w:ascii="맑은 고딕" w:hAnsi="맑은 고딕" w:eastAsia="맑은 고딕"/>
           <w:sz w:val="21"/>
         </w:rPr>
-        <w:t>① 전달하는 쪽에 데이터 파일이 있는지 여부</w:t>
-      </w:r>
-    </w:p>
-    <w:p>
-      <w:r>
-        <w:rPr>
-          <w:rFonts w:ascii="맑은 고딕" w:hAnsi="맑은 고딕" w:eastAsia="맑은 고딕"/>
-          <w:sz w:val="21"/>
-        </w:rPr>
-        <w:t>② 전송 방식</w:t>
-      </w:r>
-    </w:p>
-    <w:p>
-      <w:r>
-        <w:rPr>
-          <w:rFonts w:ascii="맑은 고딕" w:hAnsi="맑은 고딕" w:eastAsia="맑은 고딕"/>
-          <w:sz w:val="21"/>
-        </w:rPr>
-        <w:t>③ 포트 번호</w:t>
+        <w:t>① 포트 번호</w:t>
+      </w:r>
+    </w:p>
+    <w:p>
+      <w:r>
+        <w:rPr>
+          <w:rFonts w:ascii="맑은 고딕" w:hAnsi="맑은 고딕" w:eastAsia="맑은 고딕"/>
+          <w:sz w:val="21"/>
+        </w:rPr>
+        <w:t>② 전달하는 쪽에 데이터 파일이 있는지 여부</w:t>
+      </w:r>
+    </w:p>
+    <w:p>
+      <w:r>
+        <w:rPr>
+          <w:rFonts w:ascii="맑은 고딕" w:hAnsi="맑은 고딕" w:eastAsia="맑은 고딕"/>
+          <w:sz w:val="21"/>
+        </w:rPr>
+        <w:t>③ 전송 방식</w:t>
       </w:r>
     </w:p>
     <w:p>
@@ -2048,43 +2328,57 @@
           <w:rFonts w:ascii="맑은 고딕" w:hAnsi="맑은 고딕" w:eastAsia="맑은 고딕"/>
           <w:sz w:val="21"/>
         </w:rPr>
-        <w:t>[중-18] 계단식 목적지에 `SYNC AFFIRM`을 주면 실측 결과는?</w:t>
-      </w:r>
-    </w:p>
-    <w:p>
-      <w:r>
-        <w:rPr>
-          <w:rFonts w:ascii="맑은 고딕" w:hAnsi="맑은 고딕" w:eastAsia="맑은 고딕"/>
-          <w:sz w:val="21"/>
-        </w:rPr>
-        <w:t>① 오류 없이 받아들여진다</w:t>
-      </w:r>
-    </w:p>
-    <w:p>
-      <w:r>
-        <w:rPr>
-          <w:rFonts w:ascii="맑은 고딕" w:hAnsi="맑은 고딕" w:eastAsia="맑은 고딕"/>
-          <w:sz w:val="21"/>
-        </w:rPr>
-        <w:t>② ORA-16966이 난다</w:t>
-      </w:r>
-    </w:p>
-    <w:p>
-      <w:r>
-        <w:rPr>
-          <w:rFonts w:ascii="맑은 고딕" w:hAnsi="맑은 고딕" w:eastAsia="맑은 고딕"/>
-          <w:sz w:val="21"/>
-        </w:rPr>
-        <w:t>③ STATUS가 ERROR가 된다</w:t>
-      </w:r>
-    </w:p>
-    <w:p>
-      <w:r>
-        <w:rPr>
-          <w:rFonts w:ascii="맑은 고딕" w:hAnsi="맑은 고딕" w:eastAsia="맑은 고딕"/>
-          <w:sz w:val="21"/>
-        </w:rPr>
-        <w:t>④ 인스턴스가 죽는다</w:t>
+        <w:t xml:space="preserve">[중-18] 계단식 목적지에 </w:t>
+      </w:r>
+      <w:r>
+        <w:rPr>
+          <w:rFonts w:ascii="Consolas" w:hAnsi="Consolas" w:eastAsia="맑은 고딕"/>
+          <w:sz w:val="21"/>
+        </w:rPr>
+        <w:t xml:space="preserve">SYNC AFFIRM</w:t>
+      </w:r>
+      <w:r>
+        <w:rPr>
+          <w:rFonts w:ascii="맑은 고딕" w:hAnsi="맑은 고딕" w:eastAsia="맑은 고딕"/>
+          <w:sz w:val="21"/>
+        </w:rPr>
+        <w:t xml:space="preserve">을 주면 실측 결과는?</w:t>
+      </w:r>
+    </w:p>
+    <w:p>
+      <w:r>
+        <w:rPr>
+          <w:rFonts w:ascii="맑은 고딕" w:hAnsi="맑은 고딕" w:eastAsia="맑은 고딕"/>
+          <w:sz w:val="21"/>
+        </w:rPr>
+        <w:t>① STATUS가 ERROR가 된다</w:t>
+      </w:r>
+    </w:p>
+    <w:p>
+      <w:r>
+        <w:rPr>
+          <w:rFonts w:ascii="맑은 고딕" w:hAnsi="맑은 고딕" w:eastAsia="맑은 고딕"/>
+          <w:sz w:val="21"/>
+        </w:rPr>
+        <w:t>② 인스턴스가 죽는다</w:t>
+      </w:r>
+    </w:p>
+    <w:p>
+      <w:r>
+        <w:rPr>
+          <w:rFonts w:ascii="맑은 고딕" w:hAnsi="맑은 고딕" w:eastAsia="맑은 고딕"/>
+          <w:sz w:val="21"/>
+        </w:rPr>
+        <w:t>③ 오류 없이 받아들여진다</w:t>
+      </w:r>
+    </w:p>
+    <w:p>
+      <w:r>
+        <w:rPr>
+          <w:rFonts w:ascii="맑은 고딕" w:hAnsi="맑은 고딕" w:eastAsia="맑은 고딕"/>
+          <w:sz w:val="21"/>
+        </w:rPr>
+        <w:t>④ ORA-16966이 난다</w:t>
       </w:r>
     </w:p>
     <w:p>
@@ -2111,7 +2405,7 @@
           <w:rFonts w:ascii="맑은 고딕" w:hAnsi="맑은 고딕" w:eastAsia="맑은 고딕"/>
           <w:sz w:val="21"/>
         </w:rPr>
-        <w:t>① ASYNC</w:t>
+        <w:t>① SYNC NOAFFIRM</w:t>
       </w:r>
     </w:p>
     <w:p>
@@ -2129,16 +2423,16 @@
           <w:rFonts w:ascii="맑은 고딕" w:hAnsi="맑은 고딕" w:eastAsia="맑은 고딕"/>
           <w:sz w:val="21"/>
         </w:rPr>
-        <w:t>③ SYNC NOAFFIRM</w:t>
-      </w:r>
-    </w:p>
-    <w:p>
-      <w:r>
-        <w:rPr>
-          <w:rFonts w:ascii="맑은 고딕" w:hAnsi="맑은 고딕" w:eastAsia="맑은 고딕"/>
-          <w:sz w:val="21"/>
-        </w:rPr>
-        <w:t>④ ARCH</w:t>
+        <w:t>③ ARCH</w:t>
+      </w:r>
+    </w:p>
+    <w:p>
+      <w:r>
+        <w:rPr>
+          <w:rFonts w:ascii="맑은 고딕" w:hAnsi="맑은 고딕" w:eastAsia="맑은 고딕"/>
+          <w:sz w:val="21"/>
+        </w:rPr>
+        <w:t>④ ASYNC</w:t>
       </w:r>
     </w:p>
     <w:p>
@@ -2165,25 +2459,25 @@
           <w:rFonts w:ascii="맑은 고딕" w:hAnsi="맑은 고딕" w:eastAsia="맑은 고딕"/>
           <w:sz w:val="21"/>
         </w:rPr>
-        <w:t>① 보호 모드를 먼저 내리고 동기 목적지를 바꾼다</w:t>
-      </w:r>
-    </w:p>
-    <w:p>
-      <w:r>
-        <w:rPr>
-          <w:rFonts w:ascii="맑은 고딕" w:hAnsi="맑은 고딕" w:eastAsia="맑은 고딕"/>
-          <w:sz w:val="21"/>
-        </w:rPr>
-        <w:t>② 동기 목적지를 먼저 없애고 보호 모드를 내린다</w:t>
-      </w:r>
-    </w:p>
-    <w:p>
-      <w:r>
-        <w:rPr>
-          <w:rFonts w:ascii="맑은 고딕" w:hAnsi="맑은 고딕" w:eastAsia="맑은 고딕"/>
-          <w:sz w:val="21"/>
-        </w:rPr>
-        <w:t>③ 동시에 한다</w:t>
+        <w:t>① 동시에 한다</w:t>
+      </w:r>
+    </w:p>
+    <w:p>
+      <w:r>
+        <w:rPr>
+          <w:rFonts w:ascii="맑은 고딕" w:hAnsi="맑은 고딕" w:eastAsia="맑은 고딕"/>
+          <w:sz w:val="21"/>
+        </w:rPr>
+        <w:t>② 보호 모드를 먼저 내리고 동기 목적지를 바꾼다</w:t>
+      </w:r>
+    </w:p>
+    <w:p>
+      <w:r>
+        <w:rPr>
+          <w:rFonts w:ascii="맑은 고딕" w:hAnsi="맑은 고딕" w:eastAsia="맑은 고딕"/>
+          <w:sz w:val="21"/>
+        </w:rPr>
+        <w:t>③ 동기 목적지를 먼저 없애고 보호 모드를 내린다</w:t>
       </w:r>
     </w:p>
     <w:p>
@@ -2245,16 +2539,16 @@
           <w:rFonts w:ascii="맑은 고딕" w:hAnsi="맑은 고딕" w:eastAsia="맑은 고딕"/>
           <w:sz w:val="21"/>
         </w:rPr>
-        <w:t>③ LOG_FILE_NAME_CONVERT가 크기도 옮긴다</w:t>
-      </w:r>
-    </w:p>
-    <w:p>
-      <w:r>
-        <w:rPr>
-          <w:rFonts w:ascii="맑은 고딕" w:hAnsi="맑은 고딕" w:eastAsia="맑은 고딕"/>
-          <w:sz w:val="21"/>
-        </w:rPr>
-        <w:t>④ FAL_SERVER가 알려 준다</w:t>
+        <w:t>③ FAL_SERVER가 알려 준다</w:t>
+      </w:r>
+    </w:p>
+    <w:p>
+      <w:r>
+        <w:rPr>
+          <w:rFonts w:ascii="맑은 고딕" w:hAnsi="맑은 고딕" w:eastAsia="맑은 고딕"/>
+          <w:sz w:val="21"/>
+        </w:rPr>
+        <w:t>④ LOG_FILE_NAME_CONVERT가 크기도 옮긴다</w:t>
       </w:r>
     </w:p>
     <w:p>
@@ -2272,16 +2566,44 @@
           <w:rFonts w:ascii="맑은 고딕" w:hAnsi="맑은 고딕" w:eastAsia="맑은 고딕"/>
           <w:sz w:val="21"/>
         </w:rPr>
-        <w:t>[상-02] `V$LOGFILE`에는 ONLINE 3개가 있는데 `V$LOG`가 0행인 이유는?</w:t>
-      </w:r>
-    </w:p>
-    <w:p>
-      <w:r>
-        <w:rPr>
-          <w:rFonts w:ascii="맑은 고딕" w:hAnsi="맑은 고딕" w:eastAsia="맑은 고딕"/>
-          <w:sz w:val="21"/>
-        </w:rPr>
-        <w:t>① 두 뷰가 보는 것이 다르다 — 정의와 실제 그룹</w:t>
+        <w:t xml:space="preserve">[상-02] </w:t>
+      </w:r>
+      <w:r>
+        <w:rPr>
+          <w:rFonts w:ascii="Consolas" w:hAnsi="Consolas" w:eastAsia="맑은 고딕"/>
+          <w:sz w:val="21"/>
+        </w:rPr>
+        <w:t xml:space="preserve">V$LOGFILE</w:t>
+      </w:r>
+      <w:r>
+        <w:rPr>
+          <w:rFonts w:ascii="맑은 고딕" w:hAnsi="맑은 고딕" w:eastAsia="맑은 고딕"/>
+          <w:sz w:val="21"/>
+        </w:rPr>
+        <w:t xml:space="preserve">에는 ONLINE 3개가 있는데 </w:t>
+      </w:r>
+      <w:r>
+        <w:rPr>
+          <w:rFonts w:ascii="Consolas" w:hAnsi="Consolas" w:eastAsia="맑은 고딕"/>
+          <w:sz w:val="21"/>
+        </w:rPr>
+        <w:t xml:space="preserve">V$LOG</w:t>
+      </w:r>
+      <w:r>
+        <w:rPr>
+          <w:rFonts w:ascii="맑은 고딕" w:hAnsi="맑은 고딕" w:eastAsia="맑은 고딕"/>
+          <w:sz w:val="21"/>
+        </w:rPr>
+        <w:t xml:space="preserve">가 0행인 이유는?</w:t>
+      </w:r>
+    </w:p>
+    <w:p>
+      <w:r>
+        <w:rPr>
+          <w:rFonts w:ascii="맑은 고딕" w:hAnsi="맑은 고딕" w:eastAsia="맑은 고딕"/>
+          <w:sz w:val="21"/>
+        </w:rPr>
+        <w:t>① 온라인 로그가 손상됐다</w:t>
       </w:r>
     </w:p>
     <w:p>
@@ -2299,7 +2621,7 @@
           <w:rFonts w:ascii="맑은 고딕" w:hAnsi="맑은 고딕" w:eastAsia="맑은 고딕"/>
           <w:sz w:val="21"/>
         </w:rPr>
-        <w:t>③ 온라인 로그가 손상됐다</w:t>
+        <w:t>③ 두 뷰가 보는 것이 다르다 — 정의와 실제 그룹</w:t>
       </w:r>
     </w:p>
     <w:p>
@@ -2326,7 +2648,35 @@
           <w:rFonts w:ascii="맑은 고딕" w:hAnsi="맑은 고딕" w:eastAsia="맑은 고딕"/>
           <w:sz w:val="21"/>
         </w:rPr>
-        <w:t>[상-03] `ADD` 대신 `CLEAR`를 쓰는 이유로 가장 적절한 것은?</w:t>
+        <w:t xml:space="preserve">[상-03] </w:t>
+      </w:r>
+      <w:r>
+        <w:rPr>
+          <w:rFonts w:ascii="Consolas" w:hAnsi="Consolas" w:eastAsia="맑은 고딕"/>
+          <w:sz w:val="21"/>
+        </w:rPr>
+        <w:t xml:space="preserve">ADD</w:t>
+      </w:r>
+      <w:r>
+        <w:rPr>
+          <w:rFonts w:ascii="맑은 고딕" w:hAnsi="맑은 고딕" w:eastAsia="맑은 고딕"/>
+          <w:sz w:val="21"/>
+        </w:rPr>
+        <w:t xml:space="preserve"> 대신 </w:t>
+      </w:r>
+      <w:r>
+        <w:rPr>
+          <w:rFonts w:ascii="Consolas" w:hAnsi="Consolas" w:eastAsia="맑은 고딕"/>
+          <w:sz w:val="21"/>
+        </w:rPr>
+        <w:t xml:space="preserve">CLEAR</w:t>
+      </w:r>
+      <w:r>
+        <w:rPr>
+          <w:rFonts w:ascii="맑은 고딕" w:hAnsi="맑은 고딕" w:eastAsia="맑은 고딕"/>
+          <w:sz w:val="21"/>
+        </w:rPr>
+        <w:t xml:space="preserve">를 쓰는 이유로 가장 적절한 것은?</w:t>
       </w:r>
     </w:p>
     <w:p>
@@ -2407,16 +2757,16 @@
           <w:rFonts w:ascii="맑은 고딕" w:hAnsi="맑은 고딕" w:eastAsia="맑은 고딕"/>
           <w:sz w:val="21"/>
         </w:rPr>
-        <w:t>③ /u01/app/oracle/diag/rdbms/chicago/chicago</w:t>
-      </w:r>
-    </w:p>
-    <w:p>
-      <w:r>
-        <w:rPr>
-          <w:rFonts w:ascii="맑은 고딕" w:hAnsi="맑은 고딕" w:eastAsia="맑은 고딕"/>
-          <w:sz w:val="21"/>
-        </w:rPr>
-        <w:t>④ /u01/app/oracle/diag/rdbms/farsync/chicago</w:t>
+        <w:t>③ /u01/app/oracle/diag/rdbms/farsync/chicago</w:t>
+      </w:r>
+    </w:p>
+    <w:p>
+      <w:r>
+        <w:rPr>
+          <w:rFonts w:ascii="맑은 고딕" w:hAnsi="맑은 고딕" w:eastAsia="맑은 고딕"/>
+          <w:sz w:val="21"/>
+        </w:rPr>
+        <w:t>④ /u01/app/oracle/diag/rdbms/chicago/chicago</w:t>
       </w:r>
     </w:p>
     <w:p>
@@ -2443,34 +2793,34 @@
           <w:rFonts w:ascii="맑은 고딕" w:hAnsi="맑은 고딕" w:eastAsia="맑은 고딕"/>
           <w:sz w:val="21"/>
         </w:rPr>
-        <w:t>① V$DIAG_INFO를 조회한다</w:t>
-      </w:r>
-    </w:p>
-    <w:p>
-      <w:r>
-        <w:rPr>
-          <w:rFonts w:ascii="맑은 고딕" w:hAnsi="맑은 고딕" w:eastAsia="맑은 고딕"/>
-          <w:sz w:val="21"/>
-        </w:rPr>
-        <w:t>② 경로 규칙을 외운다</w:t>
-      </w:r>
-    </w:p>
-    <w:p>
-      <w:r>
-        <w:rPr>
-          <w:rFonts w:ascii="맑은 고딕" w:hAnsi="맑은 고딕" w:eastAsia="맑은 고딕"/>
-          <w:sz w:val="21"/>
-        </w:rPr>
-        <w:t>③ find로 찾는다</w:t>
-      </w:r>
-    </w:p>
-    <w:p>
-      <w:r>
-        <w:rPr>
-          <w:rFonts w:ascii="맑은 고딕" w:hAnsi="맑은 고딕" w:eastAsia="맑은 고딕"/>
-          <w:sz w:val="21"/>
-        </w:rPr>
-        <w:t>④ DIAGNOSTIC_DEST를 본다</w:t>
+        <w:t>① find로 찾는다</w:t>
+      </w:r>
+    </w:p>
+    <w:p>
+      <w:r>
+        <w:rPr>
+          <w:rFonts w:ascii="맑은 고딕" w:hAnsi="맑은 고딕" w:eastAsia="맑은 고딕"/>
+          <w:sz w:val="21"/>
+        </w:rPr>
+        <w:t>② DIAGNOSTIC_DEST를 본다</w:t>
+      </w:r>
+    </w:p>
+    <w:p>
+      <w:r>
+        <w:rPr>
+          <w:rFonts w:ascii="맑은 고딕" w:hAnsi="맑은 고딕" w:eastAsia="맑은 고딕"/>
+          <w:sz w:val="21"/>
+        </w:rPr>
+        <w:t>③ 경로 규칙을 외운다</w:t>
+      </w:r>
+    </w:p>
+    <w:p>
+      <w:r>
+        <w:rPr>
+          <w:rFonts w:ascii="맑은 고딕" w:hAnsi="맑은 고딕" w:eastAsia="맑은 고딕"/>
+          <w:sz w:val="21"/>
+        </w:rPr>
+        <w:t>④ V$DIAG_INFO를 조회한다</w:t>
       </w:r>
     </w:p>
     <w:p>
@@ -2488,7 +2838,49 @@
           <w:rFonts w:ascii="맑은 고딕" w:hAnsi="맑은 고딕" w:eastAsia="맑은 고딕"/>
           <w:sz w:val="21"/>
         </w:rPr>
-        <w:t>[상-06] `VALID_NOW`가 `WRONG VALID_TYPE`일 때 `STATUS` 값은?</w:t>
+        <w:t xml:space="preserve">[상-06] </w:t>
+      </w:r>
+      <w:r>
+        <w:rPr>
+          <w:rFonts w:ascii="Consolas" w:hAnsi="Consolas" w:eastAsia="맑은 고딕"/>
+          <w:sz w:val="21"/>
+        </w:rPr>
+        <w:t xml:space="preserve">VALID_NOW</w:t>
+      </w:r>
+      <w:r>
+        <w:rPr>
+          <w:rFonts w:ascii="맑은 고딕" w:hAnsi="맑은 고딕" w:eastAsia="맑은 고딕"/>
+          <w:sz w:val="21"/>
+        </w:rPr>
+        <w:t xml:space="preserve">가 </w:t>
+      </w:r>
+      <w:r>
+        <w:rPr>
+          <w:rFonts w:ascii="Consolas" w:hAnsi="Consolas" w:eastAsia="맑은 고딕"/>
+          <w:sz w:val="21"/>
+        </w:rPr>
+        <w:t xml:space="preserve">WRONG VALID_TYPE</w:t>
+      </w:r>
+      <w:r>
+        <w:rPr>
+          <w:rFonts w:ascii="맑은 고딕" w:hAnsi="맑은 고딕" w:eastAsia="맑은 고딕"/>
+          <w:sz w:val="21"/>
+        </w:rPr>
+        <w:t xml:space="preserve">일 때 </w:t>
+      </w:r>
+      <w:r>
+        <w:rPr>
+          <w:rFonts w:ascii="Consolas" w:hAnsi="Consolas" w:eastAsia="맑은 고딕"/>
+          <w:sz w:val="21"/>
+        </w:rPr>
+        <w:t xml:space="preserve">STATUS</w:t>
+      </w:r>
+      <w:r>
+        <w:rPr>
+          <w:rFonts w:ascii="맑은 고딕" w:hAnsi="맑은 고딕" w:eastAsia="맑은 고딕"/>
+          <w:sz w:val="21"/>
+        </w:rPr>
+        <w:t xml:space="preserve"> 값은?</w:t>
       </w:r>
     </w:p>
     <w:p>
@@ -2515,16 +2907,16 @@
           <w:rFonts w:ascii="맑은 고딕" w:hAnsi="맑은 고딕" w:eastAsia="맑은 고딕"/>
           <w:sz w:val="21"/>
         </w:rPr>
-        <w:t>③ BAD PARAM</w:t>
-      </w:r>
-    </w:p>
-    <w:p>
-      <w:r>
-        <w:rPr>
-          <w:rFonts w:ascii="맑은 고딕" w:hAnsi="맑은 고딕" w:eastAsia="맑은 고딕"/>
-          <w:sz w:val="21"/>
-        </w:rPr>
-        <w:t>④ INACTIVE</w:t>
+        <w:t>③ INACTIVE</w:t>
+      </w:r>
+    </w:p>
+    <w:p>
+      <w:r>
+        <w:rPr>
+          <w:rFonts w:ascii="맑은 고딕" w:hAnsi="맑은 고딕" w:eastAsia="맑은 고딕"/>
+          <w:sz w:val="21"/>
+        </w:rPr>
+        <w:t>④ BAD PARAM</w:t>
       </w:r>
     </w:p>
     <w:p>
@@ -2542,7 +2934,21 @@
           <w:rFonts w:ascii="맑은 고딕" w:hAnsi="맑은 고딕" w:eastAsia="맑은 고딕"/>
           <w:sz w:val="21"/>
         </w:rPr>
-        <w:t>[상-07] 목적지를 막 설정한 직후 `VALID_NOW` 값은?</w:t>
+        <w:t xml:space="preserve">[상-07] 목적지를 막 설정한 직후 </w:t>
+      </w:r>
+      <w:r>
+        <w:rPr>
+          <w:rFonts w:ascii="Consolas" w:hAnsi="Consolas" w:eastAsia="맑은 고딕"/>
+          <w:sz w:val="21"/>
+        </w:rPr>
+        <w:t xml:space="preserve">VALID_NOW</w:t>
+      </w:r>
+      <w:r>
+        <w:rPr>
+          <w:rFonts w:ascii="맑은 고딕" w:hAnsi="맑은 고딕" w:eastAsia="맑은 고딕"/>
+          <w:sz w:val="21"/>
+        </w:rPr>
+        <w:t xml:space="preserve"> 값은?</w:t>
       </w:r>
     </w:p>
     <w:p>
@@ -2560,25 +2966,25 @@
           <w:rFonts w:ascii="맑은 고딕" w:hAnsi="맑은 고딕" w:eastAsia="맑은 고딕"/>
           <w:sz w:val="21"/>
         </w:rPr>
-        <w:t>② YES</w:t>
-      </w:r>
-    </w:p>
-    <w:p>
-      <w:r>
-        <w:rPr>
-          <w:rFonts w:ascii="맑은 고딕" w:hAnsi="맑은 고딕" w:eastAsia="맑은 고딕"/>
-          <w:sz w:val="21"/>
-        </w:rPr>
-        <w:t>③ NO</w:t>
-      </w:r>
-    </w:p>
-    <w:p>
-      <w:r>
-        <w:rPr>
-          <w:rFonts w:ascii="맑은 고딕" w:hAnsi="맑은 고딕" w:eastAsia="맑은 고딕"/>
-          <w:sz w:val="21"/>
-        </w:rPr>
-        <w:t>④ WRONG VALID_TYPE</w:t>
+        <w:t>② NO</w:t>
+      </w:r>
+    </w:p>
+    <w:p>
+      <w:r>
+        <w:rPr>
+          <w:rFonts w:ascii="맑은 고딕" w:hAnsi="맑은 고딕" w:eastAsia="맑은 고딕"/>
+          <w:sz w:val="21"/>
+        </w:rPr>
+        <w:t>③ WRONG VALID_TYPE</w:t>
+      </w:r>
+    </w:p>
+    <w:p>
+      <w:r>
+        <w:rPr>
+          <w:rFonts w:ascii="맑은 고딕" w:hAnsi="맑은 고딕" w:eastAsia="맑은 고딕"/>
+          <w:sz w:val="21"/>
+        </w:rPr>
+        <w:t>④ YES</w:t>
       </w:r>
     </w:p>
     <w:p>
@@ -2596,16 +3002,30 @@
           <w:rFonts w:ascii="맑은 고딕" w:hAnsi="맑은 고딕" w:eastAsia="맑은 고딕"/>
           <w:sz w:val="21"/>
         </w:rPr>
-        <w:t>[상-08] Far Sync를 잃으면 `MAXIMUM AVAILABILITY`에서 일어나는 일은?</w:t>
-      </w:r>
-    </w:p>
-    <w:p>
-      <w:r>
-        <w:rPr>
-          <w:rFonts w:ascii="맑은 고딕" w:hAnsi="맑은 고딕" w:eastAsia="맑은 고딕"/>
-          <w:sz w:val="21"/>
-        </w:rPr>
-        <w:t>① 보호 수준이 떨어지지만 Primary는 계속 동작한다</w:t>
+        <w:t xml:space="preserve">[상-08] Far Sync를 잃으면 </w:t>
+      </w:r>
+      <w:r>
+        <w:rPr>
+          <w:rFonts w:ascii="Consolas" w:hAnsi="Consolas" w:eastAsia="맑은 고딕"/>
+          <w:sz w:val="21"/>
+        </w:rPr>
+        <w:t xml:space="preserve">MAXIMUM AVAILABILITY</w:t>
+      </w:r>
+      <w:r>
+        <w:rPr>
+          <w:rFonts w:ascii="맑은 고딕" w:hAnsi="맑은 고딕" w:eastAsia="맑은 고딕"/>
+          <w:sz w:val="21"/>
+        </w:rPr>
+        <w:t xml:space="preserve">에서 일어나는 일은?</w:t>
+      </w:r>
+    </w:p>
+    <w:p>
+      <w:r>
+        <w:rPr>
+          <w:rFonts w:ascii="맑은 고딕" w:hAnsi="맑은 고딕" w:eastAsia="맑은 고딕"/>
+          <w:sz w:val="21"/>
+        </w:rPr>
+        <w:t>① 자동으로 Standby 직결로 전환된다</w:t>
       </w:r>
     </w:p>
     <w:p>
@@ -2623,16 +3043,16 @@
           <w:rFonts w:ascii="맑은 고딕" w:hAnsi="맑은 고딕" w:eastAsia="맑은 고딕"/>
           <w:sz w:val="21"/>
         </w:rPr>
-        <w:t>③ 자동으로 Standby 직결로 전환된다</w:t>
-      </w:r>
-    </w:p>
-    <w:p>
-      <w:r>
-        <w:rPr>
-          <w:rFonts w:ascii="맑은 고딕" w:hAnsi="맑은 고딕" w:eastAsia="맑은 고딕"/>
-          <w:sz w:val="21"/>
-        </w:rPr>
-        <w:t>④ Standby가 Primary로 승격된다</w:t>
+        <w:t>③ Standby가 Primary로 승격된다</w:t>
+      </w:r>
+    </w:p>
+    <w:p>
+      <w:r>
+        <w:rPr>
+          <w:rFonts w:ascii="맑은 고딕" w:hAnsi="맑은 고딕" w:eastAsia="맑은 고딕"/>
+          <w:sz w:val="21"/>
+        </w:rPr>
+        <w:t>④ 보호 수준이 떨어지지만 Primary는 계속 동작한다</w:t>
       </w:r>
     </w:p>
     <w:p>
@@ -2650,43 +3070,57 @@
           <w:rFonts w:ascii="맑은 고딕" w:hAnsi="맑은 고딕" w:eastAsia="맑은 고딕"/>
           <w:sz w:val="21"/>
         </w:rPr>
-        <w:t>[상-09] `SYNC NOAFFIRM`이 무손실 목표에 부적합한 이유는?</w:t>
-      </w:r>
-    </w:p>
-    <w:p>
-      <w:r>
-        <w:rPr>
-          <w:rFonts w:ascii="맑은 고딕" w:hAnsi="맑은 고딕" w:eastAsia="맑은 고딕"/>
-          <w:sz w:val="21"/>
-        </w:rPr>
-        <w:t>① 받는 쪽이 디스크에 쓰기 전에 응답한다</w:t>
-      </w:r>
-    </w:p>
-    <w:p>
-      <w:r>
-        <w:rPr>
-          <w:rFonts w:ascii="맑은 고딕" w:hAnsi="맑은 고딕" w:eastAsia="맑은 고딕"/>
-          <w:sz w:val="21"/>
-        </w:rPr>
-        <w:t>② 응답을 기다리지 않는다</w:t>
-      </w:r>
-    </w:p>
-    <w:p>
-      <w:r>
-        <w:rPr>
-          <w:rFonts w:ascii="맑은 고딕" w:hAnsi="맑은 고딕" w:eastAsia="맑은 고딕"/>
-          <w:sz w:val="21"/>
-        </w:rPr>
-        <w:t>③ 아카이브를 남기지 않는다</w:t>
-      </w:r>
-    </w:p>
-    <w:p>
-      <w:r>
-        <w:rPr>
-          <w:rFonts w:ascii="맑은 고딕" w:hAnsi="맑은 고딕" w:eastAsia="맑은 고딕"/>
-          <w:sz w:val="21"/>
-        </w:rPr>
-        <w:t>④ SRL을 쓰지 않는다</w:t>
+        <w:t xml:space="preserve">[상-09] </w:t>
+      </w:r>
+      <w:r>
+        <w:rPr>
+          <w:rFonts w:ascii="Consolas" w:hAnsi="Consolas" w:eastAsia="맑은 고딕"/>
+          <w:sz w:val="21"/>
+        </w:rPr>
+        <w:t xml:space="preserve">SYNC NOAFFIRM</w:t>
+      </w:r>
+      <w:r>
+        <w:rPr>
+          <w:rFonts w:ascii="맑은 고딕" w:hAnsi="맑은 고딕" w:eastAsia="맑은 고딕"/>
+          <w:sz w:val="21"/>
+        </w:rPr>
+        <w:t xml:space="preserve">이 무손실 목표에 부적합한 이유는?</w:t>
+      </w:r>
+    </w:p>
+    <w:p>
+      <w:r>
+        <w:rPr>
+          <w:rFonts w:ascii="맑은 고딕" w:hAnsi="맑은 고딕" w:eastAsia="맑은 고딕"/>
+          <w:sz w:val="21"/>
+        </w:rPr>
+        <w:t>① SRL을 쓰지 않는다</w:t>
+      </w:r>
+    </w:p>
+    <w:p>
+      <w:r>
+        <w:rPr>
+          <w:rFonts w:ascii="맑은 고딕" w:hAnsi="맑은 고딕" w:eastAsia="맑은 고딕"/>
+          <w:sz w:val="21"/>
+        </w:rPr>
+        <w:t>② 아카이브를 남기지 않는다</w:t>
+      </w:r>
+    </w:p>
+    <w:p>
+      <w:r>
+        <w:rPr>
+          <w:rFonts w:ascii="맑은 고딕" w:hAnsi="맑은 고딕" w:eastAsia="맑은 고딕"/>
+          <w:sz w:val="21"/>
+        </w:rPr>
+        <w:t>③ 응답을 기다리지 않는다</w:t>
+      </w:r>
+    </w:p>
+    <w:p>
+      <w:r>
+        <w:rPr>
+          <w:rFonts w:ascii="맑은 고딕" w:hAnsi="맑은 고딕" w:eastAsia="맑은 고딕"/>
+          <w:sz w:val="21"/>
+        </w:rPr>
+        <w:t>④ 받는 쪽이 디스크에 쓰기 전에 응답한다</w:t>
       </w:r>
     </w:p>
     <w:p>
@@ -2713,16 +3147,16 @@
           <w:rFonts w:ascii="맑은 고딕" w:hAnsi="맑은 고딕" w:eastAsia="맑은 고딕"/>
           <w:sz w:val="21"/>
         </w:rPr>
-        <w:t>① 동시 소실을 피할 만큼 떨어지되 동기 전송의 이점이 남을 만큼 가깝게</w:t>
-      </w:r>
-    </w:p>
-    <w:p>
-      <w:r>
-        <w:rPr>
-          <w:rFonts w:ascii="맑은 고딕" w:hAnsi="맑은 고딕" w:eastAsia="맑은 고딕"/>
-          <w:sz w:val="21"/>
-        </w:rPr>
-        <w:t>② 가능한 한 Primary와 같은 랙에</w:t>
+        <w:t>① 위치는 성능에 영향을 주지 않는다</w:t>
+      </w:r>
+    </w:p>
+    <w:p>
+      <w:r>
+        <w:rPr>
+          <w:rFonts w:ascii="맑은 고딕" w:hAnsi="맑은 고딕" w:eastAsia="맑은 고딕"/>
+          <w:sz w:val="21"/>
+        </w:rPr>
+        <w:t>② 동시 소실을 피할 만큼 떨어지되 동기 전송의 이점이 남을 만큼 가깝게</w:t>
       </w:r>
     </w:p>
     <w:p>
@@ -2740,10 +3174,12 @@
           <w:rFonts w:ascii="맑은 고딕" w:hAnsi="맑은 고딕" w:eastAsia="맑은 고딕"/>
           <w:sz w:val="21"/>
         </w:rPr>
-        <w:t>④ 위치는 성능에 영향을 주지 않는다</w:t>
+        <w:t>④ 가능한 한 Primary와 같은 랙에</w:t>
       </w:r>
     </w:p>
     <w:sectPr>
+      <w:headerReference w:type="default" r:id="rId9"/>
+      <w:footerReference w:type="default" r:id="rId10"/>
       <w:pgSz w:w="12240" w:h="15840"/>
       <w:pgMar w:top="1440" w:right="1800" w:bottom="1440" w:left="1800" w:header="720" w:footer="720" w:gutter="0"/>
       <w:cols w:space="720"/>
@@ -2751,6 +3187,26 @@
     </w:sectPr>
   </w:body>
 </w:document>
+</file>
+
+<file path=word/footer1.xml><?xml version="1.0" encoding="utf-8"?>
+<w:ftr xmlns:m="http://schemas.openxmlformats.org/officeDocument/2006/math" xmlns:mc="http://schemas.openxmlformats.org/markup-compatibility/2006" xmlns:mo="http://schemas.microsoft.com/office/mac/office/2008/main" xmlns:mv="urn:schemas-microsoft-com:mac:vml" xmlns:o="urn:schemas-microsoft-com:office:office" xmlns:r="http://schemas.openxmlformats.org/officeDocument/2006/relationships" xmlns:v="urn:schemas-microsoft-com:vml" xmlns:w10="urn:schemas-microsoft-com:office:word" xmlns:w14="http://schemas.microsoft.com/office/word/2010/wordml" xmlns:w="http://schemas.openxmlformats.org/wordprocessingml/2006/main" xmlns:wne="http://schemas.microsoft.com/office/word/2006/wordml" xmlns:wp14="http://schemas.microsoft.com/office/word/2010/wordprocessingDrawing" xmlns:wp="http://schemas.openxmlformats.org/drawingml/2006/wordprocessingDrawing" xmlns:wpc="http://schemas.microsoft.com/office/word/2010/wordprocessingCanvas" xmlns:wpg="http://schemas.microsoft.com/office/word/2010/wordprocessingGroup" xmlns:wpi="http://schemas.microsoft.com/office/word/2010/wordprocessingInk" xmlns:wps="http://schemas.microsoft.com/office/word/2010/wordprocessingShape" mc:Ignorable="w14 wp14">
+  <w:p>
+    <w:pPr>
+      <w:pStyle w:val="Footer"/>
+    </w:pPr>
+  </w:p>
+</w:ftr>
+</file>
+
+<file path=word/header1.xml><?xml version="1.0" encoding="utf-8"?>
+<w:hdr xmlns:m="http://schemas.openxmlformats.org/officeDocument/2006/math" xmlns:mc="http://schemas.openxmlformats.org/markup-compatibility/2006" xmlns:mo="http://schemas.microsoft.com/office/mac/office/2008/main" xmlns:mv="urn:schemas-microsoft-com:mac:vml" xmlns:o="urn:schemas-microsoft-com:office:office" xmlns:r="http://schemas.openxmlformats.org/officeDocument/2006/relationships" xmlns:v="urn:schemas-microsoft-com:vml" xmlns:w10="urn:schemas-microsoft-com:office:word" xmlns:w14="http://schemas.microsoft.com/office/word/2010/wordml" xmlns:w="http://schemas.openxmlformats.org/wordprocessingml/2006/main" xmlns:wne="http://schemas.microsoft.com/office/word/2006/wordml" xmlns:wp14="http://schemas.microsoft.com/office/word/2010/wordprocessingDrawing" xmlns:wp="http://schemas.openxmlformats.org/drawingml/2006/wordprocessingDrawing" xmlns:wpc="http://schemas.microsoft.com/office/word/2010/wordprocessingCanvas" xmlns:wpg="http://schemas.microsoft.com/office/word/2010/wordprocessingGroup" xmlns:wpi="http://schemas.microsoft.com/office/word/2010/wordprocessingInk" xmlns:wps="http://schemas.microsoft.com/office/word/2010/wordprocessingShape" mc:Ignorable="w14 wp14">
+  <w:p>
+    <w:pPr>
+      <w:pStyle w:val="Header"/>
+    </w:pPr>
+  </w:p>
+</w:hdr>
 </file>
 
 <file path=word/numbering.xml><?xml version="1.0" encoding="utf-8"?>
